--- a/Documenti finali/ANALISI_Identita-Profilazione-IAM_v0.6.docx
+++ b/Documenti finali/ANALISI_Identita-Profilazione-IAM_v0.6.docx
@@ -783,11 +783,6 @@
               </w:rPr>
               <w:t>0.6</w:t>
             </w:r>
-            <w:r>
-              <w:rPr>
-                <w:lang w:val="it-IT"/>
-              </w:rPr>
-            </w:r>
           </w:p>
         </w:tc>
       </w:tr>
@@ -851,11 +846,6 @@
                 <w:lang w:val="it-IT"/>
               </w:rPr>
               <w:t>ANALISI_Identita-Profilazione-IAM_v0.6</w:t>
-            </w:r>
-            <w:r>
-              <w:rPr>
-                <w:lang w:val="it-IT"/>
-              </w:rPr>
             </w:r>
           </w:p>
         </w:tc>
@@ -2119,6 +2109,7 @@
                 <w:szCs w:val="20"/>
                 <w:lang w:val="it-IT"/>
               </w:rPr>
+              <w:lastRenderedPageBreak/>
               <w:t>13/10/2026</w:t>
             </w:r>
           </w:p>
@@ -2308,7 +2299,7 @@
             </w:rPr>
             <w:fldChar w:fldCharType="separate"/>
           </w:r>
-          <w:hyperlink w:anchor="_Toc242796230" w:history="1">
+          <w:hyperlink w:anchor="_Toc242797198" w:history="1">
             <w:r>
               <w:rPr>
                 <w:rStyle w:val="Collegamentoipertestuale"/>
@@ -2352,7 +2343,7 @@
                 <w:noProof/>
                 <w:webHidden/>
               </w:rPr>
-              <w:instrText xml:space="preserve"> PAGEREF _Toc242796230 \h </w:instrText>
+              <w:instrText xml:space="preserve"> PAGEREF _Toc242797198 \h </w:instrText>
             </w:r>
             <w:r>
               <w:rPr>
@@ -2372,7 +2363,7 @@
                 <w:noProof/>
                 <w:webHidden/>
               </w:rPr>
-              <w:t>7</w:t>
+              <w:t>8</w:t>
             </w:r>
             <w:r>
               <w:rPr>
@@ -2396,7 +2387,7 @@
               <w:lang w:val="it-IT" w:eastAsia="it-IT"/>
             </w:rPr>
           </w:pPr>
-          <w:hyperlink w:anchor="_Toc242796231" w:history="1">
+          <w:hyperlink w:anchor="_Toc242797199" w:history="1">
             <w:r>
               <w:rPr>
                 <w:rStyle w:val="Collegamentoipertestuale"/>
@@ -2440,7 +2431,7 @@
                 <w:noProof/>
                 <w:webHidden/>
               </w:rPr>
-              <w:instrText xml:space="preserve"> PAGEREF _Toc242796231 \h </w:instrText>
+              <w:instrText xml:space="preserve"> PAGEREF _Toc242797199 \h </w:instrText>
             </w:r>
             <w:r>
               <w:rPr>
@@ -2460,7 +2451,7 @@
                 <w:noProof/>
                 <w:webHidden/>
               </w:rPr>
-              <w:t>7</w:t>
+              <w:t>8</w:t>
             </w:r>
             <w:r>
               <w:rPr>
@@ -2484,7 +2475,7 @@
               <w:lang w:val="it-IT" w:eastAsia="it-IT"/>
             </w:rPr>
           </w:pPr>
-          <w:hyperlink w:anchor="_Toc242796232" w:history="1">
+          <w:hyperlink w:anchor="_Toc242797200" w:history="1">
             <w:r>
               <w:rPr>
                 <w:rStyle w:val="Collegamentoipertestuale"/>
@@ -2528,7 +2519,7 @@
                 <w:noProof/>
                 <w:webHidden/>
               </w:rPr>
-              <w:instrText xml:space="preserve"> PAGEREF _Toc242796232 \h </w:instrText>
+              <w:instrText xml:space="preserve"> PAGEREF _Toc242797200 \h </w:instrText>
             </w:r>
             <w:r>
               <w:rPr>
@@ -2548,7 +2539,7 @@
                 <w:noProof/>
                 <w:webHidden/>
               </w:rPr>
-              <w:t>7</w:t>
+              <w:t>8</w:t>
             </w:r>
             <w:r>
               <w:rPr>
@@ -2572,7 +2563,7 @@
               <w:lang w:val="it-IT" w:eastAsia="it-IT"/>
             </w:rPr>
           </w:pPr>
-          <w:hyperlink w:anchor="_Toc242796233" w:history="1">
+          <w:hyperlink w:anchor="_Toc242797201" w:history="1">
             <w:r>
               <w:rPr>
                 <w:rStyle w:val="Collegamentoipertestuale"/>
@@ -2616,7 +2607,7 @@
                 <w:noProof/>
                 <w:webHidden/>
               </w:rPr>
-              <w:instrText xml:space="preserve"> PAGEREF _Toc242796233 \h </w:instrText>
+              <w:instrText xml:space="preserve"> PAGEREF _Toc242797201 \h </w:instrText>
             </w:r>
             <w:r>
               <w:rPr>
@@ -2660,7 +2651,7 @@
               <w:lang w:val="it-IT" w:eastAsia="it-IT"/>
             </w:rPr>
           </w:pPr>
-          <w:hyperlink w:anchor="_Toc242796234" w:history="1">
+          <w:hyperlink w:anchor="_Toc242797202" w:history="1">
             <w:r>
               <w:rPr>
                 <w:rStyle w:val="Collegamentoipertestuale"/>
@@ -2704,7 +2695,7 @@
                 <w:noProof/>
                 <w:webHidden/>
               </w:rPr>
-              <w:instrText xml:space="preserve"> PAGEREF _Toc242796234 \h </w:instrText>
+              <w:instrText xml:space="preserve"> PAGEREF _Toc242797202 \h </w:instrText>
             </w:r>
             <w:r>
               <w:rPr>
@@ -2724,7 +2715,7 @@
                 <w:noProof/>
                 <w:webHidden/>
               </w:rPr>
-              <w:t>9</w:t>
+              <w:t>10</w:t>
             </w:r>
             <w:r>
               <w:rPr>
@@ -2748,7 +2739,7 @@
               <w:lang w:val="it-IT" w:eastAsia="it-IT"/>
             </w:rPr>
           </w:pPr>
-          <w:hyperlink w:anchor="_Toc242796235" w:history="1">
+          <w:hyperlink w:anchor="_Toc242797203" w:history="1">
             <w:r>
               <w:rPr>
                 <w:rStyle w:val="Collegamentoipertestuale"/>
@@ -2792,7 +2783,7 @@
                 <w:noProof/>
                 <w:webHidden/>
               </w:rPr>
-              <w:instrText xml:space="preserve"> PAGEREF _Toc242796235 \h </w:instrText>
+              <w:instrText xml:space="preserve"> PAGEREF _Toc242797203 \h </w:instrText>
             </w:r>
             <w:r>
               <w:rPr>
@@ -2812,7 +2803,7 @@
                 <w:noProof/>
                 <w:webHidden/>
               </w:rPr>
-              <w:t>10</w:t>
+              <w:t>11</w:t>
             </w:r>
             <w:r>
               <w:rPr>
@@ -2836,7 +2827,7 @@
               <w:lang w:val="it-IT" w:eastAsia="it-IT"/>
             </w:rPr>
           </w:pPr>
-          <w:hyperlink w:anchor="_Toc242796236" w:history="1">
+          <w:hyperlink w:anchor="_Toc242797204" w:history="1">
             <w:r>
               <w:rPr>
                 <w:rStyle w:val="Collegamentoipertestuale"/>
@@ -2880,7 +2871,7 @@
                 <w:noProof/>
                 <w:webHidden/>
               </w:rPr>
-              <w:instrText xml:space="preserve"> PAGEREF _Toc242796236 \h </w:instrText>
+              <w:instrText xml:space="preserve"> PAGEREF _Toc242797204 \h </w:instrText>
             </w:r>
             <w:r>
               <w:rPr>
@@ -2900,7 +2891,7 @@
                 <w:noProof/>
                 <w:webHidden/>
               </w:rPr>
-              <w:t>10</w:t>
+              <w:t>11</w:t>
             </w:r>
             <w:r>
               <w:rPr>
@@ -2924,7 +2915,7 @@
               <w:lang w:val="it-IT" w:eastAsia="it-IT"/>
             </w:rPr>
           </w:pPr>
-          <w:hyperlink w:anchor="_Toc242796237" w:history="1">
+          <w:hyperlink w:anchor="_Toc242797205" w:history="1">
             <w:r>
               <w:rPr>
                 <w:rStyle w:val="Collegamentoipertestuale"/>
@@ -2968,7 +2959,7 @@
                 <w:noProof/>
                 <w:webHidden/>
               </w:rPr>
-              <w:instrText xml:space="preserve"> PAGEREF _Toc242796237 \h </w:instrText>
+              <w:instrText xml:space="preserve"> PAGEREF _Toc242797205 \h </w:instrText>
             </w:r>
             <w:r>
               <w:rPr>
@@ -2988,7 +2979,7 @@
                 <w:noProof/>
                 <w:webHidden/>
               </w:rPr>
-              <w:t>11</w:t>
+              <w:t>12</w:t>
             </w:r>
             <w:r>
               <w:rPr>
@@ -3012,7 +3003,7 @@
               <w:lang w:val="it-IT" w:eastAsia="it-IT"/>
             </w:rPr>
           </w:pPr>
-          <w:hyperlink w:anchor="_Toc242796238" w:history="1">
+          <w:hyperlink w:anchor="_Toc242797206" w:history="1">
             <w:r>
               <w:rPr>
                 <w:rStyle w:val="Collegamentoipertestuale"/>
@@ -3056,7 +3047,7 @@
                 <w:noProof/>
                 <w:webHidden/>
               </w:rPr>
-              <w:instrText xml:space="preserve"> PAGEREF _Toc242796238 \h </w:instrText>
+              <w:instrText xml:space="preserve"> PAGEREF _Toc242797206 \h </w:instrText>
             </w:r>
             <w:r>
               <w:rPr>
@@ -3076,7 +3067,7 @@
                 <w:noProof/>
                 <w:webHidden/>
               </w:rPr>
-              <w:t>12</w:t>
+              <w:t>13</w:t>
             </w:r>
             <w:r>
               <w:rPr>
@@ -3100,7 +3091,7 @@
               <w:lang w:val="it-IT" w:eastAsia="it-IT"/>
             </w:rPr>
           </w:pPr>
-          <w:hyperlink w:anchor="_Toc242796239" w:history="1">
+          <w:hyperlink w:anchor="_Toc242797207" w:history="1">
             <w:r>
               <w:rPr>
                 <w:rStyle w:val="Collegamentoipertestuale"/>
@@ -3144,7 +3135,7 @@
                 <w:noProof/>
                 <w:webHidden/>
               </w:rPr>
-              <w:instrText xml:space="preserve"> PAGEREF _Toc242796239 \h </w:instrText>
+              <w:instrText xml:space="preserve"> PAGEREF _Toc242797207 \h </w:instrText>
             </w:r>
             <w:r>
               <w:rPr>
@@ -3164,7 +3155,7 @@
                 <w:noProof/>
                 <w:webHidden/>
               </w:rPr>
-              <w:t>13</w:t>
+              <w:t>14</w:t>
             </w:r>
             <w:r>
               <w:rPr>
@@ -3188,7 +3179,7 @@
               <w:lang w:val="it-IT" w:eastAsia="it-IT"/>
             </w:rPr>
           </w:pPr>
-          <w:hyperlink w:anchor="_Toc242796240" w:history="1">
+          <w:hyperlink w:anchor="_Toc242797208" w:history="1">
             <w:r>
               <w:rPr>
                 <w:rStyle w:val="Collegamentoipertestuale"/>
@@ -3232,7 +3223,7 @@
                 <w:noProof/>
                 <w:webHidden/>
               </w:rPr>
-              <w:instrText xml:space="preserve"> PAGEREF _Toc242796240 \h </w:instrText>
+              <w:instrText xml:space="preserve"> PAGEREF _Toc242797208 \h </w:instrText>
             </w:r>
             <w:r>
               <w:rPr>
@@ -3252,7 +3243,7 @@
                 <w:noProof/>
                 <w:webHidden/>
               </w:rPr>
-              <w:t>13</w:t>
+              <w:t>14</w:t>
             </w:r>
             <w:r>
               <w:rPr>
@@ -3276,7 +3267,7 @@
               <w:lang w:val="it-IT" w:eastAsia="it-IT"/>
             </w:rPr>
           </w:pPr>
-          <w:hyperlink w:anchor="_Toc242796241" w:history="1">
+          <w:hyperlink w:anchor="_Toc242797209" w:history="1">
             <w:r>
               <w:rPr>
                 <w:rStyle w:val="Collegamentoipertestuale"/>
@@ -3320,7 +3311,7 @@
                 <w:noProof/>
                 <w:webHidden/>
               </w:rPr>
-              <w:instrText xml:space="preserve"> PAGEREF _Toc242796241 \h </w:instrText>
+              <w:instrText xml:space="preserve"> PAGEREF _Toc242797209 \h </w:instrText>
             </w:r>
             <w:r>
               <w:rPr>
@@ -3340,7 +3331,7 @@
                 <w:noProof/>
                 <w:webHidden/>
               </w:rPr>
-              <w:t>16</w:t>
+              <w:t>17</w:t>
             </w:r>
             <w:r>
               <w:rPr>
@@ -3364,7 +3355,7 @@
               <w:lang w:val="it-IT" w:eastAsia="it-IT"/>
             </w:rPr>
           </w:pPr>
-          <w:hyperlink w:anchor="_Toc242796242" w:history="1">
+          <w:hyperlink w:anchor="_Toc242797210" w:history="1">
             <w:r>
               <w:rPr>
                 <w:rStyle w:val="Collegamentoipertestuale"/>
@@ -3408,7 +3399,7 @@
                 <w:noProof/>
                 <w:webHidden/>
               </w:rPr>
-              <w:instrText xml:space="preserve"> PAGEREF _Toc242796242 \h </w:instrText>
+              <w:instrText xml:space="preserve"> PAGEREF _Toc242797210 \h </w:instrText>
             </w:r>
             <w:r>
               <w:rPr>
@@ -3428,7 +3419,7 @@
                 <w:noProof/>
                 <w:webHidden/>
               </w:rPr>
-              <w:t>16</w:t>
+              <w:t>17</w:t>
             </w:r>
             <w:r>
               <w:rPr>
@@ -3452,7 +3443,7 @@
               <w:lang w:val="it-IT" w:eastAsia="it-IT"/>
             </w:rPr>
           </w:pPr>
-          <w:hyperlink w:anchor="_Toc242796243" w:history="1">
+          <w:hyperlink w:anchor="_Toc242797211" w:history="1">
             <w:r>
               <w:rPr>
                 <w:rStyle w:val="Collegamentoipertestuale"/>
@@ -3496,7 +3487,7 @@
                 <w:noProof/>
                 <w:webHidden/>
               </w:rPr>
-              <w:instrText xml:space="preserve"> PAGEREF _Toc242796243 \h </w:instrText>
+              <w:instrText xml:space="preserve"> PAGEREF _Toc242797211 \h </w:instrText>
             </w:r>
             <w:r>
               <w:rPr>
@@ -3516,7 +3507,7 @@
                 <w:noProof/>
                 <w:webHidden/>
               </w:rPr>
-              <w:t>17</w:t>
+              <w:t>18</w:t>
             </w:r>
             <w:r>
               <w:rPr>
@@ -3540,7 +3531,7 @@
               <w:lang w:val="it-IT" w:eastAsia="it-IT"/>
             </w:rPr>
           </w:pPr>
-          <w:hyperlink w:anchor="_Toc242796244" w:history="1">
+          <w:hyperlink w:anchor="_Toc242797212" w:history="1">
             <w:r>
               <w:rPr>
                 <w:rStyle w:val="Collegamentoipertestuale"/>
@@ -3584,7 +3575,7 @@
                 <w:noProof/>
                 <w:webHidden/>
               </w:rPr>
-              <w:instrText xml:space="preserve"> PAGEREF _Toc242796244 \h </w:instrText>
+              <w:instrText xml:space="preserve"> PAGEREF _Toc242797212 \h </w:instrText>
             </w:r>
             <w:r>
               <w:rPr>
@@ -3604,7 +3595,7 @@
                 <w:noProof/>
                 <w:webHidden/>
               </w:rPr>
-              <w:t>18</w:t>
+              <w:t>19</w:t>
             </w:r>
             <w:r>
               <w:rPr>
@@ -3628,7 +3619,7 @@
               <w:lang w:val="it-IT" w:eastAsia="it-IT"/>
             </w:rPr>
           </w:pPr>
-          <w:hyperlink w:anchor="_Toc242796245" w:history="1">
+          <w:hyperlink w:anchor="_Toc242797213" w:history="1">
             <w:r>
               <w:rPr>
                 <w:rStyle w:val="Collegamentoipertestuale"/>
@@ -3672,7 +3663,7 @@
                 <w:noProof/>
                 <w:webHidden/>
               </w:rPr>
-              <w:instrText xml:space="preserve"> PAGEREF _Toc242796245 \h </w:instrText>
+              <w:instrText xml:space="preserve"> PAGEREF _Toc242797213 \h </w:instrText>
             </w:r>
             <w:r>
               <w:rPr>
@@ -3692,7 +3683,7 @@
                 <w:noProof/>
                 <w:webHidden/>
               </w:rPr>
-              <w:t>19</w:t>
+              <w:t>20</w:t>
             </w:r>
             <w:r>
               <w:rPr>
@@ -3716,7 +3707,7 @@
               <w:lang w:val="it-IT" w:eastAsia="it-IT"/>
             </w:rPr>
           </w:pPr>
-          <w:hyperlink w:anchor="_Toc242796246" w:history="1">
+          <w:hyperlink w:anchor="_Toc242797214" w:history="1">
             <w:r>
               <w:rPr>
                 <w:rStyle w:val="Collegamentoipertestuale"/>
@@ -3762,7 +3753,7 @@
                 <w:noProof/>
                 <w:webHidden/>
               </w:rPr>
-              <w:instrText xml:space="preserve"> PAGEREF _Toc242796246 \h </w:instrText>
+              <w:instrText xml:space="preserve"> PAGEREF _Toc242797214 \h </w:instrText>
             </w:r>
             <w:r>
               <w:rPr>
@@ -3782,7 +3773,7 @@
                 <w:noProof/>
                 <w:webHidden/>
               </w:rPr>
-              <w:t>20</w:t>
+              <w:t>21</w:t>
             </w:r>
             <w:r>
               <w:rPr>
@@ -3806,7 +3797,7 @@
               <w:lang w:val="it-IT" w:eastAsia="it-IT"/>
             </w:rPr>
           </w:pPr>
-          <w:hyperlink w:anchor="_Toc242796247" w:history="1">
+          <w:hyperlink w:anchor="_Toc242797215" w:history="1">
             <w:r>
               <w:rPr>
                 <w:rStyle w:val="Collegamentoipertestuale"/>
@@ -3852,7 +3843,7 @@
                 <w:noProof/>
                 <w:webHidden/>
               </w:rPr>
-              <w:instrText xml:space="preserve"> PAGEREF _Toc242796247 \h </w:instrText>
+              <w:instrText xml:space="preserve"> PAGEREF _Toc242797215 \h </w:instrText>
             </w:r>
             <w:r>
               <w:rPr>
@@ -3872,7 +3863,7 @@
                 <w:noProof/>
                 <w:webHidden/>
               </w:rPr>
-              <w:t>20</w:t>
+              <w:t>21</w:t>
             </w:r>
             <w:r>
               <w:rPr>
@@ -3896,7 +3887,7 @@
               <w:lang w:val="it-IT" w:eastAsia="it-IT"/>
             </w:rPr>
           </w:pPr>
-          <w:hyperlink w:anchor="_Toc242796248" w:history="1">
+          <w:hyperlink w:anchor="_Toc242797216" w:history="1">
             <w:r>
               <w:rPr>
                 <w:rStyle w:val="Collegamentoipertestuale"/>
@@ -3942,7 +3933,7 @@
                 <w:noProof/>
                 <w:webHidden/>
               </w:rPr>
-              <w:instrText xml:space="preserve"> PAGEREF _Toc242796248 \h </w:instrText>
+              <w:instrText xml:space="preserve"> PAGEREF _Toc242797216 \h </w:instrText>
             </w:r>
             <w:r>
               <w:rPr>
@@ -3962,7 +3953,7 @@
                 <w:noProof/>
                 <w:webHidden/>
               </w:rPr>
-              <w:t>21</w:t>
+              <w:t>22</w:t>
             </w:r>
             <w:r>
               <w:rPr>
@@ -3986,7 +3977,7 @@
               <w:lang w:val="it-IT" w:eastAsia="it-IT"/>
             </w:rPr>
           </w:pPr>
-          <w:hyperlink w:anchor="_Toc242796249" w:history="1">
+          <w:hyperlink w:anchor="_Toc242797217" w:history="1">
             <w:r>
               <w:rPr>
                 <w:rStyle w:val="Collegamentoipertestuale"/>
@@ -4032,7 +4023,7 @@
                 <w:noProof/>
                 <w:webHidden/>
               </w:rPr>
-              <w:instrText xml:space="preserve"> PAGEREF _Toc242796249 \h </w:instrText>
+              <w:instrText xml:space="preserve"> PAGEREF _Toc242797217 \h </w:instrText>
             </w:r>
             <w:r>
               <w:rPr>
@@ -4052,7 +4043,7 @@
                 <w:noProof/>
                 <w:webHidden/>
               </w:rPr>
-              <w:t>21</w:t>
+              <w:t>22</w:t>
             </w:r>
             <w:r>
               <w:rPr>
@@ -4076,7 +4067,7 @@
               <w:lang w:val="it-IT" w:eastAsia="it-IT"/>
             </w:rPr>
           </w:pPr>
-          <w:hyperlink w:anchor="_Toc242796250" w:history="1">
+          <w:hyperlink w:anchor="_Toc242797218" w:history="1">
             <w:r>
               <w:rPr>
                 <w:rStyle w:val="Collegamentoipertestuale"/>
@@ -4122,7 +4113,7 @@
                 <w:noProof/>
                 <w:webHidden/>
               </w:rPr>
-              <w:instrText xml:space="preserve"> PAGEREF _Toc242796250 \h </w:instrText>
+              <w:instrText xml:space="preserve"> PAGEREF _Toc242797218 \h </w:instrText>
             </w:r>
             <w:r>
               <w:rPr>
@@ -4142,7 +4133,7 @@
                 <w:noProof/>
                 <w:webHidden/>
               </w:rPr>
-              <w:t>23</w:t>
+              <w:t>25</w:t>
             </w:r>
             <w:r>
               <w:rPr>
@@ -4166,7 +4157,7 @@
               <w:lang w:val="it-IT" w:eastAsia="it-IT"/>
             </w:rPr>
           </w:pPr>
-          <w:hyperlink w:anchor="_Toc242796251" w:history="1">
+          <w:hyperlink w:anchor="_Toc242797219" w:history="1">
             <w:r>
               <w:rPr>
                 <w:rStyle w:val="Collegamentoipertestuale"/>
@@ -4212,7 +4203,7 @@
                 <w:noProof/>
                 <w:webHidden/>
               </w:rPr>
-              <w:instrText xml:space="preserve"> PAGEREF _Toc242796251 \h </w:instrText>
+              <w:instrText xml:space="preserve"> PAGEREF _Toc242797219 \h </w:instrText>
             </w:r>
             <w:r>
               <w:rPr>
@@ -4232,7 +4223,7 @@
                 <w:noProof/>
                 <w:webHidden/>
               </w:rPr>
-              <w:t>24</w:t>
+              <w:t>25</w:t>
             </w:r>
             <w:r>
               <w:rPr>
@@ -4256,7 +4247,7 @@
               <w:lang w:val="it-IT" w:eastAsia="it-IT"/>
             </w:rPr>
           </w:pPr>
-          <w:hyperlink w:anchor="_Toc242796252" w:history="1">
+          <w:hyperlink w:anchor="_Toc242797220" w:history="1">
             <w:r>
               <w:rPr>
                 <w:rStyle w:val="Collegamentoipertestuale"/>
@@ -4300,7 +4291,7 @@
                 <w:noProof/>
                 <w:webHidden/>
               </w:rPr>
-              <w:instrText xml:space="preserve"> PAGEREF _Toc242796252 \h </w:instrText>
+              <w:instrText xml:space="preserve"> PAGEREF _Toc242797220 \h </w:instrText>
             </w:r>
             <w:r>
               <w:rPr>
@@ -4320,7 +4311,7 @@
                 <w:noProof/>
                 <w:webHidden/>
               </w:rPr>
-              <w:t>25</w:t>
+              <w:t>26</w:t>
             </w:r>
             <w:r>
               <w:rPr>
@@ -4344,7 +4335,7 @@
               <w:lang w:val="it-IT" w:eastAsia="it-IT"/>
             </w:rPr>
           </w:pPr>
-          <w:hyperlink w:anchor="_Toc242796253" w:history="1">
+          <w:hyperlink w:anchor="_Toc242797221" w:history="1">
             <w:r>
               <w:rPr>
                 <w:rStyle w:val="Collegamentoipertestuale"/>
@@ -4388,7 +4379,7 @@
                 <w:noProof/>
                 <w:webHidden/>
               </w:rPr>
-              <w:instrText xml:space="preserve"> PAGEREF _Toc242796253 \h </w:instrText>
+              <w:instrText xml:space="preserve"> PAGEREF _Toc242797221 \h </w:instrText>
             </w:r>
             <w:r>
               <w:rPr>
@@ -4408,7 +4399,7 @@
                 <w:noProof/>
                 <w:webHidden/>
               </w:rPr>
-              <w:t>26</w:t>
+              <w:t>27</w:t>
             </w:r>
             <w:r>
               <w:rPr>
@@ -4432,7 +4423,7 @@
               <w:lang w:val="it-IT" w:eastAsia="it-IT"/>
             </w:rPr>
           </w:pPr>
-          <w:hyperlink w:anchor="_Toc242796254" w:history="1">
+          <w:hyperlink w:anchor="_Toc242797222" w:history="1">
             <w:r>
               <w:rPr>
                 <w:rStyle w:val="Collegamentoipertestuale"/>
@@ -4476,7 +4467,7 @@
                 <w:noProof/>
                 <w:webHidden/>
               </w:rPr>
-              <w:instrText xml:space="preserve"> PAGEREF _Toc242796254 \h </w:instrText>
+              <w:instrText xml:space="preserve"> PAGEREF _Toc242797222 \h </w:instrText>
             </w:r>
             <w:r>
               <w:rPr>
@@ -4496,7 +4487,7 @@
                 <w:noProof/>
                 <w:webHidden/>
               </w:rPr>
-              <w:t>26</w:t>
+              <w:t>27</w:t>
             </w:r>
             <w:r>
               <w:rPr>
@@ -4520,7 +4511,7 @@
               <w:lang w:val="it-IT" w:eastAsia="it-IT"/>
             </w:rPr>
           </w:pPr>
-          <w:hyperlink w:anchor="_Toc242796255" w:history="1">
+          <w:hyperlink w:anchor="_Toc242797223" w:history="1">
             <w:r>
               <w:rPr>
                 <w:rStyle w:val="Collegamentoipertestuale"/>
@@ -4564,7 +4555,7 @@
                 <w:noProof/>
                 <w:webHidden/>
               </w:rPr>
-              <w:instrText xml:space="preserve"> PAGEREF _Toc242796255 \h </w:instrText>
+              <w:instrText xml:space="preserve"> PAGEREF _Toc242797223 \h </w:instrText>
             </w:r>
             <w:r>
               <w:rPr>
@@ -4584,7 +4575,7 @@
                 <w:noProof/>
                 <w:webHidden/>
               </w:rPr>
-              <w:t>28</w:t>
+              <w:t>29</w:t>
             </w:r>
             <w:r>
               <w:rPr>
@@ -4608,7 +4599,7 @@
               <w:lang w:val="it-IT" w:eastAsia="it-IT"/>
             </w:rPr>
           </w:pPr>
-          <w:hyperlink w:anchor="_Toc242796256" w:history="1">
+          <w:hyperlink w:anchor="_Toc242797224" w:history="1">
             <w:r>
               <w:rPr>
                 <w:rStyle w:val="Collegamentoipertestuale"/>
@@ -4652,7 +4643,7 @@
                 <w:noProof/>
                 <w:webHidden/>
               </w:rPr>
-              <w:instrText xml:space="preserve"> PAGEREF _Toc242796256 \h </w:instrText>
+              <w:instrText xml:space="preserve"> PAGEREF _Toc242797224 \h </w:instrText>
             </w:r>
             <w:r>
               <w:rPr>
@@ -4672,7 +4663,7 @@
                 <w:noProof/>
                 <w:webHidden/>
               </w:rPr>
-              <w:t>30</w:t>
+              <w:t>31</w:t>
             </w:r>
             <w:r>
               <w:rPr>
@@ -4696,7 +4687,7 @@
               <w:lang w:val="it-IT" w:eastAsia="it-IT"/>
             </w:rPr>
           </w:pPr>
-          <w:hyperlink w:anchor="_Toc242796257" w:history="1">
+          <w:hyperlink w:anchor="_Toc242797225" w:history="1">
             <w:r>
               <w:rPr>
                 <w:rStyle w:val="Collegamentoipertestuale"/>
@@ -4738,7 +4729,7 @@
                 <w:noProof/>
                 <w:webHidden/>
               </w:rPr>
-              <w:instrText xml:space="preserve"> PAGEREF _Toc242796257 \h </w:instrText>
+              <w:instrText xml:space="preserve"> PAGEREF _Toc242797225 \h </w:instrText>
             </w:r>
             <w:r>
               <w:rPr>
@@ -4758,7 +4749,7 @@
                 <w:noProof/>
                 <w:webHidden/>
               </w:rPr>
-              <w:t>30</w:t>
+              <w:t>31</w:t>
             </w:r>
             <w:r>
               <w:rPr>
@@ -4782,7 +4773,7 @@
               <w:lang w:val="it-IT" w:eastAsia="it-IT"/>
             </w:rPr>
           </w:pPr>
-          <w:hyperlink w:anchor="_Toc242796258" w:history="1">
+          <w:hyperlink w:anchor="_Toc242797226" w:history="1">
             <w:r>
               <w:rPr>
                 <w:rStyle w:val="Collegamentoipertestuale"/>
@@ -4803,7 +4794,7 @@
                 <w:rStyle w:val="Collegamentoipertestuale"/>
                 <w:noProof/>
               </w:rPr>
-              <w:t>Perché non si comincia dalla libreria</w:t>
+              <w:t>Un solo impianto per due generazioni di front-end</w:t>
             </w:r>
             <w:r>
               <w:rPr>
@@ -4824,7 +4815,7 @@
                 <w:noProof/>
                 <w:webHidden/>
               </w:rPr>
-              <w:instrText xml:space="preserve"> PAGEREF _Toc242796258 \h </w:instrText>
+              <w:instrText xml:space="preserve"> PAGEREF _Toc242797226 \h </w:instrText>
             </w:r>
             <w:r>
               <w:rPr>
@@ -4844,7 +4835,7 @@
                 <w:noProof/>
                 <w:webHidden/>
               </w:rPr>
-              <w:t>31</w:t>
+              <w:t>32</w:t>
             </w:r>
             <w:r>
               <w:rPr>
@@ -4868,7 +4859,7 @@
               <w:lang w:val="it-IT" w:eastAsia="it-IT"/>
             </w:rPr>
           </w:pPr>
-          <w:hyperlink w:anchor="_Toc242796259" w:history="1">
+          <w:hyperlink w:anchor="_Toc242797227" w:history="1">
             <w:r>
               <w:rPr>
                 <w:rStyle w:val="Collegamentoipertestuale"/>
@@ -4889,7 +4880,7 @@
                 <w:rStyle w:val="Collegamentoipertestuale"/>
                 <w:noProof/>
               </w:rPr>
-              <w:t>Il login di un operatore</w:t>
+              <w:t>Perché non si comincia dalla libreria</w:t>
             </w:r>
             <w:r>
               <w:rPr>
@@ -4910,7 +4901,7 @@
                 <w:noProof/>
                 <w:webHidden/>
               </w:rPr>
-              <w:instrText xml:space="preserve"> PAGEREF _Toc242796259 \h </w:instrText>
+              <w:instrText xml:space="preserve"> PAGEREF _Toc242797227 \h </w:instrText>
             </w:r>
             <w:r>
               <w:rPr>
@@ -4930,7 +4921,7 @@
                 <w:noProof/>
                 <w:webHidden/>
               </w:rPr>
-              <w:t>32</w:t>
+              <w:t>34</w:t>
             </w:r>
             <w:r>
               <w:rPr>
@@ -4954,7 +4945,7 @@
               <w:lang w:val="it-IT" w:eastAsia="it-IT"/>
             </w:rPr>
           </w:pPr>
-          <w:hyperlink w:anchor="_Toc242796260" w:history="1">
+          <w:hyperlink w:anchor="_Toc242797228" w:history="1">
             <w:r>
               <w:rPr>
                 <w:rStyle w:val="Collegamentoipertestuale"/>
@@ -4975,7 +4966,7 @@
                 <w:rStyle w:val="Collegamentoipertestuale"/>
                 <w:noProof/>
               </w:rPr>
-              <w:t>Il login di un cittadino e il contesto operativo</w:t>
+              <w:t>Il login di un operatore</w:t>
             </w:r>
             <w:r>
               <w:rPr>
@@ -4996,7 +4987,7 @@
                 <w:noProof/>
                 <w:webHidden/>
               </w:rPr>
-              <w:instrText xml:space="preserve"> PAGEREF _Toc242796260 \h </w:instrText>
+              <w:instrText xml:space="preserve"> PAGEREF _Toc242797228 \h </w:instrText>
             </w:r>
             <w:r>
               <w:rPr>
@@ -5016,7 +5007,7 @@
                 <w:noProof/>
                 <w:webHidden/>
               </w:rPr>
-              <w:t>32</w:t>
+              <w:t>34</w:t>
             </w:r>
             <w:r>
               <w:rPr>
@@ -5040,7 +5031,7 @@
               <w:lang w:val="it-IT" w:eastAsia="it-IT"/>
             </w:rPr>
           </w:pPr>
-          <w:hyperlink w:anchor="_Toc242796261" w:history="1">
+          <w:hyperlink w:anchor="_Toc242797229" w:history="1">
             <w:r>
               <w:rPr>
                 <w:rStyle w:val="Collegamentoipertestuale"/>
@@ -5061,7 +5052,7 @@
                 <w:rStyle w:val="Collegamentoipertestuale"/>
                 <w:noProof/>
               </w:rPr>
-              <w:t>Le chiamate verso i back-end</w:t>
+              <w:t>Il login di un cittadino e il contesto operativo</w:t>
             </w:r>
             <w:r>
               <w:rPr>
@@ -5082,7 +5073,7 @@
                 <w:noProof/>
                 <w:webHidden/>
               </w:rPr>
-              <w:instrText xml:space="preserve"> PAGEREF _Toc242796261 \h </w:instrText>
+              <w:instrText xml:space="preserve"> PAGEREF _Toc242797229 \h </w:instrText>
             </w:r>
             <w:r>
               <w:rPr>
@@ -5102,7 +5093,7 @@
                 <w:noProof/>
                 <w:webHidden/>
               </w:rPr>
-              <w:t>33</w:t>
+              <w:t>35</w:t>
             </w:r>
             <w:r>
               <w:rPr>
@@ -5126,7 +5117,7 @@
               <w:lang w:val="it-IT" w:eastAsia="it-IT"/>
             </w:rPr>
           </w:pPr>
-          <w:hyperlink w:anchor="_Toc242796262" w:history="1">
+          <w:hyperlink w:anchor="_Toc242797230" w:history="1">
             <w:r>
               <w:rPr>
                 <w:rStyle w:val="Collegamentoipertestuale"/>
@@ -5147,7 +5138,7 @@
                 <w:rStyle w:val="Collegamentoipertestuale"/>
                 <w:noProof/>
               </w:rPr>
-              <w:t>Scadenza, uscite, indisponibilità</w:t>
+              <w:t>Le chiamate verso i back-end</w:t>
             </w:r>
             <w:r>
               <w:rPr>
@@ -5168,7 +5159,7 @@
                 <w:noProof/>
                 <w:webHidden/>
               </w:rPr>
-              <w:instrText xml:space="preserve"> PAGEREF _Toc242796262 \h </w:instrText>
+              <w:instrText xml:space="preserve"> PAGEREF _Toc242797230 \h </w:instrText>
             </w:r>
             <w:r>
               <w:rPr>
@@ -5188,7 +5179,7 @@
                 <w:noProof/>
                 <w:webHidden/>
               </w:rPr>
-              <w:t>33</w:t>
+              <w:t>35</w:t>
             </w:r>
             <w:r>
               <w:rPr>
@@ -5212,7 +5203,7 @@
               <w:lang w:val="it-IT" w:eastAsia="it-IT"/>
             </w:rPr>
           </w:pPr>
-          <w:hyperlink w:anchor="_Toc242796263" w:history="1">
+          <w:hyperlink w:anchor="_Toc242797231" w:history="1">
             <w:r>
               <w:rPr>
                 <w:rStyle w:val="Collegamentoipertestuale"/>
@@ -5233,7 +5224,7 @@
                 <w:rStyle w:val="Collegamentoipertestuale"/>
                 <w:noProof/>
               </w:rPr>
-              <w:t>Come ci si arriva: due sequenze</w:t>
+              <w:t>Il token nelle intestazioni, tratta per tratta</w:t>
             </w:r>
             <w:r>
               <w:rPr>
@@ -5254,7 +5245,7 @@
                 <w:noProof/>
                 <w:webHidden/>
               </w:rPr>
-              <w:instrText xml:space="preserve"> PAGEREF _Toc242796263 \h </w:instrText>
+              <w:instrText xml:space="preserve"> PAGEREF _Toc242797231 \h </w:instrText>
             </w:r>
             <w:r>
               <w:rPr>
@@ -5274,7 +5265,7 @@
                 <w:noProof/>
                 <w:webHidden/>
               </w:rPr>
-              <w:t>34</w:t>
+              <w:t>36</w:t>
             </w:r>
             <w:r>
               <w:rPr>
@@ -5298,7 +5289,7 @@
               <w:lang w:val="it-IT" w:eastAsia="it-IT"/>
             </w:rPr>
           </w:pPr>
-          <w:hyperlink w:anchor="_Toc242796264" w:history="1">
+          <w:hyperlink w:anchor="_Toc242797232" w:history="1">
             <w:r>
               <w:rPr>
                 <w:rStyle w:val="Collegamentoipertestuale"/>
@@ -5319,7 +5310,7 @@
                 <w:rStyle w:val="Collegamentoipertestuale"/>
                 <w:noProof/>
               </w:rPr>
-              <w:t>La sostenibilità sull’architettura di destinazione</w:t>
+              <w:t>Armonizzare il vecchio e il nuovo: che cosa fa il BFF</w:t>
             </w:r>
             <w:r>
               <w:rPr>
@@ -5340,7 +5331,7 @@
                 <w:noProof/>
                 <w:webHidden/>
               </w:rPr>
-              <w:instrText xml:space="preserve"> PAGEREF _Toc242796264 \h </w:instrText>
+              <w:instrText xml:space="preserve"> PAGEREF _Toc242797232 \h </w:instrText>
             </w:r>
             <w:r>
               <w:rPr>
@@ -5360,7 +5351,7 @@
                 <w:noProof/>
                 <w:webHidden/>
               </w:rPr>
-              <w:t>34</w:t>
+              <w:t>37</w:t>
             </w:r>
             <w:r>
               <w:rPr>
@@ -5384,7 +5375,7 @@
               <w:lang w:val="it-IT" w:eastAsia="it-IT"/>
             </w:rPr>
           </w:pPr>
-          <w:hyperlink w:anchor="_Toc242796265" w:history="1">
+          <w:hyperlink w:anchor="_Toc242797233" w:history="1">
             <w:r>
               <w:rPr>
                 <w:rStyle w:val="Collegamentoipertestuale"/>
@@ -5405,7 +5396,7 @@
                 <w:rStyle w:val="Collegamentoipertestuale"/>
                 <w:noProof/>
               </w:rPr>
-              <w:t>Che cosa cambia rispetto a oggi</w:t>
+              <w:t>Scadenza, uscite, indisponibilità</w:t>
             </w:r>
             <w:r>
               <w:rPr>
@@ -5426,7 +5417,7 @@
                 <w:noProof/>
                 <w:webHidden/>
               </w:rPr>
-              <w:instrText xml:space="preserve"> PAGEREF _Toc242796265 \h </w:instrText>
+              <w:instrText xml:space="preserve"> PAGEREF _Toc242797233 \h </w:instrText>
             </w:r>
             <w:r>
               <w:rPr>
@@ -5446,7 +5437,7 @@
                 <w:noProof/>
                 <w:webHidden/>
               </w:rPr>
-              <w:t>35</w:t>
+              <w:t>39</w:t>
             </w:r>
             <w:r>
               <w:rPr>
@@ -5470,7 +5461,7 @@
               <w:lang w:val="it-IT" w:eastAsia="it-IT"/>
             </w:rPr>
           </w:pPr>
-          <w:hyperlink w:anchor="_Toc242796266" w:history="1">
+          <w:hyperlink w:anchor="_Toc242797234" w:history="1">
             <w:r>
               <w:rPr>
                 <w:rStyle w:val="Collegamentoipertestuale"/>
@@ -5491,6 +5482,264 @@
                 <w:rStyle w:val="Collegamentoipertestuale"/>
                 <w:noProof/>
               </w:rPr>
+              <w:t>Come ci si arriva: due sequenze</w:t>
+            </w:r>
+            <w:r>
+              <w:rPr>
+                <w:noProof/>
+                <w:webHidden/>
+              </w:rPr>
+              <w:tab/>
+            </w:r>
+            <w:r>
+              <w:rPr>
+                <w:noProof/>
+                <w:webHidden/>
+              </w:rPr>
+              <w:fldChar w:fldCharType="begin"/>
+            </w:r>
+            <w:r>
+              <w:rPr>
+                <w:noProof/>
+                <w:webHidden/>
+              </w:rPr>
+              <w:instrText xml:space="preserve"> PAGEREF _Toc242797234 \h </w:instrText>
+            </w:r>
+            <w:r>
+              <w:rPr>
+                <w:noProof/>
+                <w:webHidden/>
+              </w:rPr>
+            </w:r>
+            <w:r>
+              <w:rPr>
+                <w:noProof/>
+                <w:webHidden/>
+              </w:rPr>
+              <w:fldChar w:fldCharType="separate"/>
+            </w:r>
+            <w:r>
+              <w:rPr>
+                <w:noProof/>
+                <w:webHidden/>
+              </w:rPr>
+              <w:t>40</w:t>
+            </w:r>
+            <w:r>
+              <w:rPr>
+                <w:noProof/>
+                <w:webHidden/>
+              </w:rPr>
+              <w:fldChar w:fldCharType="end"/>
+            </w:r>
+          </w:hyperlink>
+        </w:p>
+        <w:p>
+          <w:pPr>
+            <w:pStyle w:val="Sommario2"/>
+            <w:tabs>
+              <w:tab w:val="left" w:pos="1200"/>
+              <w:tab w:val="right" w:leader="dot" w:pos="9350"/>
+            </w:tabs>
+            <w:rPr>
+              <w:rFonts w:eastAsiaTheme="minorEastAsia"/>
+              <w:noProof/>
+              <w:lang w:val="it-IT" w:eastAsia="it-IT"/>
+            </w:rPr>
+          </w:pPr>
+          <w:hyperlink w:anchor="_Toc242797235" w:history="1">
+            <w:r>
+              <w:rPr>
+                <w:rStyle w:val="Collegamentoipertestuale"/>
+                <w:noProof/>
+              </w:rPr>
+              <w:t>6.11.</w:t>
+            </w:r>
+            <w:r>
+              <w:rPr>
+                <w:rFonts w:eastAsiaTheme="minorEastAsia"/>
+                <w:noProof/>
+                <w:lang w:val="it-IT" w:eastAsia="it-IT"/>
+              </w:rPr>
+              <w:tab/>
+            </w:r>
+            <w:r>
+              <w:rPr>
+                <w:rStyle w:val="Collegamentoipertestuale"/>
+                <w:noProof/>
+              </w:rPr>
+              <w:t>La sostenibilità sull’architettura di destinazione</w:t>
+            </w:r>
+            <w:r>
+              <w:rPr>
+                <w:noProof/>
+                <w:webHidden/>
+              </w:rPr>
+              <w:tab/>
+            </w:r>
+            <w:r>
+              <w:rPr>
+                <w:noProof/>
+                <w:webHidden/>
+              </w:rPr>
+              <w:fldChar w:fldCharType="begin"/>
+            </w:r>
+            <w:r>
+              <w:rPr>
+                <w:noProof/>
+                <w:webHidden/>
+              </w:rPr>
+              <w:instrText xml:space="preserve"> PAGEREF _Toc242797235 \h </w:instrText>
+            </w:r>
+            <w:r>
+              <w:rPr>
+                <w:noProof/>
+                <w:webHidden/>
+              </w:rPr>
+            </w:r>
+            <w:r>
+              <w:rPr>
+                <w:noProof/>
+                <w:webHidden/>
+              </w:rPr>
+              <w:fldChar w:fldCharType="separate"/>
+            </w:r>
+            <w:r>
+              <w:rPr>
+                <w:noProof/>
+                <w:webHidden/>
+              </w:rPr>
+              <w:t>40</w:t>
+            </w:r>
+            <w:r>
+              <w:rPr>
+                <w:noProof/>
+                <w:webHidden/>
+              </w:rPr>
+              <w:fldChar w:fldCharType="end"/>
+            </w:r>
+          </w:hyperlink>
+        </w:p>
+        <w:p>
+          <w:pPr>
+            <w:pStyle w:val="Sommario2"/>
+            <w:tabs>
+              <w:tab w:val="left" w:pos="1200"/>
+              <w:tab w:val="right" w:leader="dot" w:pos="9350"/>
+            </w:tabs>
+            <w:rPr>
+              <w:rFonts w:eastAsiaTheme="minorEastAsia"/>
+              <w:noProof/>
+              <w:lang w:val="it-IT" w:eastAsia="it-IT"/>
+            </w:rPr>
+          </w:pPr>
+          <w:hyperlink w:anchor="_Toc242797236" w:history="1">
+            <w:r>
+              <w:rPr>
+                <w:rStyle w:val="Collegamentoipertestuale"/>
+                <w:noProof/>
+              </w:rPr>
+              <w:t>6.12.</w:t>
+            </w:r>
+            <w:r>
+              <w:rPr>
+                <w:rFonts w:eastAsiaTheme="minorEastAsia"/>
+                <w:noProof/>
+                <w:lang w:val="it-IT" w:eastAsia="it-IT"/>
+              </w:rPr>
+              <w:tab/>
+            </w:r>
+            <w:r>
+              <w:rPr>
+                <w:rStyle w:val="Collegamentoipertestuale"/>
+                <w:noProof/>
+              </w:rPr>
+              <w:t>Che cosa cambia rispetto a oggi</w:t>
+            </w:r>
+            <w:r>
+              <w:rPr>
+                <w:noProof/>
+                <w:webHidden/>
+              </w:rPr>
+              <w:tab/>
+            </w:r>
+            <w:r>
+              <w:rPr>
+                <w:noProof/>
+                <w:webHidden/>
+              </w:rPr>
+              <w:fldChar w:fldCharType="begin"/>
+            </w:r>
+            <w:r>
+              <w:rPr>
+                <w:noProof/>
+                <w:webHidden/>
+              </w:rPr>
+              <w:instrText xml:space="preserve"> PAGEREF _Toc242797236 \h </w:instrText>
+            </w:r>
+            <w:r>
+              <w:rPr>
+                <w:noProof/>
+                <w:webHidden/>
+              </w:rPr>
+            </w:r>
+            <w:r>
+              <w:rPr>
+                <w:noProof/>
+                <w:webHidden/>
+              </w:rPr>
+              <w:fldChar w:fldCharType="separate"/>
+            </w:r>
+            <w:r>
+              <w:rPr>
+                <w:noProof/>
+                <w:webHidden/>
+              </w:rPr>
+              <w:t>41</w:t>
+            </w:r>
+            <w:r>
+              <w:rPr>
+                <w:noProof/>
+                <w:webHidden/>
+              </w:rPr>
+              <w:fldChar w:fldCharType="end"/>
+            </w:r>
+          </w:hyperlink>
+        </w:p>
+        <w:p>
+          <w:pPr>
+            <w:pStyle w:val="Sommario2"/>
+            <w:tabs>
+              <w:tab w:val="left" w:pos="1200"/>
+              <w:tab w:val="right" w:leader="dot" w:pos="9350"/>
+            </w:tabs>
+            <w:rPr>
+              <w:rFonts w:eastAsiaTheme="minorEastAsia"/>
+              <w:noProof/>
+              <w:lang w:val="it-IT" w:eastAsia="it-IT"/>
+            </w:rPr>
+          </w:pPr>
+          <w:hyperlink w:anchor="_Toc242797237" w:history="1">
+            <w:r>
+              <w:rPr>
+                <w:rStyle w:val="Collegamentoipertestuale"/>
+                <w:noProof/>
+              </w:rPr>
+              <w:t>6.13.</w:t>
+            </w:r>
+            <w:r>
+              <w:rPr>
+                <w:rFonts w:eastAsiaTheme="minorEastAsia"/>
+                <w:noProof/>
+                <w:lang w:val="it-IT" w:eastAsia="it-IT"/>
+              </w:rPr>
+              <w:tab/>
+            </w:r>
+            <w:r>
+              <w:rPr>
+                <w:rStyle w:val="Collegamentoipertestuale"/>
+                <w:noProof/>
+              </w:rPr>
               <w:t>Prerequisiti e adempimenti</w:t>
             </w:r>
             <w:r>
@@ -5512,7 +5761,7 @@
                 <w:noProof/>
                 <w:webHidden/>
               </w:rPr>
-              <w:instrText xml:space="preserve"> PAGEREF _Toc242796266 \h </w:instrText>
+              <w:instrText xml:space="preserve"> PAGEREF _Toc242797237 \h </w:instrText>
             </w:r>
             <w:r>
               <w:rPr>
@@ -5532,7 +5781,7 @@
                 <w:noProof/>
                 <w:webHidden/>
               </w:rPr>
-              <w:t>36</w:t>
+              <w:t>42</w:t>
             </w:r>
             <w:r>
               <w:rPr>
@@ -5556,7 +5805,7 @@
               <w:lang w:val="it-IT" w:eastAsia="it-IT"/>
             </w:rPr>
           </w:pPr>
-          <w:hyperlink w:anchor="_Toc242796267" w:history="1">
+          <w:hyperlink w:anchor="_Toc242797238" w:history="1">
             <w:r>
               <w:rPr>
                 <w:rStyle w:val="Collegamentoipertestuale"/>
@@ -5599,7 +5848,7 @@
                 <w:noProof/>
                 <w:webHidden/>
               </w:rPr>
-              <w:instrText xml:space="preserve"> PAGEREF _Toc242796267 \h </w:instrText>
+              <w:instrText xml:space="preserve"> PAGEREF _Toc242797238 \h </w:instrText>
             </w:r>
             <w:r>
               <w:rPr>
@@ -5619,7 +5868,7 @@
                 <w:noProof/>
                 <w:webHidden/>
               </w:rPr>
-              <w:t>37</w:t>
+              <w:t>43</w:t>
             </w:r>
             <w:r>
               <w:rPr>
@@ -5643,7 +5892,7 @@
               <w:lang w:val="it-IT" w:eastAsia="it-IT"/>
             </w:rPr>
           </w:pPr>
-          <w:hyperlink w:anchor="_Toc242796268" w:history="1">
+          <w:hyperlink w:anchor="_Toc242797239" w:history="1">
             <w:r>
               <w:rPr>
                 <w:rStyle w:val="Collegamentoipertestuale"/>
@@ -5685,7 +5934,7 @@
                 <w:noProof/>
                 <w:webHidden/>
               </w:rPr>
-              <w:instrText xml:space="preserve"> PAGEREF _Toc242796268 \h </w:instrText>
+              <w:instrText xml:space="preserve"> PAGEREF _Toc242797239 \h </w:instrText>
             </w:r>
             <w:r>
               <w:rPr>
@@ -5705,7 +5954,7 @@
                 <w:noProof/>
                 <w:webHidden/>
               </w:rPr>
-              <w:t>37</w:t>
+              <w:t>43</w:t>
             </w:r>
             <w:r>
               <w:rPr>
@@ -5729,7 +5978,7 @@
               <w:lang w:val="it-IT" w:eastAsia="it-IT"/>
             </w:rPr>
           </w:pPr>
-          <w:hyperlink w:anchor="_Toc242796269" w:history="1">
+          <w:hyperlink w:anchor="_Toc242797240" w:history="1">
             <w:r>
               <w:rPr>
                 <w:rStyle w:val="Collegamentoipertestuale"/>
@@ -5771,7 +6020,7 @@
                 <w:noProof/>
                 <w:webHidden/>
               </w:rPr>
-              <w:instrText xml:space="preserve"> PAGEREF _Toc242796269 \h </w:instrText>
+              <w:instrText xml:space="preserve"> PAGEREF _Toc242797240 \h </w:instrText>
             </w:r>
             <w:r>
               <w:rPr>
@@ -5791,7 +6040,7 @@
                 <w:noProof/>
                 <w:webHidden/>
               </w:rPr>
-              <w:t>38</w:t>
+              <w:t>44</w:t>
             </w:r>
             <w:r>
               <w:rPr>
@@ -5815,7 +6064,7 @@
               <w:lang w:val="it-IT" w:eastAsia="it-IT"/>
             </w:rPr>
           </w:pPr>
-          <w:hyperlink w:anchor="_Toc242796270" w:history="1">
+          <w:hyperlink w:anchor="_Toc242797241" w:history="1">
             <w:r>
               <w:rPr>
                 <w:rStyle w:val="Collegamentoipertestuale"/>
@@ -5857,7 +6106,7 @@
                 <w:noProof/>
                 <w:webHidden/>
               </w:rPr>
-              <w:instrText xml:space="preserve"> PAGEREF _Toc242796270 \h </w:instrText>
+              <w:instrText xml:space="preserve"> PAGEREF _Toc242797241 \h </w:instrText>
             </w:r>
             <w:r>
               <w:rPr>
@@ -5877,7 +6126,7 @@
                 <w:noProof/>
                 <w:webHidden/>
               </w:rPr>
-              <w:t>39</w:t>
+              <w:t>45</w:t>
             </w:r>
             <w:r>
               <w:rPr>
@@ -5901,7 +6150,7 @@
               <w:lang w:val="it-IT" w:eastAsia="it-IT"/>
             </w:rPr>
           </w:pPr>
-          <w:hyperlink w:anchor="_Toc242796271" w:history="1">
+          <w:hyperlink w:anchor="_Toc242797242" w:history="1">
             <w:r>
               <w:rPr>
                 <w:rStyle w:val="Collegamentoipertestuale"/>
@@ -5943,7 +6192,7 @@
                 <w:noProof/>
                 <w:webHidden/>
               </w:rPr>
-              <w:instrText xml:space="preserve"> PAGEREF _Toc242796271 \h </w:instrText>
+              <w:instrText xml:space="preserve"> PAGEREF _Toc242797242 \h </w:instrText>
             </w:r>
             <w:r>
               <w:rPr>
@@ -5963,7 +6212,7 @@
                 <w:noProof/>
                 <w:webHidden/>
               </w:rPr>
-              <w:t>39</w:t>
+              <w:t>45</w:t>
             </w:r>
             <w:r>
               <w:rPr>
@@ -5987,7 +6236,7 @@
               <w:lang w:val="it-IT" w:eastAsia="it-IT"/>
             </w:rPr>
           </w:pPr>
-          <w:hyperlink w:anchor="_Toc242796272" w:history="1">
+          <w:hyperlink w:anchor="_Toc242797243" w:history="1">
             <w:r>
               <w:rPr>
                 <w:rStyle w:val="Collegamentoipertestuale"/>
@@ -6029,7 +6278,7 @@
                 <w:noProof/>
                 <w:webHidden/>
               </w:rPr>
-              <w:instrText xml:space="preserve"> PAGEREF _Toc242796272 \h </w:instrText>
+              <w:instrText xml:space="preserve"> PAGEREF _Toc242797243 \h </w:instrText>
             </w:r>
             <w:r>
               <w:rPr>
@@ -6049,7 +6298,7 @@
                 <w:noProof/>
                 <w:webHidden/>
               </w:rPr>
-              <w:t>40</w:t>
+              <w:t>46</w:t>
             </w:r>
             <w:r>
               <w:rPr>
@@ -6073,7 +6322,7 @@
               <w:lang w:val="it-IT" w:eastAsia="it-IT"/>
             </w:rPr>
           </w:pPr>
-          <w:hyperlink w:anchor="_Toc242796273" w:history="1">
+          <w:hyperlink w:anchor="_Toc242797244" w:history="1">
             <w:r>
               <w:rPr>
                 <w:rStyle w:val="Collegamentoipertestuale"/>
@@ -6115,7 +6364,7 @@
                 <w:noProof/>
                 <w:webHidden/>
               </w:rPr>
-              <w:instrText xml:space="preserve"> PAGEREF _Toc242796273 \h </w:instrText>
+              <w:instrText xml:space="preserve"> PAGEREF _Toc242797244 \h </w:instrText>
             </w:r>
             <w:r>
               <w:rPr>
@@ -6135,7 +6384,7 @@
                 <w:noProof/>
                 <w:webHidden/>
               </w:rPr>
-              <w:t>40</w:t>
+              <w:t>46</w:t>
             </w:r>
             <w:r>
               <w:rPr>
@@ -6159,7 +6408,7 @@
               <w:lang w:val="it-IT" w:eastAsia="it-IT"/>
             </w:rPr>
           </w:pPr>
-          <w:hyperlink w:anchor="_Toc242796274" w:history="1">
+          <w:hyperlink w:anchor="_Toc242797245" w:history="1">
             <w:r>
               <w:rPr>
                 <w:rStyle w:val="Collegamentoipertestuale"/>
@@ -6201,7 +6450,7 @@
                 <w:noProof/>
                 <w:webHidden/>
               </w:rPr>
-              <w:instrText xml:space="preserve"> PAGEREF _Toc242796274 \h </w:instrText>
+              <w:instrText xml:space="preserve"> PAGEREF _Toc242797245 \h </w:instrText>
             </w:r>
             <w:r>
               <w:rPr>
@@ -6221,7 +6470,7 @@
                 <w:noProof/>
                 <w:webHidden/>
               </w:rPr>
-              <w:t>41</w:t>
+              <w:t>47</w:t>
             </w:r>
             <w:r>
               <w:rPr>
@@ -6245,7 +6494,7 @@
               <w:lang w:val="it-IT" w:eastAsia="it-IT"/>
             </w:rPr>
           </w:pPr>
-          <w:hyperlink w:anchor="_Toc242796275" w:history="1">
+          <w:hyperlink w:anchor="_Toc242797246" w:history="1">
             <w:r>
               <w:rPr>
                 <w:rStyle w:val="Collegamentoipertestuale"/>
@@ -6287,7 +6536,7 @@
                 <w:noProof/>
                 <w:webHidden/>
               </w:rPr>
-              <w:instrText xml:space="preserve"> PAGEREF _Toc242796275 \h </w:instrText>
+              <w:instrText xml:space="preserve"> PAGEREF _Toc242797246 \h </w:instrText>
             </w:r>
             <w:r>
               <w:rPr>
@@ -6307,7 +6556,7 @@
                 <w:noProof/>
                 <w:webHidden/>
               </w:rPr>
-              <w:t>42</w:t>
+              <w:t>48</w:t>
             </w:r>
             <w:r>
               <w:rPr>
@@ -6331,7 +6580,7 @@
               <w:lang w:val="it-IT" w:eastAsia="it-IT"/>
             </w:rPr>
           </w:pPr>
-          <w:hyperlink w:anchor="_Toc242796276" w:history="1">
+          <w:hyperlink w:anchor="_Toc242797247" w:history="1">
             <w:r>
               <w:rPr>
                 <w:rStyle w:val="Collegamentoipertestuale"/>
@@ -6373,7 +6622,7 @@
                 <w:noProof/>
                 <w:webHidden/>
               </w:rPr>
-              <w:instrText xml:space="preserve"> PAGEREF _Toc242796276 \h </w:instrText>
+              <w:instrText xml:space="preserve"> PAGEREF _Toc242797247 \h </w:instrText>
             </w:r>
             <w:r>
               <w:rPr>
@@ -6393,7 +6642,7 @@
                 <w:noProof/>
                 <w:webHidden/>
               </w:rPr>
-              <w:t>42</w:t>
+              <w:t>48</w:t>
             </w:r>
             <w:r>
               <w:rPr>
@@ -6417,7 +6666,7 @@
               <w:lang w:val="it-IT" w:eastAsia="it-IT"/>
             </w:rPr>
           </w:pPr>
-          <w:hyperlink w:anchor="_Toc242796277" w:history="1">
+          <w:hyperlink w:anchor="_Toc242797248" w:history="1">
             <w:r>
               <w:rPr>
                 <w:rStyle w:val="Collegamentoipertestuale"/>
@@ -6459,7 +6708,7 @@
                 <w:noProof/>
                 <w:webHidden/>
               </w:rPr>
-              <w:instrText xml:space="preserve"> PAGEREF _Toc242796277 \h </w:instrText>
+              <w:instrText xml:space="preserve"> PAGEREF _Toc242797248 \h </w:instrText>
             </w:r>
             <w:r>
               <w:rPr>
@@ -6479,7 +6728,7 @@
                 <w:noProof/>
                 <w:webHidden/>
               </w:rPr>
-              <w:t>43</w:t>
+              <w:t>49</w:t>
             </w:r>
             <w:r>
               <w:rPr>
@@ -6503,7 +6752,7 @@
               <w:lang w:val="it-IT" w:eastAsia="it-IT"/>
             </w:rPr>
           </w:pPr>
-          <w:hyperlink w:anchor="_Toc242796278" w:history="1">
+          <w:hyperlink w:anchor="_Toc242797249" w:history="1">
             <w:r>
               <w:rPr>
                 <w:rStyle w:val="Collegamentoipertestuale"/>
@@ -6545,7 +6794,7 @@
                 <w:noProof/>
                 <w:webHidden/>
               </w:rPr>
-              <w:instrText xml:space="preserve"> PAGEREF _Toc242796278 \h </w:instrText>
+              <w:instrText xml:space="preserve"> PAGEREF _Toc242797249 \h </w:instrText>
             </w:r>
             <w:r>
               <w:rPr>
@@ -6565,7 +6814,7 @@
                 <w:noProof/>
                 <w:webHidden/>
               </w:rPr>
-              <w:t>43</w:t>
+              <w:t>49</w:t>
             </w:r>
             <w:r>
               <w:rPr>
@@ -6589,7 +6838,7 @@
               <w:lang w:val="it-IT" w:eastAsia="it-IT"/>
             </w:rPr>
           </w:pPr>
-          <w:hyperlink w:anchor="_Toc242796279" w:history="1">
+          <w:hyperlink w:anchor="_Toc242797250" w:history="1">
             <w:r>
               <w:rPr>
                 <w:rStyle w:val="Collegamentoipertestuale"/>
@@ -6631,7 +6880,7 @@
                 <w:noProof/>
                 <w:webHidden/>
               </w:rPr>
-              <w:instrText xml:space="preserve"> PAGEREF _Toc242796279 \h </w:instrText>
+              <w:instrText xml:space="preserve"> PAGEREF _Toc242797250 \h </w:instrText>
             </w:r>
             <w:r>
               <w:rPr>
@@ -6651,7 +6900,7 @@
                 <w:noProof/>
                 <w:webHidden/>
               </w:rPr>
-              <w:t>44</w:t>
+              <w:t>50</w:t>
             </w:r>
             <w:r>
               <w:rPr>
@@ -6708,7 +6957,7 @@
           <w:lang w:val="it-IT"/>
         </w:rPr>
       </w:pPr>
-      <w:bookmarkStart w:id="0" w:name="_Toc242796230"/>
+      <w:bookmarkStart w:id="0" w:name="_Toc242797198"/>
       <w:r>
         <w:rPr>
           <w:lang w:val="it-IT"/>
@@ -6850,7 +7099,7 @@
           <w:lang w:val="it-IT"/>
         </w:rPr>
       </w:pPr>
-      <w:bookmarkStart w:id="1" w:name="_Toc242796231"/>
+      <w:bookmarkStart w:id="1" w:name="_Toc242797199"/>
       <w:r>
         <w:rPr>
           <w:lang w:val="it-IT"/>
@@ -6908,7 +7157,7 @@
           <w:lang w:val="it-IT"/>
         </w:rPr>
       </w:pPr>
-      <w:bookmarkStart w:id="2" w:name="_Toc242796232"/>
+      <w:bookmarkStart w:id="2" w:name="_Toc242797200"/>
       <w:r>
         <w:rPr>
           <w:lang w:val="it-IT"/>
@@ -7334,7 +7583,7 @@
           <w:lang w:val="it-IT"/>
         </w:rPr>
       </w:pPr>
-      <w:bookmarkStart w:id="3" w:name="_Toc242796233"/>
+      <w:bookmarkStart w:id="3" w:name="_Toc242797201"/>
       <w:r>
         <w:rPr>
           <w:lang w:val="it-IT"/>
@@ -7439,6 +7688,7 @@
                 <w:sz w:val="17"/>
                 <w:lang w:val="it-IT"/>
               </w:rPr>
+              <w:lastRenderedPageBreak/>
               <w:t>[F1]</w:t>
             </w:r>
           </w:p>
@@ -8307,7 +8557,7 @@
           <w:lang w:val="it-IT"/>
         </w:rPr>
       </w:pPr>
-      <w:bookmarkStart w:id="4" w:name="_Toc242796234"/>
+      <w:bookmarkStart w:id="4" w:name="_Toc242797202"/>
       <w:r>
         <w:rPr>
           <w:lang w:val="it-IT"/>
@@ -8554,7 +8804,7 @@
           <w:lang w:val="it-IT"/>
         </w:rPr>
       </w:pPr>
-      <w:bookmarkStart w:id="5" w:name="_Toc242796235"/>
+      <w:bookmarkStart w:id="5" w:name="_Toc242797203"/>
       <w:r>
         <w:rPr>
           <w:lang w:val="it-IT"/>
@@ -8586,7 +8836,7 @@
           <w:lang w:val="it-IT"/>
         </w:rPr>
       </w:pPr>
-      <w:bookmarkStart w:id="6" w:name="_Toc242796236"/>
+      <w:bookmarkStart w:id="6" w:name="_Toc242797204"/>
       <w:r>
         <w:rPr>
           <w:lang w:val="it-IT"/>
@@ -9917,7 +10167,7 @@
           <w:lang w:val="it-IT"/>
         </w:rPr>
       </w:pPr>
-      <w:bookmarkStart w:id="7" w:name="_Toc242796237"/>
+      <w:bookmarkStart w:id="7" w:name="_Toc242797205"/>
       <w:r>
         <w:rPr>
           <w:lang w:val="it-IT"/>
@@ -10152,7 +10402,7 @@
           <w:lang w:val="it-IT"/>
         </w:rPr>
       </w:pPr>
-      <w:bookmarkStart w:id="8" w:name="_Toc242796238"/>
+      <w:bookmarkStart w:id="8" w:name="_Toc242797206"/>
       <w:r>
         <w:rPr>
           <w:lang w:val="it-IT"/>
@@ -10257,7 +10507,7 @@
           <w:lang w:val="it-IT"/>
         </w:rPr>
       </w:pPr>
-      <w:bookmarkStart w:id="9" w:name="_Toc242796239"/>
+      <w:bookmarkStart w:id="9" w:name="_Toc242797207"/>
       <w:r>
         <w:rPr>
           <w:lang w:val="it-IT"/>
@@ -10322,7 +10572,7 @@
           <w:lang w:val="it-IT"/>
         </w:rPr>
       </w:pPr>
-      <w:bookmarkStart w:id="10" w:name="_Toc242796240"/>
+      <w:bookmarkStart w:id="10" w:name="_Toc242797208"/>
       <w:r>
         <w:rPr>
           <w:lang w:val="it-IT"/>
@@ -13852,7 +14102,7 @@
           <w:lang w:val="it-IT"/>
         </w:rPr>
       </w:pPr>
-      <w:bookmarkStart w:id="11" w:name="_Toc242796241"/>
+      <w:bookmarkStart w:id="11" w:name="_Toc242797209"/>
       <w:r>
         <w:rPr>
           <w:lang w:val="it-IT"/>
@@ -13869,7 +14119,7 @@
           <w:lang w:val="it-IT"/>
         </w:rPr>
       </w:pPr>
-      <w:bookmarkStart w:id="12" w:name="_Toc242796242"/>
+      <w:bookmarkStart w:id="12" w:name="_Toc242797210"/>
       <w:r>
         <w:rPr>
           <w:lang w:val="it-IT"/>
@@ -14044,7 +14294,7 @@
           <w:lang w:val="it-IT"/>
         </w:rPr>
       </w:pPr>
-      <w:bookmarkStart w:id="13" w:name="_Toc242796243"/>
+      <w:bookmarkStart w:id="13" w:name="_Toc242797211"/>
       <w:r>
         <w:rPr>
           <w:lang w:val="it-IT"/>
@@ -14221,7 +14471,7 @@
           <w:lang w:val="it-IT"/>
         </w:rPr>
       </w:pPr>
-      <w:bookmarkStart w:id="14" w:name="_Toc242796244"/>
+      <w:bookmarkStart w:id="14" w:name="_Toc242797212"/>
       <w:r>
         <w:rPr>
           <w:lang w:val="it-IT"/>
@@ -15124,7 +15374,7 @@
           <w:lang w:val="it-IT"/>
         </w:rPr>
       </w:pPr>
-      <w:bookmarkStart w:id="15" w:name="_Toc242796245"/>
+      <w:bookmarkStart w:id="15" w:name="_Toc242797213"/>
       <w:r>
         <w:rPr>
           <w:lang w:val="it-IT"/>
@@ -15501,7 +15751,7 @@
           <w:lang w:val="it-IT"/>
         </w:rPr>
       </w:pPr>
-      <w:bookmarkStart w:id="16" w:name="_Toc242796246"/>
+      <w:bookmarkStart w:id="16" w:name="_Toc242797214"/>
       <w:r>
         <w:rPr>
           <w:lang w:val="it-IT"/>
@@ -15859,7 +16109,7 @@
           <w:lang w:val="it-IT"/>
         </w:rPr>
       </w:pPr>
-      <w:bookmarkStart w:id="17" w:name="_Toc242796247"/>
+      <w:bookmarkStart w:id="17" w:name="_Toc242797215"/>
       <w:r>
         <w:rPr>
           <w:lang w:val="it-IT"/>
@@ -16243,7 +16493,7 @@
           <w:lang w:val="it-IT"/>
         </w:rPr>
       </w:pPr>
-      <w:bookmarkStart w:id="18" w:name="_Toc242796248"/>
+      <w:bookmarkStart w:id="18" w:name="_Toc242797216"/>
       <w:r>
         <w:rPr>
           <w:lang w:val="it-IT"/>
@@ -16647,7 +16897,7 @@
           <w:lang w:val="it-IT"/>
         </w:rPr>
       </w:pPr>
-      <w:bookmarkStart w:id="19" w:name="_Toc242796249"/>
+      <w:bookmarkStart w:id="19" w:name="_Toc242797217"/>
       <w:r>
         <w:rPr>
           <w:lang w:val="it-IT"/>
@@ -17222,7 +17472,23 @@
         <w:t>invece di costruire il gateway di S3 come servizio di sola autenticazione, lo si costruisce come BFF</w:t>
       </w:r>
       <w:r>
-        <w:t xml:space="preserve">, cioè gli si fa attraversare anche il traffico applicativo delle nuove applicazioni Angular. Il componente è lo stesso; cambia quanto </w:t>
+        <w:t xml:space="preserve">, cioè gli si fa attraversare anche il traffico applicativo delle nuove applicazioni Angular. Il componente è lo </w:t>
+      </w:r>
+      <w:proofErr w:type="spellStart"/>
+      <w:r>
+        <w:t>stesso</w:t>
+      </w:r>
+      <w:proofErr w:type="spellEnd"/>
+      <w:r>
+        <w:t xml:space="preserve">; cambia </w:t>
+      </w:r>
+      <w:proofErr w:type="spellStart"/>
+      <w:r>
+        <w:t>quanto</w:t>
+      </w:r>
+      <w:proofErr w:type="spellEnd"/>
+      <w:r>
+        <w:t xml:space="preserve"> </w:t>
       </w:r>
       <w:proofErr w:type="spellStart"/>
       <w:r>
@@ -18110,116 +18376,24 @@
         <w:jc w:val="both"/>
       </w:pPr>
       <w:r>
-        <w:t>Una conseguenza operativa è che il BFF può tenere una sessione, quindi non è senza stato. È lo stesso nodo che il rilievo RI-19 segnala oggi per i front-end — sessione in memoria, nessun archivio condiviso — e la variante è l’occasione per risolverlo invece di ereditarlo. Vale infine, come per il gateway, che la sonda di prontezza non deve dipendere dalla raggiungibilità di IAM: un disservizio esterno non deve far riavviare il componente.</w:t>
+        <w:t xml:space="preserve">Una conseguenza operativa è che il BFF può tenere una sessione, quindi non è senza stato. È lo stesso nodo che il rilievo RI-19 segnala oggi per i front-end — sessione in memoria, nessun archivio condiviso — e la variante è l’occasione per risolverlo invece di ereditarlo. Vale infine, come per il gateway, che la sonda di prontezza non deve dipendere dalla raggiungibilità di IAM: un disservizio esterno non deve far </w:t>
       </w:r>
       <w:proofErr w:type="spellStart"/>
-      <w:r/>
+      <w:r>
+        <w:t>riavviare</w:t>
+      </w:r>
       <w:proofErr w:type="spellEnd"/>
-      <w:r/>
+      <w:r>
+        <w:t xml:space="preserve"> il </w:t>
+      </w:r>
       <w:proofErr w:type="spellStart"/>
-      <w:r/>
+      <w:r>
+        <w:t>componente</w:t>
+      </w:r>
       <w:proofErr w:type="spellEnd"/>
-      <w:r/>
-      <w:r/>
-      <w:proofErr w:type="spellStart"/>
-      <w:r/>
-      <w:proofErr w:type="spellEnd"/>
-      <w:r/>
-      <w:r>
-        <w:rPr>
-          <w:bCs/>
-        </w:rPr>
-      </w:r>
-      <w:proofErr w:type="spellStart"/>
-      <w:r>
-        <w:rPr>
-          <w:bCs/>
-        </w:rPr>
-      </w:r>
-      <w:proofErr w:type="spellEnd"/>
-      <w:r>
-        <w:rPr>
-          <w:bCs/>
-        </w:rPr>
-      </w:r>
-      <w:proofErr w:type="spellStart"/>
-      <w:r>
-        <w:rPr>
-          <w:bCs/>
-        </w:rPr>
-      </w:r>
-      <w:proofErr w:type="spellEnd"/>
-      <w:r>
-        <w:rPr>
-          <w:bCs/>
-        </w:rPr>
-      </w:r>
-      <w:proofErr w:type="spellStart"/>
-      <w:r>
-        <w:rPr>
-          <w:bCs/>
-        </w:rPr>
-      </w:r>
-      <w:proofErr w:type="spellEnd"/>
-      <w:r>
-        <w:rPr>
-          <w:bCs/>
-        </w:rPr>
-      </w:r>
-      <w:proofErr w:type="spellStart"/>
-      <w:r>
-        <w:rPr>
-          <w:bCs/>
-        </w:rPr>
-      </w:r>
-      <w:proofErr w:type="spellEnd"/>
-      <w:r>
-        <w:rPr>
-          <w:bCs/>
-        </w:rPr>
-      </w:r>
-      <w:proofErr w:type="spellStart"/>
-      <w:r>
-        <w:rPr>
-          <w:bCs/>
-        </w:rPr>
-      </w:r>
-      <w:proofErr w:type="spellEnd"/>
-      <w:r>
-        <w:rPr>
-          <w:bCs/>
-        </w:rPr>
-      </w:r>
-      <w:proofErr w:type="spellStart"/>
-      <w:r>
-        <w:rPr>
-          <w:bCs/>
-        </w:rPr>
-      </w:r>
-      <w:proofErr w:type="spellEnd"/>
-      <w:r>
-        <w:rPr>
-          <w:bCs/>
-        </w:rPr>
-      </w:r>
-      <w:r>
-        <w:rPr>
-          <w:b/>
-        </w:rPr>
-      </w:r>
-      <w:r/>
-      <w:proofErr w:type="spellStart"/>
-      <w:r/>
-      <w:proofErr w:type="spellEnd"/>
-      <w:r/>
-      <w:proofErr w:type="spellStart"/>
-      <w:r/>
-      <w:proofErr w:type="spellEnd"/>
-      <w:r/>
-      <w:proofErr w:type="spellStart"/>
-      <w:r/>
-      <w:proofErr w:type="spellEnd"/>
-      <w:r/>
+      <w:r>
+        <w:t>.</w:t>
+      </w:r>
     </w:p>
     <w:p>
       <w:pPr>
@@ -18229,7 +18403,7 @@
           <w:lang w:val="it-IT"/>
         </w:rPr>
       </w:pPr>
-      <w:bookmarkStart w:id="20" w:name="_Toc242796250"/>
+      <w:bookmarkStart w:id="20" w:name="_Toc242797218"/>
       <w:r>
         <w:rPr>
           <w:lang w:val="it-IT"/>
@@ -18675,7 +18849,7 @@
           <w:lang w:val="it-IT"/>
         </w:rPr>
       </w:pPr>
-      <w:bookmarkStart w:id="21" w:name="_Toc242796251"/>
+      <w:bookmarkStart w:id="21" w:name="_Toc242797219"/>
       <w:r>
         <w:rPr>
           <w:lang w:val="it-IT"/>
@@ -19943,7 +20117,7 @@
           <w:lang w:val="it-IT"/>
         </w:rPr>
       </w:pPr>
-      <w:bookmarkStart w:id="22" w:name="_Toc242796252"/>
+      <w:bookmarkStart w:id="22" w:name="_Toc242797220"/>
       <w:r>
         <w:rPr>
           <w:lang w:val="it-IT"/>
@@ -21116,7 +21290,7 @@
           <w:lang w:val="it-IT"/>
         </w:rPr>
       </w:pPr>
-      <w:bookmarkStart w:id="23" w:name="_Toc242796253"/>
+      <w:bookmarkStart w:id="23" w:name="_Toc242797221"/>
       <w:r>
         <w:rPr>
           <w:lang w:val="it-IT"/>
@@ -21803,7 +21977,7 @@
           <w:lang w:val="it-IT"/>
         </w:rPr>
       </w:pPr>
-      <w:bookmarkStart w:id="24" w:name="_Toc242796254"/>
+      <w:bookmarkStart w:id="24" w:name="_Toc242797222"/>
       <w:r>
         <w:rPr>
           <w:lang w:val="it-IT"/>
@@ -22615,7 +22789,7 @@
           <w:lang w:val="it-IT"/>
         </w:rPr>
       </w:pPr>
-      <w:bookmarkStart w:id="25" w:name="_Toc242796255"/>
+      <w:bookmarkStart w:id="25" w:name="_Toc242797223"/>
       <w:r>
         <w:rPr>
           <w:lang w:val="it-IT"/>
@@ -24730,7 +24904,7 @@
           <w:lang w:val="it-IT"/>
         </w:rPr>
       </w:pPr>
-      <w:bookmarkStart w:id="26" w:name="_Toc242796256"/>
+      <w:bookmarkStart w:id="26" w:name="_Toc242797224"/>
       <w:r>
         <w:rPr>
           <w:lang w:val="it-IT"/>
@@ -24753,7 +24927,7 @@
         <w:pStyle w:val="Titolo2"/>
         <w:jc w:val="both"/>
       </w:pPr>
-      <w:bookmarkStart w:id="27" w:name="_Toc242796257"/>
+      <w:bookmarkStart w:id="27" w:name="_Toc242797225"/>
       <w:r>
         <w:t>La soluzione: un solo punto di autenticazione</w:t>
       </w:r>
@@ -24767,147 +24941,22 @@
         <w:rPr>
           <w:bCs/>
         </w:rPr>
-        <w:t>Si è deciso di costruire un componente nuovo, `sipo-auth`, che diventerà l’unico punto di autenticazione di SIPO. Questo è il componente che dovrà dialogare con IAM, recuperare il profilo dell’utente ed emettere un token proprio — il token SIPO — che vale dentro il perimetro di SIPO. I trentacinque front-end non conoscono IAM: conoscono sipo-auth. I back-end non conoscono IAM: verificano la firma di sipo-auth.</w:t>
-      </w:r>
+        <w:t xml:space="preserve">Si è deciso di costruire un componente nuovo, `sipo-auth`, che diventerà l’unico punto di autenticazione di SIPO. Questo è il componente che dovrà dialogare con IAM, recuperare il profilo dell’utente ed emettere un token proprio — il token SIPO — che vale dentro il perimetro di SIPO. I trentacinque front-end non conoscono IAM: conoscono sipo-auth. I back-end non conoscono IAM: verificano la </w:t>
+      </w:r>
+      <w:proofErr w:type="spellStart"/>
       <w:r>
         <w:rPr>
           <w:bCs/>
         </w:rPr>
-      </w:r>
-      <w:proofErr w:type="spellStart"/>
+        <w:t>firma</w:t>
+      </w:r>
+      <w:proofErr w:type="spellEnd"/>
       <w:r>
         <w:rPr>
           <w:bCs/>
         </w:rPr>
-      </w:r>
-      <w:proofErr w:type="spellEnd"/>
-      <w:r>
-        <w:rPr>
-          <w:bCs/>
-        </w:rPr>
-      </w:r>
-      <w:proofErr w:type="spellStart"/>
-      <w:r>
-        <w:rPr>
-          <w:bCs/>
-        </w:rPr>
-      </w:r>
-      <w:r>
-        <w:rPr>
-          <w:bCs/>
-        </w:rPr>
-      </w:r>
-      <w:r>
-        <w:rPr>
-          <w:bCs/>
-        </w:rPr>
-      </w:r>
-      <w:proofErr w:type="spellEnd"/>
-      <w:r>
-        <w:rPr>
-          <w:bCs/>
-        </w:rPr>
-      </w:r>
-      <w:proofErr w:type="spellStart"/>
-      <w:r>
-        <w:rPr>
-          <w:bCs/>
-        </w:rPr>
-      </w:r>
-      <w:proofErr w:type="spellEnd"/>
-      <w:r>
-        <w:rPr>
-          <w:bCs/>
-        </w:rPr>
-      </w:r>
-      <w:proofErr w:type="spellStart"/>
-      <w:r>
-        <w:rPr>
-          <w:bCs/>
-        </w:rPr>
-      </w:r>
-      <w:proofErr w:type="spellEnd"/>
-      <w:r>
-        <w:rPr>
-          <w:bCs/>
-        </w:rPr>
-      </w:r>
-      <w:proofErr w:type="spellStart"/>
-      <w:r>
-        <w:rPr>
-          <w:bCs/>
-        </w:rPr>
-      </w:r>
-      <w:r>
-        <w:rPr>
-          <w:bCs/>
-        </w:rPr>
-      </w:r>
-      <w:proofErr w:type="spellEnd"/>
-      <w:r>
-        <w:rPr>
-          <w:bCs/>
-        </w:rPr>
-      </w:r>
-      <w:proofErr w:type="spellStart"/>
-      <w:r>
-        <w:rPr>
-          <w:bCs/>
-        </w:rPr>
-      </w:r>
-      <w:proofErr w:type="spellEnd"/>
-      <w:r>
-        <w:rPr>
-          <w:bCs/>
-        </w:rPr>
-      </w:r>
-      <w:r/>
-      <w:proofErr w:type="spellStart"/>
-      <w:r/>
-      <w:proofErr w:type="spellEnd"/>
-      <w:r/>
-      <w:proofErr w:type="spellStart"/>
-      <w:r/>
-      <w:proofErr w:type="spellEnd"/>
-      <w:r/>
-      <w:proofErr w:type="spellStart"/>
-      <w:r/>
-      <w:proofErr w:type="spellEnd"/>
-      <w:r/>
-      <w:proofErr w:type="spellStart"/>
-      <w:r/>
-      <w:proofErr w:type="spellEnd"/>
-      <w:r/>
-      <w:proofErr w:type="spellStart"/>
-      <w:r/>
-      <w:proofErr w:type="spellEnd"/>
-      <w:r/>
-      <w:proofErr w:type="spellStart"/>
-      <w:r/>
-      <w:r/>
-      <w:proofErr w:type="spellEnd"/>
-      <w:r/>
-      <w:proofErr w:type="spellStart"/>
-      <w:r/>
-      <w:proofErr w:type="spellEnd"/>
-      <w:r/>
-      <w:proofErr w:type="spellStart"/>
-      <w:r/>
-      <w:proofErr w:type="spellEnd"/>
-      <w:r/>
-      <w:proofErr w:type="spellStart"/>
-      <w:r/>
-      <w:r/>
-      <w:proofErr w:type="spellEnd"/>
-      <w:r/>
-      <w:r/>
-      <w:r/>
-      <w:r>
-        <w:rPr>
-          <w:bCs/>
-        </w:rPr>
-      </w:r>
-      <w:r/>
+        <w:t xml:space="preserve"> di sipo-auth.</w:t>
+      </w:r>
     </w:p>
     <w:p>
       <w:pPr>
@@ -25874,18 +25923,17 @@
         <w:pStyle w:val="Titolo2"/>
         <w:jc w:val="both"/>
       </w:pPr>
+      <w:bookmarkStart w:id="28" w:name="_Toc242797226"/>
       <w:r>
         <w:t>Un solo impianto per due generazioni di front-end</w:t>
       </w:r>
+      <w:bookmarkEnd w:id="28"/>
     </w:p>
     <w:p>
       <w:pPr>
         <w:jc w:val="both"/>
       </w:pPr>
       <w:r>
-        <w:rPr>
-          <w:b w:val="0"/>
-        </w:rPr>
         <w:t xml:space="preserve">Il sistema avrà per anni </w:t>
       </w:r>
       <w:r>
@@ -25895,9 +25943,6 @@
         <w:t>due generazioni di front-end</w:t>
       </w:r>
       <w:r>
-        <w:rPr>
-          <w:b w:val="0"/>
-        </w:rPr>
         <w:t xml:space="preserve">: le trentacinque applicazioni Thymeleaf, che si ritoccano e restano, e le nuove applicazioni Angular, che nascono adesso. La soluzione scelta è valida </w:t>
       </w:r>
       <w:r>
@@ -25907,9 +25952,6 @@
         <w:t>solo se regge su entrambe</w:t>
       </w:r>
       <w:r>
-        <w:rPr>
-          <w:b w:val="0"/>
-        </w:rPr>
         <w:t>, e questo sottocapitolo lo verifica voce per voce invece di darlo per scontato: un impianto che funzionasse solo per il mondo nuovo lascerebbe la parte più grande del sistema dov’è oggi, e uno che funzionasse solo per il vecchio obbligherebbe il back-office a costruirsi un accesso per conto proprio — cioè il secondo impianto che si vuole evitare.</w:t>
       </w:r>
     </w:p>
@@ -25920,14 +25962,24 @@
         <w:tblLook w:val="04A0" w:firstRow="1" w:lastRow="0" w:firstColumn="1" w:lastColumn="0" w:noHBand="0" w:noVBand="1"/>
       </w:tblPr>
       <w:tblGrid>
-        <w:gridCol w:w="2016"/>
-        <w:gridCol w:w="3744"/>
-        <w:gridCol w:w="3744"/>
+        <w:gridCol w:w="1986"/>
+        <w:gridCol w:w="3682"/>
+        <w:gridCol w:w="3682"/>
       </w:tblGrid>
       <w:tr>
         <w:tc>
           <w:tcPr>
-            <w:tcW w:type="dxa" w:w="2016"/>
+            <w:tcW w:w="2016" w:type="dxa"/>
+          </w:tcPr>
+          <w:p>
+            <w:pPr>
+              <w:jc w:val="both"/>
+            </w:pPr>
+          </w:p>
+        </w:tc>
+        <w:tc>
+          <w:tcPr>
+            <w:tcW w:w="3744" w:type="dxa"/>
           </w:tcPr>
           <w:p>
             <w:pPr>
@@ -25938,29 +25990,13 @@
                 <w:b/>
                 <w:sz w:val="18"/>
               </w:rPr>
-            </w:r>
-          </w:p>
-        </w:tc>
-        <w:tc>
-          <w:tcPr>
-            <w:tcW w:type="dxa" w:w="3744"/>
-          </w:tcPr>
-          <w:p>
-            <w:pPr>
-              <w:jc w:val="both"/>
-            </w:pPr>
-            <w:r>
-              <w:rPr>
-                <w:b/>
-                <w:sz w:val="18"/>
-              </w:rPr>
               <w:t>I trentacinque front-end Thymeleaf</w:t>
             </w:r>
           </w:p>
         </w:tc>
         <w:tc>
           <w:tcPr>
-            <w:tcW w:type="dxa" w:w="3744"/>
+            <w:tcW w:w="3744" w:type="dxa"/>
           </w:tcPr>
           <w:p>
             <w:pPr>
@@ -25979,15 +26015,14 @@
       <w:tr>
         <w:tc>
           <w:tcPr>
-            <w:tcW w:type="dxa" w:w="2016"/>
-          </w:tcPr>
-          <w:p>
-            <w:pPr>
-              <w:jc w:val="both"/>
-            </w:pPr>
-            <w:r>
-              <w:rPr>
-                <w:b w:val="0"/>
+            <w:tcW w:w="2016" w:type="dxa"/>
+          </w:tcPr>
+          <w:p>
+            <w:pPr>
+              <w:jc w:val="both"/>
+            </w:pPr>
+            <w:r>
+              <w:rPr>
                 <w:sz w:val="18"/>
               </w:rPr>
               <w:t>Chi autentica la persona</w:t>
@@ -25996,15 +26031,14 @@
         </w:tc>
         <w:tc>
           <w:tcPr>
-            <w:tcW w:type="dxa" w:w="3744"/>
-          </w:tcPr>
-          <w:p>
-            <w:pPr>
-              <w:jc w:val="both"/>
-            </w:pPr>
-            <w:r>
-              <w:rPr>
-                <w:b w:val="0"/>
+            <w:tcW w:w="3744" w:type="dxa"/>
+          </w:tcPr>
+          <w:p>
+            <w:pPr>
+              <w:jc w:val="both"/>
+            </w:pPr>
+            <w:r>
+              <w:rPr>
                 <w:sz w:val="18"/>
               </w:rPr>
               <w:t>sipo-auth, raggiunto con un reindirizzamento dal front-end.</w:t>
@@ -26013,15 +26047,14 @@
         </w:tc>
         <w:tc>
           <w:tcPr>
-            <w:tcW w:type="dxa" w:w="3744"/>
-          </w:tcPr>
-          <w:p>
-            <w:pPr>
-              <w:jc w:val="both"/>
-            </w:pPr>
-            <w:r>
-              <w:rPr>
-                <w:b w:val="0"/>
+            <w:tcW w:w="3744" w:type="dxa"/>
+          </w:tcPr>
+          <w:p>
+            <w:pPr>
+              <w:jc w:val="both"/>
+            </w:pPr>
+            <w:r>
+              <w:rPr>
                 <w:sz w:val="18"/>
               </w:rPr>
               <w:t>sipo-auth, raggiunto con un reindirizzamento dalla shell.</w:t>
@@ -26032,15 +26065,14 @@
       <w:tr>
         <w:tc>
           <w:tcPr>
-            <w:tcW w:type="dxa" w:w="2016"/>
-          </w:tcPr>
-          <w:p>
-            <w:pPr>
-              <w:jc w:val="both"/>
-            </w:pPr>
-            <w:r>
-              <w:rPr>
-                <w:b w:val="0"/>
+            <w:tcW w:w="2016" w:type="dxa"/>
+          </w:tcPr>
+          <w:p>
+            <w:pPr>
+              <w:jc w:val="both"/>
+            </w:pPr>
+            <w:r>
+              <w:rPr>
                 <w:sz w:val="18"/>
               </w:rPr>
               <w:t>Dove sta il token</w:t>
@@ -26049,15 +26081,14 @@
         </w:tc>
         <w:tc>
           <w:tcPr>
-            <w:tcW w:type="dxa" w:w="3744"/>
-          </w:tcPr>
-          <w:p>
-            <w:pPr>
-              <w:jc w:val="both"/>
-            </w:pPr>
-            <w:r>
-              <w:rPr>
-                <w:b w:val="0"/>
+            <w:tcW w:w="3744" w:type="dxa"/>
+          </w:tcPr>
+          <w:p>
+            <w:pPr>
+              <w:jc w:val="both"/>
+            </w:pPr>
+            <w:r>
+              <w:rPr>
                 <w:sz w:val="18"/>
               </w:rPr>
               <w:t xml:space="preserve">Nella </w:t>
@@ -26071,7 +26102,6 @@
             </w:r>
             <w:r>
               <w:rPr>
-                <w:b w:val="0"/>
                 <w:sz w:val="18"/>
               </w:rPr>
               <w:t xml:space="preserve"> del front-end, accanto all’oggetto utente. Il browser non lo vede mai.</w:t>
@@ -26080,15 +26110,14 @@
         </w:tc>
         <w:tc>
           <w:tcPr>
-            <w:tcW w:type="dxa" w:w="3744"/>
-          </w:tcPr>
-          <w:p>
-            <w:pPr>
-              <w:jc w:val="both"/>
-            </w:pPr>
-            <w:r>
-              <w:rPr>
-                <w:b w:val="0"/>
+            <w:tcW w:w="3744" w:type="dxa"/>
+          </w:tcPr>
+          <w:p>
+            <w:pPr>
+              <w:jc w:val="both"/>
+            </w:pPr>
+            <w:r>
+              <w:rPr>
                 <w:sz w:val="18"/>
               </w:rPr>
               <w:t xml:space="preserve">Nel </w:t>
@@ -26102,7 +26131,6 @@
             </w:r>
             <w:r>
               <w:rPr>
-                <w:b w:val="0"/>
                 <w:sz w:val="18"/>
               </w:rPr>
               <w:t>, che tiene la sessione. Il browser non lo vede mai.</w:t>
@@ -26113,15 +26141,14 @@
       <w:tr>
         <w:tc>
           <w:tcPr>
-            <w:tcW w:type="dxa" w:w="2016"/>
-          </w:tcPr>
-          <w:p>
-            <w:pPr>
-              <w:jc w:val="both"/>
-            </w:pPr>
-            <w:r>
-              <w:rPr>
-                <w:b w:val="0"/>
+            <w:tcW w:w="2016" w:type="dxa"/>
+          </w:tcPr>
+          <w:p>
+            <w:pPr>
+              <w:jc w:val="both"/>
+            </w:pPr>
+            <w:r>
+              <w:rPr>
                 <w:sz w:val="18"/>
               </w:rPr>
               <w:t>Che cosa porta il browser</w:t>
@@ -26130,15 +26157,14 @@
         </w:tc>
         <w:tc>
           <w:tcPr>
-            <w:tcW w:type="dxa" w:w="3744"/>
-          </w:tcPr>
-          <w:p>
-            <w:pPr>
-              <w:jc w:val="both"/>
-            </w:pPr>
-            <w:r>
-              <w:rPr>
-                <w:b w:val="0"/>
+            <w:tcW w:w="3744" w:type="dxa"/>
+          </w:tcPr>
+          <w:p>
+            <w:pPr>
+              <w:jc w:val="both"/>
+            </w:pPr>
+            <w:r>
+              <w:rPr>
                 <w:sz w:val="18"/>
               </w:rPr>
               <w:t>Il solo identificativo di sessione.</w:t>
@@ -26147,15 +26173,14 @@
         </w:tc>
         <w:tc>
           <w:tcPr>
-            <w:tcW w:type="dxa" w:w="3744"/>
-          </w:tcPr>
-          <w:p>
-            <w:pPr>
-              <w:jc w:val="both"/>
-            </w:pPr>
-            <w:r>
-              <w:rPr>
-                <w:b w:val="0"/>
+            <w:tcW w:w="3744" w:type="dxa"/>
+          </w:tcPr>
+          <w:p>
+            <w:pPr>
+              <w:jc w:val="both"/>
+            </w:pPr>
+            <w:r>
+              <w:rPr>
                 <w:sz w:val="18"/>
               </w:rPr>
               <w:t>Il solo cookie di sessione del BFF.</w:t>
@@ -26166,15 +26191,14 @@
       <w:tr>
         <w:tc>
           <w:tcPr>
-            <w:tcW w:type="dxa" w:w="2016"/>
-          </w:tcPr>
-          <w:p>
-            <w:pPr>
-              <w:jc w:val="both"/>
-            </w:pPr>
-            <w:r>
-              <w:rPr>
-                <w:b w:val="0"/>
+            <w:tcW w:w="2016" w:type="dxa"/>
+          </w:tcPr>
+          <w:p>
+            <w:pPr>
+              <w:jc w:val="both"/>
+            </w:pPr>
+            <w:r>
+              <w:rPr>
                 <w:sz w:val="18"/>
               </w:rPr>
               <w:t>Come il token raggiunge i back-end</w:t>
@@ -26183,15 +26207,14 @@
         </w:tc>
         <w:tc>
           <w:tcPr>
-            <w:tcW w:type="dxa" w:w="3744"/>
-          </w:tcPr>
-          <w:p>
-            <w:pPr>
-              <w:jc w:val="both"/>
-            </w:pPr>
-            <w:r>
-              <w:rPr>
-                <w:b w:val="0"/>
+            <w:tcW w:w="3744" w:type="dxa"/>
+          </w:tcPr>
+          <w:p>
+            <w:pPr>
+              <w:jc w:val="both"/>
+            </w:pPr>
+            <w:r>
+              <w:rPr>
                 <w:sz w:val="18"/>
               </w:rPr>
               <w:t xml:space="preserve">`Authorization: Bearer`, messa dal componente di accesso ai servizi: </w:t>
@@ -26205,7 +26228,6 @@
             </w:r>
             <w:r>
               <w:rPr>
-                <w:b w:val="0"/>
                 <w:sz w:val="18"/>
               </w:rPr>
               <w:t>.</w:t>
@@ -26214,15 +26236,14 @@
         </w:tc>
         <w:tc>
           <w:tcPr>
-            <w:tcW w:type="dxa" w:w="3744"/>
-          </w:tcPr>
-          <w:p>
-            <w:pPr>
-              <w:jc w:val="both"/>
-            </w:pPr>
-            <w:r>
-              <w:rPr>
-                <w:b w:val="0"/>
+            <w:tcW w:w="3744" w:type="dxa"/>
+          </w:tcPr>
+          <w:p>
+            <w:pPr>
+              <w:jc w:val="both"/>
+            </w:pPr>
+            <w:r>
+              <w:rPr>
                 <w:sz w:val="18"/>
               </w:rPr>
               <w:t>`Authorization: Bearer`, messa dal BFF.</w:t>
@@ -26233,15 +26254,14 @@
       <w:tr>
         <w:tc>
           <w:tcPr>
-            <w:tcW w:type="dxa" w:w="2016"/>
-          </w:tcPr>
-          <w:p>
-            <w:pPr>
-              <w:jc w:val="both"/>
-            </w:pPr>
-            <w:r>
-              <w:rPr>
-                <w:b w:val="0"/>
+            <w:tcW w:w="2016" w:type="dxa"/>
+          </w:tcPr>
+          <w:p>
+            <w:pPr>
+              <w:jc w:val="both"/>
+            </w:pPr>
+            <w:r>
+              <w:rPr>
                 <w:sz w:val="18"/>
               </w:rPr>
               <w:t>Che cosa va ritoccato</w:t>
@@ -26250,15 +26270,14 @@
         </w:tc>
         <w:tc>
           <w:tcPr>
-            <w:tcW w:type="dxa" w:w="3744"/>
-          </w:tcPr>
-          <w:p>
-            <w:pPr>
-              <w:jc w:val="both"/>
-            </w:pPr>
-            <w:r>
-              <w:rPr>
-                <w:b w:val="0"/>
+            <w:tcW w:w="3744" w:type="dxa"/>
+          </w:tcPr>
+          <w:p>
+            <w:pPr>
+              <w:jc w:val="both"/>
+            </w:pPr>
+            <w:r>
+              <w:rPr>
                 <w:sz w:val="18"/>
               </w:rPr>
               <w:t xml:space="preserve">La libreria di profilazione e quella di accesso ai servizi. </w:t>
@@ -26274,15 +26293,14 @@
         </w:tc>
         <w:tc>
           <w:tcPr>
-            <w:tcW w:type="dxa" w:w="3744"/>
-          </w:tcPr>
-          <w:p>
-            <w:pPr>
-              <w:jc w:val="both"/>
-            </w:pPr>
-            <w:r>
-              <w:rPr>
-                <w:b w:val="0"/>
+            <w:tcW w:w="3744" w:type="dxa"/>
+          </w:tcPr>
+          <w:p>
+            <w:pPr>
+              <w:jc w:val="both"/>
+            </w:pPr>
+            <w:r>
+              <w:rPr>
                 <w:sz w:val="18"/>
               </w:rPr>
               <w:t>La shell e la libreria Angular condivisa: il BFF sostituisce la conservazione del gettone nel browser.</w:t>
@@ -26293,15 +26311,14 @@
       <w:tr>
         <w:tc>
           <w:tcPr>
-            <w:tcW w:type="dxa" w:w="2016"/>
-          </w:tcPr>
-          <w:p>
-            <w:pPr>
-              <w:jc w:val="both"/>
-            </w:pPr>
-            <w:r>
-              <w:rPr>
-                <w:b w:val="0"/>
+            <w:tcW w:w="2016" w:type="dxa"/>
+          </w:tcPr>
+          <w:p>
+            <w:pPr>
+              <w:jc w:val="both"/>
+            </w:pPr>
+            <w:r>
+              <w:rPr>
                 <w:sz w:val="18"/>
               </w:rPr>
               <w:t>Che cosa NON funziona, e perché</w:t>
@@ -26310,15 +26327,14 @@
         </w:tc>
         <w:tc>
           <w:tcPr>
-            <w:tcW w:type="dxa" w:w="3744"/>
-          </w:tcPr>
-          <w:p>
-            <w:pPr>
-              <w:jc w:val="both"/>
-            </w:pPr>
-            <w:r>
-              <w:rPr>
-                <w:b w:val="0"/>
+            <w:tcW w:w="3744" w:type="dxa"/>
+          </w:tcPr>
+          <w:p>
+            <w:pPr>
+              <w:jc w:val="both"/>
+            </w:pPr>
+            <w:r>
+              <w:rPr>
                 <w:sz w:val="18"/>
               </w:rPr>
               <w:t>Che ciascun front-end diventi client OIDC per conto proprio: sarebbero trentacinque rilasci e trentacinque regressioni, e il punto da cambiare sono le librerie, non i punti di chiamata.</w:t>
@@ -26327,15 +26343,14 @@
         </w:tc>
         <w:tc>
           <w:tcPr>
-            <w:tcW w:type="dxa" w:w="3744"/>
-          </w:tcPr>
-          <w:p>
-            <w:pPr>
-              <w:jc w:val="both"/>
-            </w:pPr>
-            <w:r>
-              <w:rPr>
-                <w:b w:val="0"/>
+            <w:tcW w:w="3744" w:type="dxa"/>
+          </w:tcPr>
+          <w:p>
+            <w:pPr>
+              <w:jc w:val="both"/>
+            </w:pPr>
+            <w:r>
+              <w:rPr>
                 <w:sz w:val="18"/>
               </w:rPr>
               <w:t xml:space="preserve">Che il gettone resti nel browser: </w:t>
@@ -26349,7 +26364,6 @@
             </w:r>
             <w:r>
               <w:rPr>
-                <w:b w:val="0"/>
                 <w:sz w:val="18"/>
               </w:rPr>
               <w:t xml:space="preserve"> (`localStorage`, chiave `auth`) ed è l’unica cosa che il BFF esiste per togliere.</w:t>
@@ -26363,9 +26377,6 @@
         <w:jc w:val="both"/>
       </w:pPr>
       <w:r>
-        <w:rPr>
-          <w:b w:val="0"/>
-        </w:rPr>
         <w:t xml:space="preserve">La lettura della tabella è che </w:t>
       </w:r>
       <w:r>
@@ -26375,9 +26386,6 @@
         <w:t>l’impianto è lo stesso e cambia soltanto chi custodisce il token</w:t>
       </w:r>
       <w:r>
-        <w:rPr>
-          <w:b w:val="0"/>
-        </w:rPr>
         <w:t>: nel mondo Thymeleaf la sessione del front-end, nel mondo Angular il BFF. Tutto il resto — l’emittente, il formato del token, l’intestazione con cui raggiunge i back-end, la verifica a valle — è identico. Non è una coincidenza fortunata: è la proprietà che si è scelto di preservare, e va difesa a ogni decisione successiva.</w:t>
       </w:r>
     </w:p>
@@ -26396,14 +26404,14 @@
         <w:tblLook w:val="04A0" w:firstRow="1" w:lastRow="0" w:firstColumn="1" w:lastColumn="0" w:noHBand="0" w:noVBand="1"/>
       </w:tblPr>
       <w:tblGrid>
-        <w:gridCol w:w="2304"/>
-        <w:gridCol w:w="4320"/>
-        <w:gridCol w:w="2880"/>
+        <w:gridCol w:w="2273"/>
+        <w:gridCol w:w="4240"/>
+        <w:gridCol w:w="2837"/>
       </w:tblGrid>
       <w:tr>
         <w:tc>
           <w:tcPr>
-            <w:tcW w:type="dxa" w:w="2304"/>
+            <w:tcW w:w="2304" w:type="dxa"/>
           </w:tcPr>
           <w:p>
             <w:pPr>
@@ -26420,7 +26428,7 @@
         </w:tc>
         <w:tc>
           <w:tcPr>
-            <w:tcW w:type="dxa" w:w="4320"/>
+            <w:tcW w:w="4320" w:type="dxa"/>
           </w:tcPr>
           <w:p>
             <w:pPr>
@@ -26437,7 +26445,7 @@
         </w:tc>
         <w:tc>
           <w:tcPr>
-            <w:tcW w:type="dxa" w:w="2880"/>
+            <w:tcW w:w="2880" w:type="dxa"/>
           </w:tcPr>
           <w:p>
             <w:pPr>
@@ -26456,15 +26464,14 @@
       <w:tr>
         <w:tc>
           <w:tcPr>
-            <w:tcW w:type="dxa" w:w="2304"/>
-          </w:tcPr>
-          <w:p>
-            <w:pPr>
-              <w:jc w:val="both"/>
-            </w:pPr>
-            <w:r>
-              <w:rPr>
-                <w:b w:val="0"/>
+            <w:tcW w:w="2304" w:type="dxa"/>
+          </w:tcPr>
+          <w:p>
+            <w:pPr>
+              <w:jc w:val="both"/>
+            </w:pPr>
+            <w:r>
+              <w:rPr>
                 <w:sz w:val="18"/>
               </w:rPr>
               <w:t>Due emittenti di token, uno per mondo</w:t>
@@ -26473,15 +26480,14 @@
         </w:tc>
         <w:tc>
           <w:tcPr>
-            <w:tcW w:type="dxa" w:w="4320"/>
-          </w:tcPr>
-          <w:p>
-            <w:pPr>
-              <w:jc w:val="both"/>
-            </w:pPr>
-            <w:r>
-              <w:rPr>
-                <w:b w:val="0"/>
+            <w:tcW w:w="4320" w:type="dxa"/>
+          </w:tcPr>
+          <w:p>
+            <w:pPr>
+              <w:jc w:val="both"/>
+            </w:pPr>
+            <w:r>
+              <w:rPr>
                 <w:sz w:val="18"/>
               </w:rPr>
               <w:t xml:space="preserve">Il token si inoltra da back-end a back-end e si verifica con le chiavi pubbliche dell’emittente: due emittenti vorrebbero dire due catene di fiducia, due registri di accesso e due insiemi di claim da tenere allineati. E i due mondi devono decidere sugli </w:t>
@@ -26495,7 +26501,6 @@
             </w:r>
             <w:r>
               <w:rPr>
-                <w:b w:val="0"/>
                 <w:sz w:val="18"/>
               </w:rPr>
               <w:t xml:space="preserve"> claim, perché le regole dei back-end e le abilitazioni delle pagine del back-office parlano degli stessi ruoli.</w:t>
@@ -26504,15 +26509,14 @@
         </w:tc>
         <w:tc>
           <w:tcPr>
-            <w:tcW w:type="dxa" w:w="2880"/>
-          </w:tcPr>
-          <w:p>
-            <w:pPr>
-              <w:jc w:val="both"/>
-            </w:pPr>
-            <w:r>
-              <w:rPr>
-                <w:b w:val="0"/>
+            <w:tcW w:w="2880" w:type="dxa"/>
+          </w:tcPr>
+          <w:p>
+            <w:pPr>
+              <w:jc w:val="both"/>
+            </w:pPr>
+            <w:r>
+              <w:rPr>
                 <w:sz w:val="18"/>
               </w:rPr>
               <w:t>Un solo emittente, sipo-auth, e un solo formato di token.</w:t>
@@ -26523,15 +26527,14 @@
       <w:tr>
         <w:tc>
           <w:tcPr>
-            <w:tcW w:type="dxa" w:w="2304"/>
-          </w:tcPr>
-          <w:p>
-            <w:pPr>
-              <w:jc w:val="both"/>
-            </w:pPr>
-            <w:r>
-              <w:rPr>
-                <w:b w:val="0"/>
+            <w:tcW w:w="2304" w:type="dxa"/>
+          </w:tcPr>
+          <w:p>
+            <w:pPr>
+              <w:jc w:val="both"/>
+            </w:pPr>
+            <w:r>
+              <w:rPr>
                 <w:sz w:val="18"/>
               </w:rPr>
               <w:t>Il gettone nel browser per le applicazioni a pagina singola</w:t>
@@ -26540,15 +26543,14 @@
         </w:tc>
         <w:tc>
           <w:tcPr>
-            <w:tcW w:type="dxa" w:w="4320"/>
-          </w:tcPr>
-          <w:p>
-            <w:pPr>
-              <w:jc w:val="both"/>
-            </w:pPr>
-            <w:r>
-              <w:rPr>
-                <w:b w:val="0"/>
+            <w:tcW w:w="4320" w:type="dxa"/>
+          </w:tcPr>
+          <w:p>
+            <w:pPr>
+              <w:jc w:val="both"/>
+            </w:pPr>
+            <w:r>
+              <w:rPr>
                 <w:sz w:val="18"/>
               </w:rPr>
               <w:t>Ogni luogo in cui il browser può conservarlo è leggibile da chiunque ottenga esecuzione di script nella pagina. Non è un rischio ipotetico: è la pratica corrente della libreria Angular.</w:t>
@@ -26557,15 +26559,14 @@
         </w:tc>
         <w:tc>
           <w:tcPr>
-            <w:tcW w:type="dxa" w:w="2880"/>
-          </w:tcPr>
-          <w:p>
-            <w:pPr>
-              <w:jc w:val="both"/>
-            </w:pPr>
-            <w:r>
-              <w:rPr>
-                <w:b w:val="0"/>
+            <w:tcW w:w="2880" w:type="dxa"/>
+          </w:tcPr>
+          <w:p>
+            <w:pPr>
+              <w:jc w:val="both"/>
+            </w:pPr>
+            <w:r>
+              <w:rPr>
                 <w:sz w:val="18"/>
               </w:rPr>
               <w:t>Il BFF tiene il gettone lato server; al browser resta un cookie di sessione.</w:t>
@@ -26576,15 +26577,14 @@
       <w:tr>
         <w:tc>
           <w:tcPr>
-            <w:tcW w:type="dxa" w:w="2304"/>
-          </w:tcPr>
-          <w:p>
-            <w:pPr>
-              <w:jc w:val="both"/>
-            </w:pPr>
-            <w:r>
-              <w:rPr>
-                <w:b w:val="0"/>
+            <w:tcW w:w="2304" w:type="dxa"/>
+          </w:tcPr>
+          <w:p>
+            <w:pPr>
+              <w:jc w:val="both"/>
+            </w:pPr>
+            <w:r>
+              <w:rPr>
                 <w:sz w:val="18"/>
               </w:rPr>
               <w:t>L’adozione di OIDC front-end per front-end</w:t>
@@ -26593,15 +26593,14 @@
         </w:tc>
         <w:tc>
           <w:tcPr>
-            <w:tcW w:type="dxa" w:w="4320"/>
-          </w:tcPr>
-          <w:p>
-            <w:pPr>
-              <w:jc w:val="both"/>
-            </w:pPr>
-            <w:r>
-              <w:rPr>
-                <w:b w:val="0"/>
+            <w:tcW w:w="4320" w:type="dxa"/>
+          </w:tcPr>
+          <w:p>
+            <w:pPr>
+              <w:jc w:val="both"/>
+            </w:pPr>
+            <w:r>
+              <w:rPr>
                 <w:sz w:val="18"/>
               </w:rPr>
               <w:t>Le 4.781 chiamate che dipendono dal profilo non si toccano una per una, e un rilascio per applicazione moltiplica le regressioni senza anticipare nessun beneficio.</w:t>
@@ -26610,15 +26609,14 @@
         </w:tc>
         <w:tc>
           <w:tcPr>
-            <w:tcW w:type="dxa" w:w="2880"/>
-          </w:tcPr>
-          <w:p>
-            <w:pPr>
-              <w:jc w:val="both"/>
-            </w:pPr>
-            <w:r>
-              <w:rPr>
-                <w:b w:val="0"/>
+            <w:tcW w:w="2880" w:type="dxa"/>
+          </w:tcPr>
+          <w:p>
+            <w:pPr>
+              <w:jc w:val="both"/>
+            </w:pPr>
+            <w:r>
+              <w:rPr>
                 <w:sz w:val="18"/>
               </w:rPr>
               <w:t>Il cambiamento avviene dentro le due librerie condivise, a parità di firma.</w:t>
@@ -26629,15 +26627,14 @@
       <w:tr>
         <w:tc>
           <w:tcPr>
-            <w:tcW w:type="dxa" w:w="2304"/>
-          </w:tcPr>
-          <w:p>
-            <w:pPr>
-              <w:jc w:val="both"/>
-            </w:pPr>
-            <w:r>
-              <w:rPr>
-                <w:b w:val="0"/>
+            <w:tcW w:w="2304" w:type="dxa"/>
+          </w:tcPr>
+          <w:p>
+            <w:pPr>
+              <w:jc w:val="both"/>
+            </w:pPr>
+            <w:r>
+              <w:rPr>
                 <w:sz w:val="18"/>
               </w:rPr>
               <w:t xml:space="preserve">La modalità header per le chiamate che il </w:t>
@@ -26651,7 +26648,6 @@
             </w:r>
             <w:r>
               <w:rPr>
-                <w:b w:val="0"/>
                 <w:sz w:val="18"/>
               </w:rPr>
               <w:t xml:space="preserve"> fa ai back-end</w:t>
@@ -26660,15 +26656,14 @@
         </w:tc>
         <w:tc>
           <w:tcPr>
-            <w:tcW w:type="dxa" w:w="4320"/>
-          </w:tcPr>
-          <w:p>
-            <w:pPr>
-              <w:jc w:val="both"/>
-            </w:pPr>
-            <w:r>
-              <w:rPr>
-                <w:b w:val="0"/>
+            <w:tcW w:w="4320" w:type="dxa"/>
+          </w:tcPr>
+          <w:p>
+            <w:pPr>
+              <w:jc w:val="both"/>
+            </w:pPr>
+            <w:r>
+              <w:rPr>
                 <w:sz w:val="18"/>
               </w:rPr>
               <w:t>Il browser di una applicazione a pagina singola chiama direttamente i servizi: su quelle chiamate l’Access Manager non inietta nulla se il percorso non è protetto, e non c’è modo di farsi dare l’identità dal browser senza fidarsi del browser.</w:t>
@@ -26677,18 +26672,24 @@
         </w:tc>
         <w:tc>
           <w:tcPr>
-            <w:tcW w:type="dxa" w:w="2880"/>
-          </w:tcPr>
-          <w:p>
-            <w:pPr>
-              <w:jc w:val="both"/>
-            </w:pPr>
-            <w:r>
-              <w:rPr>
-                <w:b w:val="0"/>
-                <w:sz w:val="18"/>
-              </w:rPr>
-              <w:t>Le chiamate passano dal BFF, che è lato server e riceve le intestazioni su ogni richiesta. ⚠️ Esiste però un’alternativa prevista dal manuale e da verificare: il dominio dedicato ai servizi di back-end, che espone le stesse variabili di intestazione purché il client inoltri i cookie (PI-30).</w:t>
+            <w:tcW w:w="2880" w:type="dxa"/>
+          </w:tcPr>
+          <w:p>
+            <w:pPr>
+              <w:jc w:val="both"/>
+            </w:pPr>
+            <w:r>
+              <w:rPr>
+                <w:sz w:val="18"/>
+              </w:rPr>
+              <w:t xml:space="preserve">Le chiamate passano dal BFF, che è lato server e riceve le intestazioni su ogni richiesta. ⚠️ Esiste però un’alternativa prevista dal manuale e da verificare: il dominio dedicato ai servizi di back-end, che espone le stesse </w:t>
+            </w:r>
+            <w:r>
+              <w:rPr>
+                <w:sz w:val="18"/>
+              </w:rPr>
+              <w:lastRenderedPageBreak/>
+              <w:t>variabili di intestazione purché il client inoltri i cookie (PI-30).</w:t>
             </w:r>
           </w:p>
         </w:tc>
@@ -26699,11 +26700,12 @@
         <w:pStyle w:val="Titolo2"/>
         <w:jc w:val="both"/>
       </w:pPr>
-      <w:bookmarkStart w:id="28" w:name="_Toc242796258"/>
-      <w:r>
+      <w:bookmarkStart w:id="29" w:name="_Toc242797227"/>
+      <w:r>
+        <w:lastRenderedPageBreak/>
         <w:t>Perché non si comincia dalla libreria</w:t>
       </w:r>
-      <w:bookmarkEnd w:id="28"/>
+      <w:bookmarkEnd w:id="29"/>
     </w:p>
     <w:p>
       <w:pPr>
@@ -26936,7 +26938,6 @@
       </w:r>
       <w:proofErr w:type="spellStart"/>
       <w:r>
-        <w:lastRenderedPageBreak/>
         <w:t>componente</w:t>
       </w:r>
       <w:proofErr w:type="spellEnd"/>
@@ -27035,85 +27036,43 @@
         <w:jc w:val="both"/>
       </w:pPr>
       <w:r>
-        <w:t>Si introduce pertanto un componente sul percorso del login consci del fatto che quest’ultimo è il punto in cui un eventuale disservizio ferma tutto. Andrebbero quindi messe in conto almeno due repliche, le chiavi e la sessione fuori dalla memoria locale, e una sonda di prontezza che non dipenda dalla raggiungibilità di IAM — altrimenti un disservizio esterno fa riavviare un componente sano.</w:t>
+        <w:t xml:space="preserve">Si introduce pertanto un componente sul percorso del login consci del fatto che quest’ultimo è il punto in cui un eventuale disservizio ferma tutto. Andrebbero quindi messe in conto almeno due repliche, le chiavi e la sessione fuori dalla memoria locale, e una sonda di prontezza che non dipenda dalla raggiungibilità di IAM — altrimenti un disservizio esterno fa </w:t>
       </w:r>
       <w:proofErr w:type="spellStart"/>
-      <w:r/>
+      <w:r>
+        <w:t>riavviare</w:t>
+      </w:r>
       <w:proofErr w:type="spellEnd"/>
-      <w:r/>
+      <w:r>
+        <w:t xml:space="preserve"> un </w:t>
+      </w:r>
       <w:proofErr w:type="spellStart"/>
-      <w:r/>
+      <w:r>
+        <w:t>componente</w:t>
+      </w:r>
       <w:proofErr w:type="spellEnd"/>
-      <w:r/>
+      <w:r>
+        <w:t xml:space="preserve"> </w:t>
+      </w:r>
       <w:proofErr w:type="spellStart"/>
-      <w:r/>
+      <w:r>
+        <w:t>sano</w:t>
+      </w:r>
       <w:proofErr w:type="spellEnd"/>
-      <w:r/>
-      <w:proofErr w:type="spellStart"/>
-      <w:r/>
-      <w:proofErr w:type="spellEnd"/>
-      <w:r/>
-      <w:proofErr w:type="spellStart"/>
-      <w:r/>
-      <w:proofErr w:type="spellEnd"/>
-      <w:r/>
-      <w:proofErr w:type="spellStart"/>
-      <w:r/>
-      <w:proofErr w:type="spellEnd"/>
-      <w:r/>
-      <w:proofErr w:type="spellStart"/>
-      <w:r/>
-      <w:proofErr w:type="spellEnd"/>
-      <w:r/>
-      <w:proofErr w:type="spellStart"/>
-      <w:r/>
-      <w:proofErr w:type="spellEnd"/>
-      <w:r/>
-      <w:proofErr w:type="spellStart"/>
-      <w:r/>
-      <w:proofErr w:type="spellEnd"/>
-      <w:r/>
-      <w:proofErr w:type="spellStart"/>
-      <w:r/>
-      <w:proofErr w:type="spellEnd"/>
-      <w:r/>
-      <w:proofErr w:type="spellStart"/>
-      <w:r/>
-      <w:proofErr w:type="spellEnd"/>
-      <w:r/>
-      <w:proofErr w:type="spellStart"/>
-      <w:r/>
-      <w:proofErr w:type="spellEnd"/>
-      <w:r/>
-      <w:proofErr w:type="spellStart"/>
-      <w:r/>
-      <w:proofErr w:type="spellEnd"/>
-      <w:r/>
-      <w:proofErr w:type="spellStart"/>
-      <w:r/>
-      <w:proofErr w:type="spellEnd"/>
-      <w:r/>
-      <w:proofErr w:type="spellStart"/>
-      <w:r/>
-      <w:proofErr w:type="spellEnd"/>
-      <w:r/>
-      <w:r>
-        <w:rPr>
-          <w:bCs/>
-        </w:rPr>
-      </w:r>
-      <w:r/>
+      <w:r>
+        <w:t>.</w:t>
+      </w:r>
     </w:p>
     <w:p>
       <w:pPr>
         <w:pStyle w:val="Titolo2"/>
         <w:jc w:val="both"/>
       </w:pPr>
-      <w:bookmarkStart w:id="29" w:name="_Toc242796259"/>
+      <w:bookmarkStart w:id="30" w:name="_Toc242797228"/>
       <w:r>
         <w:t>Il login di un operatore</w:t>
       </w:r>
-      <w:bookmarkEnd w:id="29"/>
+      <w:bookmarkEnd w:id="30"/>
     </w:p>
     <w:p>
       <w:pPr>
@@ -27351,7 +27310,11 @@
         <w:t>come oggi</w:t>
       </w:r>
       <w:r>
-        <w:t xml:space="preserve"> e lo mette in sessione sotto lo stesso nome di oggi. Accanto vi tiene il token, </w:t>
+        <w:t xml:space="preserve"> e lo mette in sessione </w:t>
+      </w:r>
+      <w:r>
+        <w:lastRenderedPageBreak/>
+        <w:t xml:space="preserve">sotto lo stesso nome di oggi. Accanto vi tiene il token, </w:t>
       </w:r>
       <w:r>
         <w:rPr>
@@ -27492,11 +27455,11 @@
         <w:pStyle w:val="Titolo2"/>
         <w:jc w:val="both"/>
       </w:pPr>
-      <w:bookmarkStart w:id="30" w:name="_Toc242796260"/>
+      <w:bookmarkStart w:id="31" w:name="_Toc242797229"/>
       <w:r>
         <w:t>Il login di un cittadino e il contesto operativo</w:t>
       </w:r>
-      <w:bookmarkEnd w:id="30"/>
+      <w:bookmarkEnd w:id="31"/>
     </w:p>
     <w:p>
       <w:pPr>
@@ -27538,7 +27501,6 @@
       </w:r>
       <w:proofErr w:type="spellStart"/>
       <w:r>
-        <w:lastRenderedPageBreak/>
         <w:t>restituisce</w:t>
       </w:r>
       <w:proofErr w:type="spellEnd"/>
@@ -27559,19 +27521,27 @@
         <w:pStyle w:val="Titolo2"/>
         <w:jc w:val="both"/>
       </w:pPr>
-      <w:bookmarkStart w:id="31" w:name="_Toc242796261"/>
-      <w:r>
-        <w:t>Le chiamate verso i back-end</w:t>
+      <w:bookmarkStart w:id="32" w:name="_Toc242797230"/>
+      <w:r>
+        <w:t xml:space="preserve">Le </w:t>
       </w:r>
       <w:proofErr w:type="spellStart"/>
-      <w:r/>
+      <w:r>
+        <w:t>chiamate</w:t>
+      </w:r>
       <w:proofErr w:type="spellEnd"/>
-      <w:r/>
+      <w:r>
+        <w:t xml:space="preserve"> verso </w:t>
+      </w:r>
       <w:proofErr w:type="spellStart"/>
-      <w:r/>
+      <w:r>
+        <w:t>i</w:t>
+      </w:r>
       <w:proofErr w:type="spellEnd"/>
-      <w:r/>
-      <w:bookmarkEnd w:id="31"/>
+      <w:r>
+        <w:t xml:space="preserve"> back-end</w:t>
+      </w:r>
+      <w:bookmarkEnd w:id="32"/>
     </w:p>
     <w:p>
       <w:pPr>
@@ -27610,18 +27580,18 @@
         <w:pStyle w:val="Titolo2"/>
         <w:jc w:val="both"/>
       </w:pPr>
-      <w:r>
+      <w:bookmarkStart w:id="33" w:name="_Toc242797231"/>
+      <w:r>
+        <w:lastRenderedPageBreak/>
         <w:t>Il token nelle intestazioni, tratta per tratta</w:t>
       </w:r>
+      <w:bookmarkEnd w:id="33"/>
     </w:p>
     <w:p>
       <w:pPr>
         <w:jc w:val="both"/>
       </w:pPr>
       <w:r>
-        <w:rPr>
-          <w:b w:val="0"/>
-        </w:rPr>
         <w:t xml:space="preserve">Il fatto che rende l’intervento proporzionato è questo: </w:t>
       </w:r>
       <w:r>
@@ -27631,9 +27601,6 @@
         <w:t>l’intestazione non cambia, cambiano chi firma e che cosa c’è dentro</w:t>
       </w:r>
       <w:r>
-        <w:rPr>
-          <w:b w:val="0"/>
-        </w:rPr>
         <w:t>. Oggi i back-end ricevono già `Authorization: Bearer` con un token firmato a chiave simmetrica il cui soggetto è un’utenza tecnica; domani ricevono la stessa intestazione, con un token firmato a chiave asimmetrica il cui soggetto è una persona. Il meccanismo di trasporto è identico, ed è il motivo per cui le 4.781 chiamate applicative non si toccano: cambia la provenienza del token dentro una sola libreria.</w:t>
       </w:r>
     </w:p>
@@ -27652,15 +27619,15 @@
         <w:tblLook w:val="04A0" w:firstRow="1" w:lastRow="0" w:firstColumn="1" w:lastColumn="0" w:noHBand="0" w:noVBand="1"/>
       </w:tblPr>
       <w:tblGrid>
-        <w:gridCol w:w="2448"/>
-        <w:gridCol w:w="2736"/>
-        <w:gridCol w:w="2880"/>
-        <w:gridCol w:w="2304"/>
+        <w:gridCol w:w="2195"/>
+        <w:gridCol w:w="2473"/>
+        <w:gridCol w:w="2615"/>
+        <w:gridCol w:w="2067"/>
       </w:tblGrid>
       <w:tr>
         <w:tc>
           <w:tcPr>
-            <w:tcW w:type="dxa" w:w="2448"/>
+            <w:tcW w:w="2448" w:type="dxa"/>
           </w:tcPr>
           <w:p>
             <w:pPr>
@@ -27677,7 +27644,7 @@
         </w:tc>
         <w:tc>
           <w:tcPr>
-            <w:tcW w:type="dxa" w:w="2736"/>
+            <w:tcW w:w="2736" w:type="dxa"/>
           </w:tcPr>
           <w:p>
             <w:pPr>
@@ -27694,7 +27661,7 @@
         </w:tc>
         <w:tc>
           <w:tcPr>
-            <w:tcW w:type="dxa" w:w="2880"/>
+            <w:tcW w:w="2880" w:type="dxa"/>
           </w:tcPr>
           <w:p>
             <w:pPr>
@@ -27711,7 +27678,7 @@
         </w:tc>
         <w:tc>
           <w:tcPr>
-            <w:tcW w:type="dxa" w:w="2304"/>
+            <w:tcW w:w="2304" w:type="dxa"/>
           </w:tcPr>
           <w:p>
             <w:pPr>
@@ -27730,15 +27697,14 @@
       <w:tr>
         <w:tc>
           <w:tcPr>
-            <w:tcW w:type="dxa" w:w="2448"/>
-          </w:tcPr>
-          <w:p>
-            <w:pPr>
-              <w:jc w:val="both"/>
-            </w:pPr>
-            <w:r>
-              <w:rPr>
-                <w:b w:val="0"/>
+            <w:tcW w:w="2448" w:type="dxa"/>
+          </w:tcPr>
+          <w:p>
+            <w:pPr>
+              <w:jc w:val="both"/>
+            </w:pPr>
+            <w:r>
+              <w:rPr>
                 <w:sz w:val="18"/>
               </w:rPr>
               <w:t>Browser → perimetro (portale)</w:t>
@@ -27747,15 +27713,14 @@
         </w:tc>
         <w:tc>
           <w:tcPr>
-            <w:tcW w:type="dxa" w:w="2736"/>
-          </w:tcPr>
-          <w:p>
-            <w:pPr>
-              <w:jc w:val="both"/>
-            </w:pPr>
-            <w:r>
-              <w:rPr>
-                <w:b w:val="0"/>
+            <w:tcW w:w="2736" w:type="dxa"/>
+          </w:tcPr>
+          <w:p>
+            <w:pPr>
+              <w:jc w:val="both"/>
+            </w:pPr>
+            <w:r>
+              <w:rPr>
                 <w:sz w:val="18"/>
               </w:rPr>
               <w:t>Nulla che riguardi l’identità applicativa.</w:t>
@@ -27764,15 +27729,14 @@
         </w:tc>
         <w:tc>
           <w:tcPr>
-            <w:tcW w:type="dxa" w:w="2880"/>
-          </w:tcPr>
-          <w:p>
-            <w:pPr>
-              <w:jc w:val="both"/>
-            </w:pPr>
-            <w:r>
-              <w:rPr>
-                <w:b w:val="0"/>
+            <w:tcW w:w="2880" w:type="dxa"/>
+          </w:tcPr>
+          <w:p>
+            <w:pPr>
+              <w:jc w:val="both"/>
+            </w:pPr>
+            <w:r>
+              <w:rPr>
                 <w:sz w:val="18"/>
               </w:rPr>
               <w:t>Il cookie di sessione del portale.</w:t>
@@ -27781,15 +27745,14 @@
         </w:tc>
         <w:tc>
           <w:tcPr>
-            <w:tcW w:type="dxa" w:w="2304"/>
-          </w:tcPr>
-          <w:p>
-            <w:pPr>
-              <w:jc w:val="both"/>
-            </w:pPr>
-            <w:r>
-              <w:rPr>
-                <w:b w:val="0"/>
+            <w:tcW w:w="2304" w:type="dxa"/>
+          </w:tcPr>
+          <w:p>
+            <w:pPr>
+              <w:jc w:val="both"/>
+            </w:pPr>
+            <w:r>
+              <w:rPr>
                 <w:sz w:val="18"/>
               </w:rPr>
               <w:t>L’Access Manager di IAM.</w:t>
@@ -27800,15 +27763,14 @@
       <w:tr>
         <w:tc>
           <w:tcPr>
-            <w:tcW w:type="dxa" w:w="2448"/>
-          </w:tcPr>
-          <w:p>
-            <w:pPr>
-              <w:jc w:val="both"/>
-            </w:pPr>
-            <w:r>
-              <w:rPr>
-                <w:b w:val="0"/>
+            <w:tcW w:w="2448" w:type="dxa"/>
+          </w:tcPr>
+          <w:p>
+            <w:pPr>
+              <w:jc w:val="both"/>
+            </w:pPr>
+            <w:r>
+              <w:rPr>
                 <w:sz w:val="18"/>
               </w:rPr>
               <w:t>Perimetro → front-end Thymeleaf</w:t>
@@ -27817,15 +27779,14 @@
         </w:tc>
         <w:tc>
           <w:tcPr>
-            <w:tcW w:type="dxa" w:w="2736"/>
-          </w:tcPr>
-          <w:p>
-            <w:pPr>
-              <w:jc w:val="both"/>
-            </w:pPr>
-            <w:r>
-              <w:rPr>
-                <w:b w:val="0"/>
+            <w:tcW w:w="2736" w:type="dxa"/>
+          </w:tcPr>
+          <w:p>
+            <w:pPr>
+              <w:jc w:val="both"/>
+            </w:pPr>
+            <w:r>
+              <w:rPr>
                 <w:sz w:val="18"/>
               </w:rPr>
               <w:t>L’identità della persona, in chiaro.</w:t>
@@ -27834,15 +27795,14 @@
         </w:tc>
         <w:tc>
           <w:tcPr>
-            <w:tcW w:type="dxa" w:w="2880"/>
-          </w:tcPr>
-          <w:p>
-            <w:pPr>
-              <w:jc w:val="both"/>
-            </w:pPr>
-            <w:r>
-              <w:rPr>
-                <w:b w:val="0"/>
+            <w:tcW w:w="2880" w:type="dxa"/>
+          </w:tcPr>
+          <w:p>
+            <w:pPr>
+              <w:jc w:val="both"/>
+            </w:pPr>
+            <w:r>
+              <w:rPr>
                 <w:sz w:val="18"/>
               </w:rPr>
               <w:t>`iv-user`, `iv-codfis`, `iv-nome`, `iv-cognome`, `sysgroup`, e le altre di Tabella 2 che la policy concede.</w:t>
@@ -27851,15 +27811,14 @@
         </w:tc>
         <w:tc>
           <w:tcPr>
-            <w:tcW w:type="dxa" w:w="2304"/>
-          </w:tcPr>
-          <w:p>
-            <w:pPr>
-              <w:jc w:val="both"/>
-            </w:pPr>
-            <w:r>
-              <w:rPr>
-                <w:b w:val="0"/>
+            <w:tcW w:w="2304" w:type="dxa"/>
+          </w:tcPr>
+          <w:p>
+            <w:pPr>
+              <w:jc w:val="both"/>
+            </w:pPr>
+            <w:r>
+              <w:rPr>
                 <w:sz w:val="18"/>
               </w:rPr>
               <w:t xml:space="preserve">⚠️ </w:t>
@@ -27873,7 +27832,6 @@
             </w:r>
             <w:r>
               <w:rPr>
-                <w:b w:val="0"/>
                 <w:sz w:val="18"/>
               </w:rPr>
               <w:t>: il front-end si fida. È il difetto che la soluzione chiude.</w:t>
@@ -27884,15 +27842,14 @@
       <w:tr>
         <w:tc>
           <w:tcPr>
-            <w:tcW w:type="dxa" w:w="2448"/>
-          </w:tcPr>
-          <w:p>
-            <w:pPr>
-              <w:jc w:val="both"/>
-            </w:pPr>
-            <w:r>
-              <w:rPr>
-                <w:b w:val="0"/>
+            <w:tcW w:w="2448" w:type="dxa"/>
+          </w:tcPr>
+          <w:p>
+            <w:pPr>
+              <w:jc w:val="both"/>
+            </w:pPr>
+            <w:r>
+              <w:rPr>
                 <w:sz w:val="18"/>
               </w:rPr>
               <w:t>sipo-auth → front-end Thymeleaf (sequenza B)</w:t>
@@ -27901,15 +27858,14 @@
         </w:tc>
         <w:tc>
           <w:tcPr>
-            <w:tcW w:type="dxa" w:w="2736"/>
-          </w:tcPr>
-          <w:p>
-            <w:pPr>
-              <w:jc w:val="both"/>
-            </w:pPr>
-            <w:r>
-              <w:rPr>
-                <w:b w:val="0"/>
+            <w:tcW w:w="2736" w:type="dxa"/>
+          </w:tcPr>
+          <w:p>
+            <w:pPr>
+              <w:jc w:val="both"/>
+            </w:pPr>
+            <w:r>
+              <w:rPr>
                 <w:sz w:val="18"/>
               </w:rPr>
               <w:t>Il token SIPO, oltre alle intestazioni di oggi.</w:t>
@@ -27918,7 +27874,7 @@
         </w:tc>
         <w:tc>
           <w:tcPr>
-            <w:tcW w:type="dxa" w:w="2880"/>
+            <w:tcW w:w="2880" w:type="dxa"/>
           </w:tcPr>
           <w:p>
             <w:pPr>
@@ -27933,7 +27889,6 @@
             </w:r>
             <w:r>
               <w:rPr>
-                <w:b w:val="0"/>
                 <w:sz w:val="18"/>
               </w:rPr>
               <w:t>: un nome proprio e riservato, non una `iv-*`.</w:t>
@@ -27942,15 +27897,14 @@
         </w:tc>
         <w:tc>
           <w:tcPr>
-            <w:tcW w:type="dxa" w:w="2304"/>
-          </w:tcPr>
-          <w:p>
-            <w:pPr>
-              <w:jc w:val="both"/>
-            </w:pPr>
-            <w:r>
-              <w:rPr>
-                <w:b w:val="0"/>
+            <w:tcW w:w="2304" w:type="dxa"/>
+          </w:tcPr>
+          <w:p>
+            <w:pPr>
+              <w:jc w:val="both"/>
+            </w:pPr>
+            <w:r>
+              <w:rPr>
                 <w:sz w:val="18"/>
               </w:rPr>
               <w:t>Il front-end, con le chiavi pubbliche di sipo-auth.</w:t>
@@ -27961,15 +27915,14 @@
       <w:tr>
         <w:tc>
           <w:tcPr>
-            <w:tcW w:type="dxa" w:w="2448"/>
-          </w:tcPr>
-          <w:p>
-            <w:pPr>
-              <w:jc w:val="both"/>
-            </w:pPr>
-            <w:r>
-              <w:rPr>
-                <w:b w:val="0"/>
+            <w:tcW w:w="2448" w:type="dxa"/>
+          </w:tcPr>
+          <w:p>
+            <w:pPr>
+              <w:jc w:val="both"/>
+            </w:pPr>
+            <w:r>
+              <w:rPr>
                 <w:sz w:val="18"/>
               </w:rPr>
               <w:t>Browser → BFF (mondo nuovo)</w:t>
@@ -27978,15 +27931,14 @@
         </w:tc>
         <w:tc>
           <w:tcPr>
-            <w:tcW w:type="dxa" w:w="2736"/>
-          </w:tcPr>
-          <w:p>
-            <w:pPr>
-              <w:jc w:val="both"/>
-            </w:pPr>
-            <w:r>
-              <w:rPr>
-                <w:b w:val="0"/>
+            <w:tcW w:w="2736" w:type="dxa"/>
+          </w:tcPr>
+          <w:p>
+            <w:pPr>
+              <w:jc w:val="both"/>
+            </w:pPr>
+            <w:r>
+              <w:rPr>
                 <w:sz w:val="18"/>
               </w:rPr>
               <w:t>Nulla che riguardi l’identità.</w:t>
@@ -27995,15 +27947,14 @@
         </w:tc>
         <w:tc>
           <w:tcPr>
-            <w:tcW w:type="dxa" w:w="2880"/>
-          </w:tcPr>
-          <w:p>
-            <w:pPr>
-              <w:jc w:val="both"/>
-            </w:pPr>
-            <w:r>
-              <w:rPr>
-                <w:b w:val="0"/>
+            <w:tcW w:w="2880" w:type="dxa"/>
+          </w:tcPr>
+          <w:p>
+            <w:pPr>
+              <w:jc w:val="both"/>
+            </w:pPr>
+            <w:r>
+              <w:rPr>
                 <w:sz w:val="18"/>
               </w:rPr>
               <w:t>Il cookie di sessione del BFF, `Secure`, `HttpOnly`, `SameSite`.</w:t>
@@ -28012,15 +27963,14 @@
         </w:tc>
         <w:tc>
           <w:tcPr>
-            <w:tcW w:type="dxa" w:w="2304"/>
-          </w:tcPr>
-          <w:p>
-            <w:pPr>
-              <w:jc w:val="both"/>
-            </w:pPr>
-            <w:r>
-              <w:rPr>
-                <w:b w:val="0"/>
+            <w:tcW w:w="2304" w:type="dxa"/>
+          </w:tcPr>
+          <w:p>
+            <w:pPr>
+              <w:jc w:val="both"/>
+            </w:pPr>
+            <w:r>
+              <w:rPr>
                 <w:sz w:val="18"/>
               </w:rPr>
               <w:t>Il BFF, sulla propria sessione.</w:t>
@@ -28031,15 +27981,14 @@
       <w:tr>
         <w:tc>
           <w:tcPr>
-            <w:tcW w:type="dxa" w:w="2448"/>
-          </w:tcPr>
-          <w:p>
-            <w:pPr>
-              <w:jc w:val="both"/>
-            </w:pPr>
-            <w:r>
-              <w:rPr>
-                <w:b w:val="0"/>
+            <w:tcW w:w="2448" w:type="dxa"/>
+          </w:tcPr>
+          <w:p>
+            <w:pPr>
+              <w:jc w:val="both"/>
+            </w:pPr>
+            <w:r>
+              <w:rPr>
                 <w:sz w:val="18"/>
               </w:rPr>
               <w:t>Front-end Thymeleaf → back-end</w:t>
@@ -28048,15 +27997,14 @@
         </w:tc>
         <w:tc>
           <w:tcPr>
-            <w:tcW w:type="dxa" w:w="2736"/>
-          </w:tcPr>
-          <w:p>
-            <w:pPr>
-              <w:jc w:val="both"/>
-            </w:pPr>
-            <w:r>
-              <w:rPr>
-                <w:b w:val="0"/>
+            <w:tcW w:w="2736" w:type="dxa"/>
+          </w:tcPr>
+          <w:p>
+            <w:pPr>
+              <w:jc w:val="both"/>
+            </w:pPr>
+            <w:r>
+              <w:rPr>
                 <w:sz w:val="18"/>
               </w:rPr>
               <w:t>Il token SIPO dell’operatore.</w:t>
@@ -28065,7 +28013,7 @@
         </w:tc>
         <w:tc>
           <w:tcPr>
-            <w:tcW w:type="dxa" w:w="2880"/>
+            <w:tcW w:w="2880" w:type="dxa"/>
           </w:tcPr>
           <w:p>
             <w:pPr>
@@ -28080,7 +28028,6 @@
             </w:r>
             <w:r>
               <w:rPr>
-                <w:b w:val="0"/>
                 <w:sz w:val="18"/>
               </w:rPr>
               <w:t xml:space="preserve"> — la stessa intestazione di oggi.</w:t>
@@ -28089,15 +28036,14 @@
         </w:tc>
         <w:tc>
           <w:tcPr>
-            <w:tcW w:type="dxa" w:w="2304"/>
-          </w:tcPr>
-          <w:p>
-            <w:pPr>
-              <w:jc w:val="both"/>
-            </w:pPr>
-            <w:r>
-              <w:rPr>
-                <w:b w:val="0"/>
+            <w:tcW w:w="2304" w:type="dxa"/>
+          </w:tcPr>
+          <w:p>
+            <w:pPr>
+              <w:jc w:val="both"/>
+            </w:pPr>
+            <w:r>
+              <w:rPr>
                 <w:sz w:val="18"/>
               </w:rPr>
               <w:t>Il back-end, con le chiavi pubbliche.</w:t>
@@ -28108,15 +28054,14 @@
       <w:tr>
         <w:tc>
           <w:tcPr>
-            <w:tcW w:type="dxa" w:w="2448"/>
-          </w:tcPr>
-          <w:p>
-            <w:pPr>
-              <w:jc w:val="both"/>
-            </w:pPr>
-            <w:r>
-              <w:rPr>
-                <w:b w:val="0"/>
+            <w:tcW w:w="2448" w:type="dxa"/>
+          </w:tcPr>
+          <w:p>
+            <w:pPr>
+              <w:jc w:val="both"/>
+            </w:pPr>
+            <w:r>
+              <w:rPr>
                 <w:sz w:val="18"/>
               </w:rPr>
               <w:t>BFF → back-end</w:t>
@@ -28125,15 +28070,14 @@
         </w:tc>
         <w:tc>
           <w:tcPr>
-            <w:tcW w:type="dxa" w:w="2736"/>
-          </w:tcPr>
-          <w:p>
-            <w:pPr>
-              <w:jc w:val="both"/>
-            </w:pPr>
-            <w:r>
-              <w:rPr>
-                <w:b w:val="0"/>
+            <w:tcW w:w="2736" w:type="dxa"/>
+          </w:tcPr>
+          <w:p>
+            <w:pPr>
+              <w:jc w:val="both"/>
+            </w:pPr>
+            <w:r>
+              <w:rPr>
                 <w:sz w:val="18"/>
               </w:rPr>
               <w:t>Il token SIPO dell’operatore.</w:t>
@@ -28142,7 +28086,7 @@
         </w:tc>
         <w:tc>
           <w:tcPr>
-            <w:tcW w:type="dxa" w:w="2880"/>
+            <w:tcW w:w="2880" w:type="dxa"/>
           </w:tcPr>
           <w:p>
             <w:pPr>
@@ -28157,7 +28101,6 @@
             </w:r>
             <w:r>
               <w:rPr>
-                <w:b w:val="0"/>
                 <w:sz w:val="18"/>
               </w:rPr>
               <w:t>.</w:t>
@@ -28166,15 +28109,14 @@
         </w:tc>
         <w:tc>
           <w:tcPr>
-            <w:tcW w:type="dxa" w:w="2304"/>
-          </w:tcPr>
-          <w:p>
-            <w:pPr>
-              <w:jc w:val="both"/>
-            </w:pPr>
-            <w:r>
-              <w:rPr>
-                <w:b w:val="0"/>
+            <w:tcW w:w="2304" w:type="dxa"/>
+          </w:tcPr>
+          <w:p>
+            <w:pPr>
+              <w:jc w:val="both"/>
+            </w:pPr>
+            <w:r>
+              <w:rPr>
                 <w:sz w:val="18"/>
               </w:rPr>
               <w:t>Il back-end, con le chiavi pubbliche.</w:t>
@@ -28185,15 +28127,14 @@
       <w:tr>
         <w:tc>
           <w:tcPr>
-            <w:tcW w:type="dxa" w:w="2448"/>
-          </w:tcPr>
-          <w:p>
-            <w:pPr>
-              <w:jc w:val="both"/>
-            </w:pPr>
-            <w:r>
-              <w:rPr>
-                <w:b w:val="0"/>
+            <w:tcW w:w="2448" w:type="dxa"/>
+          </w:tcPr>
+          <w:p>
+            <w:pPr>
+              <w:jc w:val="both"/>
+            </w:pPr>
+            <w:r>
+              <w:rPr>
                 <w:sz w:val="18"/>
               </w:rPr>
               <w:t>Back-end → back-end</w:t>
@@ -28202,15 +28143,14 @@
         </w:tc>
         <w:tc>
           <w:tcPr>
-            <w:tcW w:type="dxa" w:w="2736"/>
-          </w:tcPr>
-          <w:p>
-            <w:pPr>
-              <w:jc w:val="both"/>
-            </w:pPr>
-            <w:r>
-              <w:rPr>
-                <w:b w:val="0"/>
+            <w:tcW w:w="2736" w:type="dxa"/>
+          </w:tcPr>
+          <w:p>
+            <w:pPr>
+              <w:jc w:val="both"/>
+            </w:pPr>
+            <w:r>
+              <w:rPr>
                 <w:sz w:val="18"/>
               </w:rPr>
               <w:t>Lo stesso token, inoltrato senza riemetterlo.</w:t>
@@ -28219,7 +28159,7 @@
         </w:tc>
         <w:tc>
           <w:tcPr>
-            <w:tcW w:type="dxa" w:w="2880"/>
+            <w:tcW w:w="2880" w:type="dxa"/>
           </w:tcPr>
           <w:p>
             <w:pPr>
@@ -28234,7 +28174,6 @@
             </w:r>
             <w:r>
               <w:rPr>
-                <w:b w:val="0"/>
                 <w:sz w:val="18"/>
               </w:rPr>
               <w:t>.</w:t>
@@ -28243,15 +28182,14 @@
         </w:tc>
         <w:tc>
           <w:tcPr>
-            <w:tcW w:type="dxa" w:w="2304"/>
-          </w:tcPr>
-          <w:p>
-            <w:pPr>
-              <w:jc w:val="both"/>
-            </w:pPr>
-            <w:r>
-              <w:rPr>
-                <w:b w:val="0"/>
+            <w:tcW w:w="2304" w:type="dxa"/>
+          </w:tcPr>
+          <w:p>
+            <w:pPr>
+              <w:jc w:val="both"/>
+            </w:pPr>
+            <w:r>
+              <w:rPr>
                 <w:sz w:val="18"/>
               </w:rPr>
               <w:t>Il back-end chiamato.</w:t>
@@ -28262,15 +28200,14 @@
       <w:tr>
         <w:tc>
           <w:tcPr>
-            <w:tcW w:type="dxa" w:w="2448"/>
-          </w:tcPr>
-          <w:p>
-            <w:pPr>
-              <w:jc w:val="both"/>
-            </w:pPr>
-            <w:r>
-              <w:rPr>
-                <w:b w:val="0"/>
+            <w:tcW w:w="2448" w:type="dxa"/>
+          </w:tcPr>
+          <w:p>
+            <w:pPr>
+              <w:jc w:val="both"/>
+            </w:pPr>
+            <w:r>
+              <w:rPr>
                 <w:sz w:val="18"/>
               </w:rPr>
               <w:t>Trattamenti pianificati</w:t>
@@ -28279,15 +28216,14 @@
         </w:tc>
         <w:tc>
           <w:tcPr>
-            <w:tcW w:type="dxa" w:w="2736"/>
-          </w:tcPr>
-          <w:p>
-            <w:pPr>
-              <w:jc w:val="both"/>
-            </w:pPr>
-            <w:r>
-              <w:rPr>
-                <w:b w:val="0"/>
+            <w:tcW w:w="2736" w:type="dxa"/>
+          </w:tcPr>
+          <w:p>
+            <w:pPr>
+              <w:jc w:val="both"/>
+            </w:pPr>
+            <w:r>
+              <w:rPr>
                 <w:sz w:val="18"/>
               </w:rPr>
               <w:t>Un’utenza tecnica dedicata, non una persona.</w:t>
@@ -28296,7 +28232,7 @@
         </w:tc>
         <w:tc>
           <w:tcPr>
-            <w:tcW w:type="dxa" w:w="2880"/>
+            <w:tcW w:w="2880" w:type="dxa"/>
           </w:tcPr>
           <w:p>
             <w:pPr>
@@ -28311,7 +28247,6 @@
             </w:r>
             <w:r>
               <w:rPr>
-                <w:b w:val="0"/>
                 <w:sz w:val="18"/>
               </w:rPr>
               <w:t>.</w:t>
@@ -28320,15 +28255,14 @@
         </w:tc>
         <w:tc>
           <w:tcPr>
-            <w:tcW w:type="dxa" w:w="2304"/>
-          </w:tcPr>
-          <w:p>
-            <w:pPr>
-              <w:jc w:val="both"/>
-            </w:pPr>
-            <w:r>
-              <w:rPr>
-                <w:b w:val="0"/>
+            <w:tcW w:w="2304" w:type="dxa"/>
+          </w:tcPr>
+          <w:p>
+            <w:pPr>
+              <w:jc w:val="both"/>
+            </w:pPr>
+            <w:r>
+              <w:rPr>
                 <w:sz w:val="18"/>
               </w:rPr>
               <w:t>Il back-end.</w:t>
@@ -28342,9 +28276,6 @@
         <w:jc w:val="both"/>
       </w:pPr>
       <w:r>
-        <w:rPr>
-          <w:b w:val="0"/>
-        </w:rPr>
         <w:t xml:space="preserve">Due osservazioni sulla tabella. La prima è che </w:t>
       </w:r>
       <w:r>
@@ -28354,9 +28285,6 @@
         <w:t>le intestazioni `iv-*` e il token non sono alternativi ma sovrapposti</w:t>
       </w:r>
       <w:r>
-        <w:rPr>
-          <w:b w:val="0"/>
-        </w:rPr>
         <w:t xml:space="preserve"> durante la transizione: in sequenza B il front-end riceve le prime, già valorizzate da dati verificati, e accanto il token da spendere a valle. La seconda è che </w:t>
       </w:r>
       <w:r>
@@ -28366,9 +28294,6 @@
         <w:t>il token non va mai messo in una `iv-*`</w:t>
       </w:r>
       <w:r>
-        <w:rPr>
-          <w:b w:val="0"/>
-        </w:rPr>
         <w:t>: quelle appartengono all’Access Manager, e il perimetro le riscrive — un token messo lì verrebbe sovrascritto o, peggio, accettato quando arriva dal client.</w:t>
       </w:r>
     </w:p>
@@ -28387,13 +28312,13 @@
         <w:tblLook w:val="04A0" w:firstRow="1" w:lastRow="0" w:firstColumn="1" w:lastColumn="0" w:noHBand="0" w:noVBand="1"/>
       </w:tblPr>
       <w:tblGrid>
-        <w:gridCol w:w="3744"/>
-        <w:gridCol w:w="5760"/>
+        <w:gridCol w:w="3692"/>
+        <w:gridCol w:w="5658"/>
       </w:tblGrid>
       <w:tr>
         <w:tc>
           <w:tcPr>
-            <w:tcW w:type="dxa" w:w="3744"/>
+            <w:tcW w:w="3744" w:type="dxa"/>
           </w:tcPr>
           <w:p>
             <w:pPr>
@@ -28410,7 +28335,7 @@
         </w:tc>
         <w:tc>
           <w:tcPr>
-            <w:tcW w:type="dxa" w:w="5760"/>
+            <w:tcW w:w="5760" w:type="dxa"/>
           </w:tcPr>
           <w:p>
             <w:pPr>
@@ -28429,17 +28354,17 @@
       <w:tr>
         <w:tc>
           <w:tcPr>
-            <w:tcW w:type="dxa" w:w="3744"/>
-          </w:tcPr>
-          <w:p>
-            <w:pPr>
-              <w:jc w:val="both"/>
-            </w:pPr>
-            <w:r>
-              <w:rPr>
-                <w:b w:val="0"/>
-                <w:sz w:val="18"/>
-              </w:rPr>
+            <w:tcW w:w="3744" w:type="dxa"/>
+          </w:tcPr>
+          <w:p>
+            <w:pPr>
+              <w:jc w:val="both"/>
+            </w:pPr>
+            <w:r>
+              <w:rPr>
+                <w:sz w:val="18"/>
+              </w:rPr>
+              <w:lastRenderedPageBreak/>
               <w:t xml:space="preserve">Il perimetro </w:t>
             </w:r>
             <w:r>
@@ -28451,7 +28376,6 @@
             </w:r>
             <w:r>
               <w:rPr>
-                <w:b w:val="0"/>
                 <w:sz w:val="18"/>
               </w:rPr>
               <w:t xml:space="preserve"> le intestazioni di identità che arrivano dal client</w:t>
@@ -28460,15 +28384,14 @@
         </w:tc>
         <w:tc>
           <w:tcPr>
-            <w:tcW w:type="dxa" w:w="5760"/>
-          </w:tcPr>
-          <w:p>
-            <w:pPr>
-              <w:jc w:val="both"/>
-            </w:pPr>
-            <w:r>
-              <w:rPr>
-                <w:b w:val="0"/>
+            <w:tcW w:w="5760" w:type="dxa"/>
+          </w:tcPr>
+          <w:p>
+            <w:pPr>
+              <w:jc w:val="both"/>
+            </w:pPr>
+            <w:r>
+              <w:rPr>
                 <w:sz w:val="18"/>
               </w:rPr>
               <w:t>Vale sia per le `iv-*` sia per `X-Sipo-Token`. Se il perimetro inoltra ciò che il browser gli manda, chiunque si dichiara chi vuole: la soluzione non migliora di nulla il punto di partenza.</w:t>
@@ -28479,15 +28402,14 @@
       <w:tr>
         <w:tc>
           <w:tcPr>
-            <w:tcW w:type="dxa" w:w="3744"/>
-          </w:tcPr>
-          <w:p>
-            <w:pPr>
-              <w:jc w:val="both"/>
-            </w:pPr>
-            <w:r>
-              <w:rPr>
-                <w:b w:val="0"/>
+            <w:tcW w:w="3744" w:type="dxa"/>
+          </w:tcPr>
+          <w:p>
+            <w:pPr>
+              <w:jc w:val="both"/>
+            </w:pPr>
+            <w:r>
+              <w:rPr>
                 <w:sz w:val="18"/>
               </w:rPr>
               <w:t xml:space="preserve">I front-end accettano traffico </w:t>
@@ -28501,7 +28423,6 @@
             </w:r>
             <w:r>
               <w:rPr>
-                <w:b w:val="0"/>
                 <w:sz w:val="18"/>
               </w:rPr>
               <w:t xml:space="preserve"> dal perimetro</w:t>
@@ -28510,15 +28431,14 @@
         </w:tc>
         <w:tc>
           <w:tcPr>
-            <w:tcW w:type="dxa" w:w="5760"/>
-          </w:tcPr>
-          <w:p>
-            <w:pPr>
-              <w:jc w:val="both"/>
-            </w:pPr>
-            <w:r>
-              <w:rPr>
-                <w:b w:val="0"/>
+            <w:tcW w:w="5760" w:type="dxa"/>
+          </w:tcPr>
+          <w:p>
+            <w:pPr>
+              <w:jc w:val="both"/>
+            </w:pPr>
+            <w:r>
+              <w:rPr>
                 <w:sz w:val="18"/>
               </w:rPr>
               <w:t>Altrimenti la regola precedente si scavalca raggiungendo il pod per un’altra strada. È l’accertamento da cui dipende la scelta fra le due sequenze.</w:t>
@@ -28529,15 +28449,14 @@
       <w:tr>
         <w:tc>
           <w:tcPr>
-            <w:tcW w:type="dxa" w:w="3744"/>
-          </w:tcPr>
-          <w:p>
-            <w:pPr>
-              <w:jc w:val="both"/>
-            </w:pPr>
-            <w:r>
-              <w:rPr>
-                <w:b w:val="0"/>
+            <w:tcW w:w="3744" w:type="dxa"/>
+          </w:tcPr>
+          <w:p>
+            <w:pPr>
+              <w:jc w:val="both"/>
+            </w:pPr>
+            <w:r>
+              <w:rPr>
                 <w:sz w:val="18"/>
               </w:rPr>
               <w:t>Il token non va mai nella stringa di interrogazione</w:t>
@@ -28546,15 +28465,14 @@
         </w:tc>
         <w:tc>
           <w:tcPr>
-            <w:tcW w:type="dxa" w:w="5760"/>
-          </w:tcPr>
-          <w:p>
-            <w:pPr>
-              <w:jc w:val="both"/>
-            </w:pPr>
-            <w:r>
-              <w:rPr>
-                <w:b w:val="0"/>
+            <w:tcW w:w="5760" w:type="dxa"/>
+          </w:tcPr>
+          <w:p>
+            <w:pPr>
+              <w:jc w:val="both"/>
+            </w:pPr>
+            <w:r>
+              <w:rPr>
                 <w:sz w:val="18"/>
               </w:rPr>
               <w:t>Gli indirizzi finiscono nei registri di accesso del proxy e nel riferimento di provenienza del browser. Un token in un registro è un token compromesso.</w:t>
@@ -28565,15 +28483,14 @@
       <w:tr>
         <w:tc>
           <w:tcPr>
-            <w:tcW w:type="dxa" w:w="3744"/>
-          </w:tcPr>
-          <w:p>
-            <w:pPr>
-              <w:jc w:val="both"/>
-            </w:pPr>
-            <w:r>
-              <w:rPr>
-                <w:b w:val="0"/>
+            <w:tcW w:w="3744" w:type="dxa"/>
+          </w:tcPr>
+          <w:p>
+            <w:pPr>
+              <w:jc w:val="both"/>
+            </w:pPr>
+            <w:r>
+              <w:rPr>
                 <w:sz w:val="18"/>
               </w:rPr>
               <w:t>Il token non va in un cookie leggibile da script</w:t>
@@ -28582,15 +28499,14 @@
         </w:tc>
         <w:tc>
           <w:tcPr>
-            <w:tcW w:type="dxa" w:w="5760"/>
-          </w:tcPr>
-          <w:p>
-            <w:pPr>
-              <w:jc w:val="both"/>
-            </w:pPr>
-            <w:r>
-              <w:rPr>
-                <w:b w:val="0"/>
+            <w:tcW w:w="5760" w:type="dxa"/>
+          </w:tcPr>
+          <w:p>
+            <w:pPr>
+              <w:jc w:val="both"/>
+            </w:pPr>
+            <w:r>
+              <w:rPr>
                 <w:sz w:val="18"/>
               </w:rPr>
               <w:t>Un cookie senza `HttpOnly` è esattamente l’archivio del browser da cui il BFF serve ad uscire.</w:t>
@@ -28601,15 +28517,14 @@
       <w:tr>
         <w:tc>
           <w:tcPr>
-            <w:tcW w:type="dxa" w:w="3744"/>
-          </w:tcPr>
-          <w:p>
-            <w:pPr>
-              <w:jc w:val="both"/>
-            </w:pPr>
-            <w:r>
-              <w:rPr>
-                <w:b w:val="0"/>
+            <w:tcW w:w="3744" w:type="dxa"/>
+          </w:tcPr>
+          <w:p>
+            <w:pPr>
+              <w:jc w:val="both"/>
+            </w:pPr>
+            <w:r>
+              <w:rPr>
                 <w:sz w:val="18"/>
               </w:rPr>
               <w:t>Il nome dell’intestazione è riservato e documentato</w:t>
@@ -28618,15 +28533,14 @@
         </w:tc>
         <w:tc>
           <w:tcPr>
-            <w:tcW w:type="dxa" w:w="5760"/>
-          </w:tcPr>
-          <w:p>
-            <w:pPr>
-              <w:jc w:val="both"/>
-            </w:pPr>
-            <w:r>
-              <w:rPr>
-                <w:b w:val="0"/>
+            <w:tcW w:w="5760" w:type="dxa"/>
+          </w:tcPr>
+          <w:p>
+            <w:pPr>
+              <w:jc w:val="both"/>
+            </w:pPr>
+            <w:r>
+              <w:rPr>
                 <w:sz w:val="18"/>
               </w:rPr>
               <w:t>Un nome generico come `X-Token` prima o poi collide con quello di un altro componente della catena, e la collisione si manifesta come un accesso negato intermittente.</w:t>
@@ -28640,9 +28554,6 @@
         <w:jc w:val="both"/>
       </w:pPr>
       <w:r>
-        <w:rPr>
-          <w:b w:val="0"/>
-        </w:rPr>
         <w:t xml:space="preserve">Resta un vincolo di misura che si scopre tardi se non lo si mette in conto. Il manuale dell’ente chiede esplicitamente di ridurre le variabili di intestazione «a quelle strettamente indispensabili» </w:t>
       </w:r>
       <w:r>
@@ -28652,9 +28563,6 @@
         <w:t>per limitarne la dimensione</w:t>
       </w:r>
       <w:r>
-        <w:rPr>
-          <w:b w:val="0"/>
-        </w:rPr>
         <w:t>, e un token è a tutti gli effetti una variabile di intestazione.</w:t>
       </w:r>
     </w:p>
@@ -28665,13 +28573,13 @@
         <w:tblLook w:val="04A0" w:firstRow="1" w:lastRow="0" w:firstColumn="1" w:lastColumn="0" w:noHBand="0" w:noVBand="1"/>
       </w:tblPr>
       <w:tblGrid>
-        <w:gridCol w:w="4320"/>
-        <w:gridCol w:w="5184"/>
+        <w:gridCol w:w="4255"/>
+        <w:gridCol w:w="5095"/>
       </w:tblGrid>
       <w:tr>
         <w:tc>
           <w:tcPr>
-            <w:tcW w:type="dxa" w:w="4320"/>
+            <w:tcW w:w="4320" w:type="dxa"/>
           </w:tcPr>
           <w:p>
             <w:pPr>
@@ -28688,7 +28596,7 @@
         </w:tc>
         <w:tc>
           <w:tcPr>
-            <w:tcW w:type="dxa" w:w="5184"/>
+            <w:tcW w:w="5184" w:type="dxa"/>
           </w:tcPr>
           <w:p>
             <w:pPr>
@@ -28707,15 +28615,14 @@
       <w:tr>
         <w:tc>
           <w:tcPr>
-            <w:tcW w:type="dxa" w:w="4320"/>
-          </w:tcPr>
-          <w:p>
-            <w:pPr>
-              <w:jc w:val="both"/>
-            </w:pPr>
-            <w:r>
-              <w:rPr>
-                <w:b w:val="0"/>
+            <w:tcW w:w="4320" w:type="dxa"/>
+          </w:tcPr>
+          <w:p>
+            <w:pPr>
+              <w:jc w:val="both"/>
+            </w:pPr>
+            <w:r>
+              <w:rPr>
                 <w:sz w:val="18"/>
               </w:rPr>
               <w:t xml:space="preserve">Un token con identità, organizzazione, postazione e un ruolo: </w:t>
@@ -28731,15 +28638,14 @@
         </w:tc>
         <w:tc>
           <w:tcPr>
-            <w:tcW w:type="dxa" w:w="5184"/>
-          </w:tcPr>
-          <w:p>
-            <w:pPr>
-              <w:jc w:val="both"/>
-            </w:pPr>
-            <w:r>
-              <w:rPr>
-                <w:b w:val="0"/>
+            <w:tcW w:w="5184" w:type="dxa"/>
+          </w:tcPr>
+          <w:p>
+            <w:pPr>
+              <w:jc w:val="both"/>
+            </w:pPr>
+            <w:r>
+              <w:rPr>
                 <w:sz w:val="18"/>
               </w:rPr>
               <w:t>Nessun problema: resta ampiamente sotto i limiti consueti dei proxy.</w:t>
@@ -28750,15 +28656,14 @@
       <w:tr>
         <w:tc>
           <w:tcPr>
-            <w:tcW w:type="dxa" w:w="4320"/>
-          </w:tcPr>
-          <w:p>
-            <w:pPr>
-              <w:jc w:val="both"/>
-            </w:pPr>
-            <w:r>
-              <w:rPr>
-                <w:b w:val="0"/>
+            <w:tcW w:w="4320" w:type="dxa"/>
+          </w:tcPr>
+          <w:p>
+            <w:pPr>
+              <w:jc w:val="both"/>
+            </w:pPr>
+            <w:r>
+              <w:rPr>
                 <w:sz w:val="18"/>
               </w:rPr>
               <w:t>Lo stesso token con l’elenco completo delle abilitazioni</w:t>
@@ -28767,15 +28672,14 @@
         </w:tc>
         <w:tc>
           <w:tcPr>
-            <w:tcW w:type="dxa" w:w="5184"/>
-          </w:tcPr>
-          <w:p>
-            <w:pPr>
-              <w:jc w:val="both"/>
-            </w:pPr>
-            <w:r>
-              <w:rPr>
-                <w:b w:val="0"/>
+            <w:tcW w:w="5184" w:type="dxa"/>
+          </w:tcPr>
+          <w:p>
+            <w:pPr>
+              <w:jc w:val="both"/>
+            </w:pPr>
+            <w:r>
+              <w:rPr>
                 <w:sz w:val="18"/>
               </w:rPr>
               <w:t>⚠️ Cresce in proporzione alle righe che l’utente ha nella tabella dei permessi. Alcune decine sono innocue, alcune centinaia no.</w:t>
@@ -28786,15 +28690,14 @@
       <w:tr>
         <w:tc>
           <w:tcPr>
-            <w:tcW w:type="dxa" w:w="4320"/>
-          </w:tcPr>
-          <w:p>
-            <w:pPr>
-              <w:jc w:val="both"/>
-            </w:pPr>
-            <w:r>
-              <w:rPr>
-                <w:b w:val="0"/>
+            <w:tcW w:w="4320" w:type="dxa"/>
+          </w:tcPr>
+          <w:p>
+            <w:pPr>
+              <w:jc w:val="both"/>
+            </w:pPr>
+            <w:r>
+              <w:rPr>
                 <w:sz w:val="18"/>
               </w:rPr>
               <w:t xml:space="preserve">Oltre il limite dell’intestazione (tipicamente </w:t>
@@ -28808,7 +28711,6 @@
             </w:r>
             <w:r>
               <w:rPr>
-                <w:b w:val="0"/>
                 <w:sz w:val="18"/>
               </w:rPr>
               <w:t>)</w:t>
@@ -28817,15 +28719,14 @@
         </w:tc>
         <w:tc>
           <w:tcPr>
-            <w:tcW w:type="dxa" w:w="5184"/>
-          </w:tcPr>
-          <w:p>
-            <w:pPr>
-              <w:jc w:val="both"/>
-            </w:pPr>
-            <w:r>
-              <w:rPr>
-                <w:b w:val="0"/>
+            <w:tcW w:w="5184" w:type="dxa"/>
+          </w:tcPr>
+          <w:p>
+            <w:pPr>
+              <w:jc w:val="both"/>
+            </w:pPr>
+            <w:r>
+              <w:rPr>
                 <w:sz w:val="18"/>
               </w:rPr>
               <w:t xml:space="preserve">⚠️ Il proxy risponde con un errore su </w:t>
@@ -28839,7 +28740,6 @@
             </w:r>
             <w:r>
               <w:rPr>
-                <w:b w:val="0"/>
                 <w:sz w:val="18"/>
               </w:rPr>
               <w:t xml:space="preserve"> le chiamate di quell’utente, non solo su quelle grandi: il guasto è per persona e sembra inspiegabile.</w:t>
@@ -28853,9 +28753,6 @@
         <w:jc w:val="both"/>
       </w:pPr>
       <w:r>
-        <w:rPr>
-          <w:b w:val="0"/>
-        </w:rPr>
         <w:t xml:space="preserve">La conseguenza di disegno è che </w:t>
       </w:r>
       <w:r>
@@ -28865,9 +28762,6 @@
         <w:t>la decisione su dove stiano le abilitazioni va presa su una misura, non su un principio</w:t>
       </w:r>
       <w:r>
-        <w:rPr>
-          <w:b w:val="0"/>
-        </w:rPr>
         <w:t>. Se un utente ha poche decine di permessi, portarli nel token è semplice e va bene; se ne ha centinaia, nel token restano identità, organizzazione, postazione, ruoli e profilo, e le abilitazioni si leggono una volta per sessione da un servizio dedicato, tenendole poi nella sessione del front-end o del BFF. La misura è una sola interrogazione sulla tabella dei permessi — quante righe ha l’utente con più righe — e va fatta prima di fissare il contenuto del token.</w:t>
       </w:r>
     </w:p>
@@ -28876,18 +28770,17 @@
         <w:pStyle w:val="Titolo2"/>
         <w:jc w:val="both"/>
       </w:pPr>
+      <w:bookmarkStart w:id="34" w:name="_Toc242797232"/>
       <w:r>
         <w:t>Armonizzare il vecchio e il nuovo: che cosa fa il BFF</w:t>
       </w:r>
+      <w:bookmarkEnd w:id="34"/>
     </w:p>
     <w:p>
       <w:pPr>
         <w:jc w:val="both"/>
       </w:pPr>
       <w:r>
-        <w:rPr>
-          <w:b w:val="0"/>
-        </w:rPr>
         <w:t xml:space="preserve">Il capitolo delle soluzioni ha introdotto il Backend For Frontend come variante del gateway. Letto dal punto di vista dell’armonizzazione, il BFF si capisce meglio così: </w:t>
       </w:r>
       <w:r>
@@ -28897,9 +28790,6 @@
         <w:t>è il nome di ciò che le applicazioni Thymeleaf già fanno</w:t>
       </w:r>
       <w:r>
-        <w:rPr>
-          <w:b w:val="0"/>
-        </w:rPr>
         <w:t>. Una pagina composta dal server ha una sessione lato server, e il gettone non lascia la macchina; il browser porta soltanto un identificativo di sessione. Un’applicazione che gira nel browser non ha un server proprio, e per avere la stessa proprietà deve prenderselo in prestito: quel server è il BFF.</w:t>
       </w:r>
     </w:p>
@@ -28908,9 +28798,7 @@
         <w:jc w:val="both"/>
       </w:pPr>
       <w:r>
-        <w:rPr>
-          <w:b w:val="0"/>
-        </w:rPr>
+        <w:lastRenderedPageBreak/>
         <w:t xml:space="preserve">Armonizzare i due mondi non vuol dire quindi rendere il vecchio simile al nuovo. Vuol dire </w:t>
       </w:r>
       <w:r>
@@ -28920,9 +28808,6 @@
         <w:t>dare al nuovo la proprietà che il vecchio ha per costruzione</w:t>
       </w:r>
       <w:r>
-        <w:rPr>
-          <w:b w:val="0"/>
-        </w:rPr>
         <w:t>, ed enunciarla come un vincolo valido per tutti: *il gettone non attraversa mai il browser; il browser porta solo un cookie o un identificativo di sessione*. È una frase che si può verificare con gli strumenti di sviluppo del browser, e per questo è un buon vincolo.</w:t>
       </w:r>
     </w:p>
@@ -28933,15 +28818,15 @@
         <w:tblLook w:val="04A0" w:firstRow="1" w:lastRow="0" w:firstColumn="1" w:lastColumn="0" w:noHBand="0" w:noVBand="1"/>
       </w:tblPr>
       <w:tblGrid>
-        <w:gridCol w:w="2016"/>
-        <w:gridCol w:w="2304"/>
-        <w:gridCol w:w="2160"/>
-        <w:gridCol w:w="3312"/>
+        <w:gridCol w:w="1932"/>
+        <w:gridCol w:w="2185"/>
+        <w:gridCol w:w="2106"/>
+        <w:gridCol w:w="3127"/>
       </w:tblGrid>
       <w:tr>
         <w:tc>
           <w:tcPr>
-            <w:tcW w:type="dxa" w:w="2016"/>
+            <w:tcW w:w="2016" w:type="dxa"/>
           </w:tcPr>
           <w:p>
             <w:pPr>
@@ -28958,7 +28843,7 @@
         </w:tc>
         <w:tc>
           <w:tcPr>
-            <w:tcW w:type="dxa" w:w="2304"/>
+            <w:tcW w:w="2304" w:type="dxa"/>
           </w:tcPr>
           <w:p>
             <w:pPr>
@@ -28975,7 +28860,7 @@
         </w:tc>
         <w:tc>
           <w:tcPr>
-            <w:tcW w:type="dxa" w:w="2160"/>
+            <w:tcW w:w="2160" w:type="dxa"/>
           </w:tcPr>
           <w:p>
             <w:pPr>
@@ -28992,7 +28877,7 @@
         </w:tc>
         <w:tc>
           <w:tcPr>
-            <w:tcW w:type="dxa" w:w="3312"/>
+            <w:tcW w:w="3312" w:type="dxa"/>
           </w:tcPr>
           <w:p>
             <w:pPr>
@@ -29011,15 +28896,14 @@
       <w:tr>
         <w:tc>
           <w:tcPr>
-            <w:tcW w:type="dxa" w:w="2016"/>
-          </w:tcPr>
-          <w:p>
-            <w:pPr>
-              <w:jc w:val="both"/>
-            </w:pPr>
-            <w:r>
-              <w:rPr>
-                <w:b w:val="0"/>
+            <w:tcW w:w="2016" w:type="dxa"/>
+          </w:tcPr>
+          <w:p>
+            <w:pPr>
+              <w:jc w:val="both"/>
+            </w:pPr>
+            <w:r>
+              <w:rPr>
                 <w:sz w:val="18"/>
               </w:rPr>
               <w:t>Thymeleaf, oggi e domani</w:t>
@@ -29028,15 +28912,14 @@
         </w:tc>
         <w:tc>
           <w:tcPr>
-            <w:tcW w:type="dxa" w:w="2304"/>
-          </w:tcPr>
-          <w:p>
-            <w:pPr>
-              <w:jc w:val="both"/>
-            </w:pPr>
-            <w:r>
-              <w:rPr>
-                <w:b w:val="0"/>
+            <w:tcW w:w="2304" w:type="dxa"/>
+          </w:tcPr>
+          <w:p>
+            <w:pPr>
+              <w:jc w:val="both"/>
+            </w:pPr>
+            <w:r>
+              <w:rPr>
                 <w:sz w:val="18"/>
               </w:rPr>
               <w:t>Il front-end stesso, lato server.</w:t>
@@ -29045,15 +28928,14 @@
         </w:tc>
         <w:tc>
           <w:tcPr>
-            <w:tcW w:type="dxa" w:w="2160"/>
-          </w:tcPr>
-          <w:p>
-            <w:pPr>
-              <w:jc w:val="both"/>
-            </w:pPr>
-            <w:r>
-              <w:rPr>
-                <w:b w:val="0"/>
+            <w:tcW w:w="2160" w:type="dxa"/>
+          </w:tcPr>
+          <w:p>
+            <w:pPr>
+              <w:jc w:val="both"/>
+            </w:pPr>
+            <w:r>
+              <w:rPr>
                 <w:sz w:val="18"/>
               </w:rPr>
               <w:t>Il front-end, nella sessione.</w:t>
@@ -29062,7 +28944,7 @@
         </w:tc>
         <w:tc>
           <w:tcPr>
-            <w:tcW w:type="dxa" w:w="3312"/>
+            <w:tcW w:w="3312" w:type="dxa"/>
           </w:tcPr>
           <w:p>
             <w:pPr>
@@ -29077,7 +28959,6 @@
             </w:r>
             <w:r>
               <w:rPr>
-                <w:b w:val="0"/>
                 <w:sz w:val="18"/>
               </w:rPr>
               <w:t>, per costruzione: la pagina la compone il server e il gettone non lascia la macchina.</w:t>
@@ -29088,15 +28969,14 @@
       <w:tr>
         <w:tc>
           <w:tcPr>
-            <w:tcW w:type="dxa" w:w="2016"/>
-          </w:tcPr>
-          <w:p>
-            <w:pPr>
-              <w:jc w:val="both"/>
-            </w:pPr>
-            <w:r>
-              <w:rPr>
-                <w:b w:val="0"/>
+            <w:tcW w:w="2016" w:type="dxa"/>
+          </w:tcPr>
+          <w:p>
+            <w:pPr>
+              <w:jc w:val="both"/>
+            </w:pPr>
+            <w:r>
+              <w:rPr>
                 <w:sz w:val="18"/>
               </w:rPr>
               <w:t>Angular, oggi</w:t>
@@ -29105,15 +28985,14 @@
         </w:tc>
         <w:tc>
           <w:tcPr>
-            <w:tcW w:type="dxa" w:w="2304"/>
-          </w:tcPr>
-          <w:p>
-            <w:pPr>
-              <w:jc w:val="both"/>
-            </w:pPr>
-            <w:r>
-              <w:rPr>
-                <w:b w:val="0"/>
+            <w:tcW w:w="2304" w:type="dxa"/>
+          </w:tcPr>
+          <w:p>
+            <w:pPr>
+              <w:jc w:val="both"/>
+            </w:pPr>
+            <w:r>
+              <w:rPr>
                 <w:sz w:val="18"/>
               </w:rPr>
               <w:t>Nessuno: lo stato sta nel browser.</w:t>
@@ -29122,15 +29001,14 @@
         </w:tc>
         <w:tc>
           <w:tcPr>
-            <w:tcW w:type="dxa" w:w="2160"/>
-          </w:tcPr>
-          <w:p>
-            <w:pPr>
-              <w:jc w:val="both"/>
-            </w:pPr>
-            <w:r>
-              <w:rPr>
-                <w:b w:val="0"/>
+            <w:tcW w:w="2160" w:type="dxa"/>
+          </w:tcPr>
+          <w:p>
+            <w:pPr>
+              <w:jc w:val="both"/>
+            </w:pPr>
+            <w:r>
+              <w:rPr>
                 <w:sz w:val="18"/>
               </w:rPr>
               <w:t>⚠️ Il browser (`localStorage`).</w:t>
@@ -29139,15 +29017,14 @@
         </w:tc>
         <w:tc>
           <w:tcPr>
-            <w:tcW w:type="dxa" w:w="3312"/>
-          </w:tcPr>
-          <w:p>
-            <w:pPr>
-              <w:jc w:val="both"/>
-            </w:pPr>
-            <w:r>
-              <w:rPr>
-                <w:b w:val="0"/>
+            <w:tcW w:w="3312" w:type="dxa"/>
+          </w:tcPr>
+          <w:p>
+            <w:pPr>
+              <w:jc w:val="both"/>
+            </w:pPr>
+            <w:r>
+              <w:rPr>
                 <w:sz w:val="18"/>
               </w:rPr>
               <w:t>Il caso che il BFF esiste per correggere.</w:t>
@@ -29158,15 +29035,14 @@
       <w:tr>
         <w:tc>
           <w:tcPr>
-            <w:tcW w:type="dxa" w:w="2016"/>
-          </w:tcPr>
-          <w:p>
-            <w:pPr>
-              <w:jc w:val="both"/>
-            </w:pPr>
-            <w:r>
-              <w:rPr>
-                <w:b w:val="0"/>
+            <w:tcW w:w="2016" w:type="dxa"/>
+          </w:tcPr>
+          <w:p>
+            <w:pPr>
+              <w:jc w:val="both"/>
+            </w:pPr>
+            <w:r>
+              <w:rPr>
                 <w:sz w:val="18"/>
               </w:rPr>
               <w:t>Angular, domani</w:t>
@@ -29175,15 +29051,14 @@
         </w:tc>
         <w:tc>
           <w:tcPr>
-            <w:tcW w:type="dxa" w:w="2304"/>
-          </w:tcPr>
-          <w:p>
-            <w:pPr>
-              <w:jc w:val="both"/>
-            </w:pPr>
-            <w:r>
-              <w:rPr>
-                <w:b w:val="0"/>
+            <w:tcW w:w="2304" w:type="dxa"/>
+          </w:tcPr>
+          <w:p>
+            <w:pPr>
+              <w:jc w:val="both"/>
+            </w:pPr>
+            <w:r>
+              <w:rPr>
                 <w:sz w:val="18"/>
               </w:rPr>
               <w:t>Il BFF, uno per shell.</w:t>
@@ -29192,15 +29067,14 @@
         </w:tc>
         <w:tc>
           <w:tcPr>
-            <w:tcW w:type="dxa" w:w="2160"/>
-          </w:tcPr>
-          <w:p>
-            <w:pPr>
-              <w:jc w:val="both"/>
-            </w:pPr>
-            <w:r>
-              <w:rPr>
-                <w:b w:val="0"/>
+            <w:tcW w:w="2160" w:type="dxa"/>
+          </w:tcPr>
+          <w:p>
+            <w:pPr>
+              <w:jc w:val="both"/>
+            </w:pPr>
+            <w:r>
+              <w:rPr>
                 <w:sz w:val="18"/>
               </w:rPr>
               <w:t>Il BFF.</w:t>
@@ -29209,15 +29083,14 @@
         </w:tc>
         <w:tc>
           <w:tcPr>
-            <w:tcW w:type="dxa" w:w="3312"/>
-          </w:tcPr>
-          <w:p>
-            <w:pPr>
-              <w:jc w:val="both"/>
-            </w:pPr>
-            <w:r>
-              <w:rPr>
-                <w:b w:val="0"/>
+            <w:tcW w:w="3312" w:type="dxa"/>
+          </w:tcPr>
+          <w:p>
+            <w:pPr>
+              <w:jc w:val="both"/>
+            </w:pPr>
+            <w:r>
+              <w:rPr>
                 <w:sz w:val="18"/>
               </w:rPr>
               <w:t>La stessa proprietà del mondo Thymeleaf, ottenuta con un componente in più perché una pagina che gira nel browser non ha un server proprio.</w:t>
@@ -29231,9 +29104,6 @@
         <w:jc w:val="both"/>
       </w:pPr>
       <w:r>
-        <w:rPr>
-          <w:b w:val="0"/>
-        </w:rPr>
         <w:t xml:space="preserve">Ne segue una risposta e una conseguenza. La risposta: </w:t>
       </w:r>
       <w:r>
@@ -29243,9 +29113,6 @@
         <w:t>i trentacinque front-end non hanno bisogno di un BFF</w:t>
       </w:r>
       <w:r>
-        <w:rPr>
-          <w:b w:val="0"/>
-        </w:rPr>
         <w:t xml:space="preserve">, perché sono già server; l’unica cosa che manca loro è che il token nella sessione </w:t>
       </w:r>
       <w:r>
@@ -29255,9 +29122,6 @@
         <w:t>ci sia</w:t>
       </w:r>
       <w:r>
-        <w:rPr>
-          <w:b w:val="0"/>
-        </w:rPr>
         <w:t xml:space="preserve">, ed è il lavoro di sipo-auth e della libreria di accesso ai servizi. La conseguenza, meno evidente: </w:t>
       </w:r>
       <w:r>
@@ -29267,9 +29131,6 @@
         <w:t>la sequenza B è il BFF applicato al mondo vecchio</w:t>
       </w:r>
       <w:r>
-        <w:rPr>
-          <w:b w:val="0"/>
-        </w:rPr>
         <w:t>. Mettendo sipo-auth davanti ai front-end si fa per loro esattamente il mestiere del BFF — terminare l’autenticazione e consegnare a valle un’identità verificata. Le due sequenze non sono una per mondo: sono due modi di collocare lo stesso componente.</w:t>
       </w:r>
     </w:p>
@@ -29288,14 +29149,14 @@
         <w:tblLook w:val="04A0" w:firstRow="1" w:lastRow="0" w:firstColumn="1" w:lastColumn="0" w:noHBand="0" w:noVBand="1"/>
       </w:tblPr>
       <w:tblGrid>
-        <w:gridCol w:w="2160"/>
-        <w:gridCol w:w="3600"/>
-        <w:gridCol w:w="3744"/>
+        <w:gridCol w:w="2133"/>
+        <w:gridCol w:w="3541"/>
+        <w:gridCol w:w="3676"/>
       </w:tblGrid>
       <w:tr>
         <w:tc>
           <w:tcPr>
-            <w:tcW w:type="dxa" w:w="2160"/>
+            <w:tcW w:w="2160" w:type="dxa"/>
           </w:tcPr>
           <w:p>
             <w:pPr>
@@ -29312,7 +29173,7 @@
         </w:tc>
         <w:tc>
           <w:tcPr>
-            <w:tcW w:type="dxa" w:w="3600"/>
+            <w:tcW w:w="3600" w:type="dxa"/>
           </w:tcPr>
           <w:p>
             <w:pPr>
@@ -29329,7 +29190,7 @@
         </w:tc>
         <w:tc>
           <w:tcPr>
-            <w:tcW w:type="dxa" w:w="3744"/>
+            <w:tcW w:w="3744" w:type="dxa"/>
           </w:tcPr>
           <w:p>
             <w:pPr>
@@ -29348,15 +29209,14 @@
       <w:tr>
         <w:tc>
           <w:tcPr>
-            <w:tcW w:type="dxa" w:w="2160"/>
-          </w:tcPr>
-          <w:p>
-            <w:pPr>
-              <w:jc w:val="both"/>
-            </w:pPr>
-            <w:r>
-              <w:rPr>
-                <w:b w:val="0"/>
+            <w:tcW w:w="2160" w:type="dxa"/>
+          </w:tcPr>
+          <w:p>
+            <w:pPr>
+              <w:jc w:val="both"/>
+            </w:pPr>
+            <w:r>
+              <w:rPr>
                 <w:sz w:val="18"/>
               </w:rPr>
               <w:t>Granularità</w:t>
@@ -29365,15 +29225,14 @@
         </w:tc>
         <w:tc>
           <w:tcPr>
-            <w:tcW w:type="dxa" w:w="3600"/>
-          </w:tcPr>
-          <w:p>
-            <w:pPr>
-              <w:jc w:val="both"/>
-            </w:pPr>
-            <w:r>
-              <w:rPr>
-                <w:b w:val="0"/>
+            <w:tcW w:w="3600" w:type="dxa"/>
+          </w:tcPr>
+          <w:p>
+            <w:pPr>
+              <w:jc w:val="both"/>
+            </w:pPr>
+            <w:r>
+              <w:rPr>
                 <w:sz w:val="18"/>
               </w:rPr>
               <w:t xml:space="preserve">Un BFF </w:t>
@@ -29387,7 +29246,6 @@
             </w:r>
             <w:r>
               <w:rPr>
-                <w:b w:val="0"/>
                 <w:sz w:val="18"/>
               </w:rPr>
               <w:t>, non per micro-frontend.</w:t>
@@ -29396,15 +29254,14 @@
         </w:tc>
         <w:tc>
           <w:tcPr>
-            <w:tcW w:type="dxa" w:w="3744"/>
-          </w:tcPr>
-          <w:p>
-            <w:pPr>
-              <w:jc w:val="both"/>
-            </w:pPr>
-            <w:r>
-              <w:rPr>
-                <w:b w:val="0"/>
+            <w:tcW w:w="3744" w:type="dxa"/>
+          </w:tcPr>
+          <w:p>
+            <w:pPr>
+              <w:jc w:val="both"/>
+            </w:pPr>
+            <w:r>
+              <w:rPr>
                 <w:sz w:val="18"/>
               </w:rPr>
               <w:t>La sessione è della shell; quattro BFF per quattro remote darebbero quattro sessioni da tenere allineate e nessun vantaggio.</w:t>
@@ -29415,15 +29272,14 @@
       <w:tr>
         <w:tc>
           <w:tcPr>
-            <w:tcW w:type="dxa" w:w="2160"/>
-          </w:tcPr>
-          <w:p>
-            <w:pPr>
-              <w:jc w:val="both"/>
-            </w:pPr>
-            <w:r>
-              <w:rPr>
-                <w:b w:val="0"/>
+            <w:tcW w:w="2160" w:type="dxa"/>
+          </w:tcPr>
+          <w:p>
+            <w:pPr>
+              <w:jc w:val="both"/>
+            </w:pPr>
+            <w:r>
+              <w:rPr>
                 <w:sz w:val="18"/>
               </w:rPr>
               <w:t>Il cookie</w:t>
@@ -29432,15 +29288,14 @@
         </w:tc>
         <w:tc>
           <w:tcPr>
-            <w:tcW w:type="dxa" w:w="3600"/>
-          </w:tcPr>
-          <w:p>
-            <w:pPr>
-              <w:jc w:val="both"/>
-            </w:pPr>
-            <w:r>
-              <w:rPr>
-                <w:b w:val="0"/>
+            <w:tcW w:w="3600" w:type="dxa"/>
+          </w:tcPr>
+          <w:p>
+            <w:pPr>
+              <w:jc w:val="both"/>
+            </w:pPr>
+            <w:r>
+              <w:rPr>
                 <w:sz w:val="18"/>
               </w:rPr>
               <w:t>`Secure`, `HttpOnly`, `SameSite=Lax`, `Path` sul contesto della shell, nessun dominio più ampio del necessario.</w:t>
@@ -29449,15 +29304,14 @@
         </w:tc>
         <w:tc>
           <w:tcPr>
-            <w:tcW w:type="dxa" w:w="3744"/>
-          </w:tcPr>
-          <w:p>
-            <w:pPr>
-              <w:jc w:val="both"/>
-            </w:pPr>
-            <w:r>
-              <w:rPr>
-                <w:b w:val="0"/>
+            <w:tcW w:w="3744" w:type="dxa"/>
+          </w:tcPr>
+          <w:p>
+            <w:pPr>
+              <w:jc w:val="both"/>
+            </w:pPr>
+            <w:r>
+              <w:rPr>
                 <w:sz w:val="18"/>
               </w:rPr>
               <w:t>`HttpOnly` è ciò che tiene il gettone fuori dalla portata degli script; `Lax` serve perché il ritorno dal reindirizzamento di autenticazione è una navigazione proveniente da un altro sito.</w:t>
@@ -29468,15 +29322,14 @@
       <w:tr>
         <w:tc>
           <w:tcPr>
-            <w:tcW w:type="dxa" w:w="2160"/>
-          </w:tcPr>
-          <w:p>
-            <w:pPr>
-              <w:jc w:val="both"/>
-            </w:pPr>
-            <w:r>
-              <w:rPr>
-                <w:b w:val="0"/>
+            <w:tcW w:w="2160" w:type="dxa"/>
+          </w:tcPr>
+          <w:p>
+            <w:pPr>
+              <w:jc w:val="both"/>
+            </w:pPr>
+            <w:r>
+              <w:rPr>
                 <w:sz w:val="18"/>
               </w:rPr>
               <w:t>Protezione dalle richieste indotte</w:t>
@@ -29485,15 +29338,14 @@
         </w:tc>
         <w:tc>
           <w:tcPr>
-            <w:tcW w:type="dxa" w:w="3600"/>
-          </w:tcPr>
-          <w:p>
-            <w:pPr>
-              <w:jc w:val="both"/>
-            </w:pPr>
-            <w:r>
-              <w:rPr>
-                <w:b w:val="0"/>
+            <w:tcW w:w="3600" w:type="dxa"/>
+          </w:tcPr>
+          <w:p>
+            <w:pPr>
+              <w:jc w:val="both"/>
+            </w:pPr>
+            <w:r>
+              <w:rPr>
                 <w:sz w:val="18"/>
               </w:rPr>
               <w:t>Un gettone anti-CSRF (doppio invio o intestazione dedicata), oppure `SameSite=Strict` più la verifica dell’origine.</w:t>
@@ -29502,15 +29354,14 @@
         </w:tc>
         <w:tc>
           <w:tcPr>
-            <w:tcW w:type="dxa" w:w="3744"/>
-          </w:tcPr>
-          <w:p>
-            <w:pPr>
-              <w:jc w:val="both"/>
-            </w:pPr>
-            <w:r>
-              <w:rPr>
-                <w:b w:val="0"/>
+            <w:tcW w:w="3744" w:type="dxa"/>
+          </w:tcPr>
+          <w:p>
+            <w:pPr>
+              <w:jc w:val="both"/>
+            </w:pPr>
+            <w:r>
+              <w:rPr>
                 <w:sz w:val="18"/>
               </w:rPr>
               <w:t xml:space="preserve">⚠️ </w:t>
@@ -29524,7 +29375,6 @@
             </w:r>
             <w:r>
               <w:rPr>
-                <w:b w:val="0"/>
                 <w:sz w:val="18"/>
               </w:rPr>
               <w:t>, e viene dimenticato di regola: quando l’autorizzazione viaggia in un cookie, il browser la allega anche a una richiesta partita da un altro sito. Con il gettone in un’intestazione il problema non esisteva.</w:t>
@@ -29535,15 +29385,14 @@
       <w:tr>
         <w:tc>
           <w:tcPr>
-            <w:tcW w:type="dxa" w:w="2160"/>
-          </w:tcPr>
-          <w:p>
-            <w:pPr>
-              <w:jc w:val="both"/>
-            </w:pPr>
-            <w:r>
-              <w:rPr>
-                <w:b w:val="0"/>
+            <w:tcW w:w="2160" w:type="dxa"/>
+          </w:tcPr>
+          <w:p>
+            <w:pPr>
+              <w:jc w:val="both"/>
+            </w:pPr>
+            <w:r>
+              <w:rPr>
                 <w:sz w:val="18"/>
               </w:rPr>
               <w:t>Perimetro di inoltro</w:t>
@@ -29552,15 +29401,14 @@
         </w:tc>
         <w:tc>
           <w:tcPr>
-            <w:tcW w:type="dxa" w:w="3600"/>
-          </w:tcPr>
-          <w:p>
-            <w:pPr>
-              <w:jc w:val="both"/>
-            </w:pPr>
-            <w:r>
-              <w:rPr>
-                <w:b w:val="0"/>
+            <w:tcW w:w="3600" w:type="dxa"/>
+          </w:tcPr>
+          <w:p>
+            <w:pPr>
+              <w:jc w:val="both"/>
+            </w:pPr>
+            <w:r>
+              <w:rPr>
                 <w:sz w:val="18"/>
               </w:rPr>
               <w:t xml:space="preserve">Il BFF inoltra </w:t>
@@ -29574,7 +29422,6 @@
             </w:r>
             <w:r>
               <w:rPr>
-                <w:b w:val="0"/>
                 <w:sz w:val="18"/>
               </w:rPr>
               <w:t>, non tutto ciò che riceve.</w:t>
@@ -29583,15 +29430,14 @@
         </w:tc>
         <w:tc>
           <w:tcPr>
-            <w:tcW w:type="dxa" w:w="3744"/>
-          </w:tcPr>
-          <w:p>
-            <w:pPr>
-              <w:jc w:val="both"/>
-            </w:pPr>
-            <w:r>
-              <w:rPr>
-                <w:b w:val="0"/>
+            <w:tcW w:w="3744" w:type="dxa"/>
+          </w:tcPr>
+          <w:p>
+            <w:pPr>
+              <w:jc w:val="both"/>
+            </w:pPr>
+            <w:r>
+              <w:rPr>
                 <w:sz w:val="18"/>
               </w:rPr>
               <w:t>Un proxy generico autenticato è una via di accesso a qualunque servizio raggiungibile dalla sua rete.</w:t>
@@ -29602,15 +29448,14 @@
       <w:tr>
         <w:tc>
           <w:tcPr>
-            <w:tcW w:type="dxa" w:w="2160"/>
-          </w:tcPr>
-          <w:p>
-            <w:pPr>
-              <w:jc w:val="both"/>
-            </w:pPr>
-            <w:r>
-              <w:rPr>
-                <w:b w:val="0"/>
+            <w:tcW w:w="2160" w:type="dxa"/>
+          </w:tcPr>
+          <w:p>
+            <w:pPr>
+              <w:jc w:val="both"/>
+            </w:pPr>
+            <w:r>
+              <w:rPr>
                 <w:sz w:val="18"/>
               </w:rPr>
               <w:t>Sessione fuori dalla memoria</w:t>
@@ -29619,15 +29464,14 @@
         </w:tc>
         <w:tc>
           <w:tcPr>
-            <w:tcW w:type="dxa" w:w="3600"/>
-          </w:tcPr>
-          <w:p>
-            <w:pPr>
-              <w:jc w:val="both"/>
-            </w:pPr>
-            <w:r>
-              <w:rPr>
-                <w:b w:val="0"/>
+            <w:tcW w:w="3600" w:type="dxa"/>
+          </w:tcPr>
+          <w:p>
+            <w:pPr>
+              <w:jc w:val="both"/>
+            </w:pPr>
+            <w:r>
+              <w:rPr>
                 <w:sz w:val="18"/>
               </w:rPr>
               <w:t>Un archivio condiviso fra le repliche.</w:t>
@@ -29636,18 +29480,24 @@
         </w:tc>
         <w:tc>
           <w:tcPr>
-            <w:tcW w:type="dxa" w:w="3744"/>
-          </w:tcPr>
-          <w:p>
-            <w:pPr>
-              <w:jc w:val="both"/>
-            </w:pPr>
-            <w:r>
-              <w:rPr>
-                <w:b w:val="0"/>
-                <w:sz w:val="18"/>
-              </w:rPr>
-              <w:t>Con la sessione in memoria due repliche producono uscite impreviste. È il rilievo che il documento già segnala per i front-end: la costruzione del BFF è l’occasione per non ereditarlo.</w:t>
+            <w:tcW w:w="3744" w:type="dxa"/>
+          </w:tcPr>
+          <w:p>
+            <w:pPr>
+              <w:jc w:val="both"/>
+            </w:pPr>
+            <w:r>
+              <w:rPr>
+                <w:sz w:val="18"/>
+              </w:rPr>
+              <w:t xml:space="preserve">Con la sessione in memoria due repliche producono uscite impreviste. È il rilievo che il </w:t>
+            </w:r>
+            <w:r>
+              <w:rPr>
+                <w:sz w:val="18"/>
+              </w:rPr>
+              <w:lastRenderedPageBreak/>
+              <w:t>documento già segnala per i front-end: la costruzione del BFF è l’occasione per non ereditarlo.</w:t>
             </w:r>
           </w:p>
         </w:tc>
@@ -29655,32 +29505,31 @@
       <w:tr>
         <w:tc>
           <w:tcPr>
-            <w:tcW w:type="dxa" w:w="2160"/>
-          </w:tcPr>
-          <w:p>
-            <w:pPr>
-              <w:jc w:val="both"/>
-            </w:pPr>
-            <w:r>
-              <w:rPr>
-                <w:b w:val="0"/>
-                <w:sz w:val="18"/>
-              </w:rPr>
+            <w:tcW w:w="2160" w:type="dxa"/>
+          </w:tcPr>
+          <w:p>
+            <w:pPr>
+              <w:jc w:val="both"/>
+            </w:pPr>
+            <w:r>
+              <w:rPr>
+                <w:sz w:val="18"/>
+              </w:rPr>
+              <w:lastRenderedPageBreak/>
               <w:t>Il manifesto dei micro-frontend</w:t>
             </w:r>
           </w:p>
         </w:tc>
         <w:tc>
           <w:tcPr>
-            <w:tcW w:type="dxa" w:w="3600"/>
-          </w:tcPr>
-          <w:p>
-            <w:pPr>
-              <w:jc w:val="both"/>
-            </w:pPr>
-            <w:r>
-              <w:rPr>
-                <w:b w:val="0"/>
+            <w:tcW w:w="3600" w:type="dxa"/>
+          </w:tcPr>
+          <w:p>
+            <w:pPr>
+              <w:jc w:val="both"/>
+            </w:pPr>
+            <w:r>
+              <w:rPr>
                 <w:sz w:val="18"/>
               </w:rPr>
               <w:t>Servito dalla stessa origine del BFF, o con origine e cookie allineati.</w:t>
@@ -29689,15 +29538,14 @@
         </w:tc>
         <w:tc>
           <w:tcPr>
-            <w:tcW w:type="dxa" w:w="3744"/>
-          </w:tcPr>
-          <w:p>
-            <w:pPr>
-              <w:jc w:val="both"/>
-            </w:pPr>
-            <w:r>
-              <w:rPr>
-                <w:b w:val="0"/>
+            <w:tcW w:w="3744" w:type="dxa"/>
+          </w:tcPr>
+          <w:p>
+            <w:pPr>
+              <w:jc w:val="both"/>
+            </w:pPr>
+            <w:r>
+              <w:rPr>
                 <w:sz w:val="18"/>
               </w:rPr>
               <w:t>Se il manifesto e i remote arrivano da un’altra origine le chiamate diventano inter-origine, e un cookie `SameSite` non parte: la shell si carica e le chiamate tornano non autorizzate.</w:t>
@@ -29708,15 +29556,14 @@
       <w:tr>
         <w:tc>
           <w:tcPr>
-            <w:tcW w:type="dxa" w:w="2160"/>
-          </w:tcPr>
-          <w:p>
-            <w:pPr>
-              <w:jc w:val="both"/>
-            </w:pPr>
-            <w:r>
-              <w:rPr>
-                <w:b w:val="0"/>
+            <w:tcW w:w="2160" w:type="dxa"/>
+          </w:tcPr>
+          <w:p>
+            <w:pPr>
+              <w:jc w:val="both"/>
+            </w:pPr>
+            <w:r>
+              <w:rPr>
                 <w:sz w:val="18"/>
               </w:rPr>
               <w:t>Prontezza</w:t>
@@ -29725,15 +29572,14 @@
         </w:tc>
         <w:tc>
           <w:tcPr>
-            <w:tcW w:type="dxa" w:w="3600"/>
-          </w:tcPr>
-          <w:p>
-            <w:pPr>
-              <w:jc w:val="both"/>
-            </w:pPr>
-            <w:r>
-              <w:rPr>
-                <w:b w:val="0"/>
+            <w:tcW w:w="3600" w:type="dxa"/>
+          </w:tcPr>
+          <w:p>
+            <w:pPr>
+              <w:jc w:val="both"/>
+            </w:pPr>
+            <w:r>
+              <w:rPr>
                 <w:sz w:val="18"/>
               </w:rPr>
               <w:t>La sonda del BFF non dipende dalla raggiungibilità di IAM.</w:t>
@@ -29742,15 +29588,14 @@
         </w:tc>
         <w:tc>
           <w:tcPr>
-            <w:tcW w:type="dxa" w:w="3744"/>
-          </w:tcPr>
-          <w:p>
-            <w:pPr>
-              <w:jc w:val="both"/>
-            </w:pPr>
-            <w:r>
-              <w:rPr>
-                <w:b w:val="0"/>
+            <w:tcW w:w="3744" w:type="dxa"/>
+          </w:tcPr>
+          <w:p>
+            <w:pPr>
+              <w:jc w:val="both"/>
+            </w:pPr>
+            <w:r>
+              <w:rPr>
                 <w:sz w:val="18"/>
               </w:rPr>
               <w:t>Altrimenti un disservizio esterno fa riavviare un componente sano, e il ciclo di riavvii peggiora il disservizio.</w:t>
@@ -29761,15 +29606,14 @@
       <w:tr>
         <w:tc>
           <w:tcPr>
-            <w:tcW w:type="dxa" w:w="2160"/>
-          </w:tcPr>
-          <w:p>
-            <w:pPr>
-              <w:jc w:val="both"/>
-            </w:pPr>
-            <w:r>
-              <w:rPr>
-                <w:b w:val="0"/>
+            <w:tcW w:w="2160" w:type="dxa"/>
+          </w:tcPr>
+          <w:p>
+            <w:pPr>
+              <w:jc w:val="both"/>
+            </w:pPr>
+            <w:r>
+              <w:rPr>
                 <w:sz w:val="18"/>
               </w:rPr>
               <w:t>Interfaccia commutabile</w:t>
@@ -29778,15 +29622,14 @@
         </w:tc>
         <w:tc>
           <w:tcPr>
-            <w:tcW w:type="dxa" w:w="3600"/>
-          </w:tcPr>
-          <w:p>
-            <w:pPr>
-              <w:jc w:val="both"/>
-            </w:pPr>
-            <w:r>
-              <w:rPr>
-                <w:b w:val="0"/>
+            <w:tcW w:w="3600" w:type="dxa"/>
+          </w:tcPr>
+          <w:p>
+            <w:pPr>
+              <w:jc w:val="both"/>
+            </w:pPr>
+            <w:r>
+              <w:rPr>
                 <w:sz w:val="18"/>
               </w:rPr>
               <w:t>Separare «costruisci il reindirizzamento» da «gestisci il ritorno» dal primo giorno.</w:t>
@@ -29795,15 +29638,14 @@
         </w:tc>
         <w:tc>
           <w:tcPr>
-            <w:tcW w:type="dxa" w:w="3744"/>
-          </w:tcPr>
-          <w:p>
-            <w:pPr>
-              <w:jc w:val="both"/>
-            </w:pPr>
-            <w:r>
-              <w:rPr>
-                <w:b w:val="0"/>
+            <w:tcW w:w="3744" w:type="dxa"/>
+          </w:tcPr>
+          <w:p>
+            <w:pPr>
+              <w:jc w:val="both"/>
+            </w:pPr>
+            <w:r>
+              <w:rPr>
                 <w:sz w:val="18"/>
               </w:rPr>
               <w:t>È ciò che consente di partire in modalità header e passare a OIDC cambiando un parametro, invece di riscrivere il componente.</w:t>
@@ -29817,9 +29659,6 @@
         <w:jc w:val="both"/>
       </w:pPr>
       <w:r>
-        <w:rPr>
-          <w:b w:val="0"/>
-        </w:rPr>
         <w:t xml:space="preserve">Un’ultima avvertenza, perché è il modo tipico in cui questo disegno degenera: </w:t>
       </w:r>
       <w:r>
@@ -29829,9 +29668,6 @@
         <w:t>il BFF non è il luogo dove mettere la logica applicativa.</w:t>
       </w:r>
       <w:r>
-        <w:rPr>
-          <w:b w:val="0"/>
-        </w:rPr>
         <w:t xml:space="preserve"> Autentica, custodisce la sessione, allega il token e inoltra; non traduce payload, non aggrega risposte di comodo, non prende decisioni di dominio. Appena comincia a farlo diventa un secondo back-end non dichiarato, con una propria versione della verità e nessuna delle garanzie di quelli veri.</w:t>
       </w:r>
     </w:p>
@@ -29840,7 +29676,7 @@
         <w:pStyle w:val="Titolo2"/>
         <w:jc w:val="both"/>
       </w:pPr>
-      <w:bookmarkStart w:id="32" w:name="_Toc242796262"/>
+      <w:bookmarkStart w:id="35" w:name="_Toc242797233"/>
       <w:proofErr w:type="spellStart"/>
       <w:r>
         <w:t>Scadenza</w:t>
@@ -29864,7 +29700,7 @@
       <w:r>
         <w:t>indisponibilità</w:t>
       </w:r>
-      <w:bookmarkEnd w:id="32"/>
+      <w:bookmarkEnd w:id="35"/>
       <w:proofErr w:type="spellEnd"/>
     </w:p>
     <w:p>
@@ -30038,7 +29874,15 @@
       </w:r>
       <w:proofErr w:type="gramEnd"/>
       <w:r>
-        <w:t xml:space="preserve"> ha già una sessione continua a lavorare </w:t>
+        <w:t xml:space="preserve"> ha già una sessione continua a </w:t>
+      </w:r>
+      <w:proofErr w:type="spellStart"/>
+      <w:r>
+        <w:t>lavorare</w:t>
+      </w:r>
+      <w:proofErr w:type="spellEnd"/>
+      <w:r>
+        <w:t xml:space="preserve"> </w:t>
       </w:r>
       <w:proofErr w:type="spellStart"/>
       <w:r>
@@ -30229,12 +30073,12 @@
         <w:pStyle w:val="Titolo2"/>
         <w:jc w:val="both"/>
       </w:pPr>
-      <w:bookmarkStart w:id="33" w:name="_Toc242796263"/>
+      <w:bookmarkStart w:id="36" w:name="_Toc242797234"/>
       <w:r>
         <w:lastRenderedPageBreak/>
         <w:t>Come ci si arriva: due sequenze</w:t>
       </w:r>
-      <w:bookmarkEnd w:id="33"/>
+      <w:bookmarkEnd w:id="36"/>
     </w:p>
     <w:p>
       <w:pPr>
@@ -30720,111 +30564,27 @@
         <w:pStyle w:val="Titolo2"/>
         <w:jc w:val="both"/>
       </w:pPr>
-      <w:bookmarkStart w:id="34" w:name="_Toc242796264"/>
+      <w:bookmarkStart w:id="37" w:name="_Toc242797235"/>
       <w:r>
         <w:t>La sostenibilità sull’architettura di destinazione</w:t>
       </w:r>
-      <w:bookmarkEnd w:id="34"/>
+      <w:bookmarkEnd w:id="37"/>
     </w:p>
     <w:p>
       <w:pPr>
         <w:jc w:val="both"/>
       </w:pPr>
       <w:r>
-        <w:t>La soluzione è stata concepita a partire dal mondo Java, che è la parte più grande del sistema. Che regga anche sul front-end Angular è verificato voce per voce nel sottocapitolo «Un solo impianto per due generazioni di front-end», e il modo di armonizzare i due mondi — con il Backend For Frontend — è descritto in «Armonizzare il vecchio e il nuovo». Restano i punti da definire qui sotto.</w:t>
+        <w:t xml:space="preserve">La soluzione è stata concepita a partire dal mondo Java, che è la parte più grande del sistema. Che regga anche sul front-end Angular è verificato voce per voce nel sottocapitolo «Un solo impianto per due generazioni di front-end», e il modo di armonizzare i due mondi — con il Backend For Frontend — è descritto in «Armonizzare il vecchio e il nuovo». Restano i punti da </w:t>
       </w:r>
       <w:proofErr w:type="spellStart"/>
       <w:r>
-        <w:rPr>
-          <w:bCs/>
-        </w:rPr>
-      </w:r>
-      <w:r>
-        <w:rPr>
-          <w:bCs/>
-        </w:rPr>
-      </w:r>
-      <w:r>
-        <w:rPr>
-          <w:bCs/>
-        </w:rPr>
+        <w:t>definire</w:t>
       </w:r>
       <w:proofErr w:type="spellEnd"/>
       <w:r>
-        <w:rPr>
-          <w:bCs/>
-        </w:rPr>
-      </w:r>
-      <w:proofErr w:type="spellStart"/>
-      <w:r>
-        <w:rPr>
-          <w:bCs/>
-        </w:rPr>
-      </w:r>
-      <w:proofErr w:type="spellEnd"/>
-      <w:r>
-        <w:rPr>
-          <w:bCs/>
-        </w:rPr>
-      </w:r>
-      <w:proofErr w:type="spellStart"/>
-      <w:r>
-        <w:rPr>
-          <w:bCs/>
-        </w:rPr>
-      </w:r>
-      <w:proofErr w:type="spellEnd"/>
-      <w:r>
-        <w:rPr>
-          <w:bCs/>
-        </w:rPr>
-      </w:r>
-      <w:r/>
-      <w:proofErr w:type="gramStart"/>
-      <w:r/>
-      <w:proofErr w:type="gramEnd"/>
-      <w:r/>
-      <w:r/>
-      <w:proofErr w:type="spellStart"/>
-      <w:r/>
-      <w:proofErr w:type="spellEnd"/>
-      <w:r/>
-      <w:proofErr w:type="spellStart"/>
-      <w:r/>
-      <w:proofErr w:type="spellEnd"/>
-      <w:r/>
-      <w:proofErr w:type="spellStart"/>
-      <w:r/>
-      <w:proofErr w:type="spellEnd"/>
-      <w:r/>
-      <w:proofErr w:type="spellStart"/>
-      <w:r/>
-      <w:proofErr w:type="spellEnd"/>
-      <w:r/>
-      <w:proofErr w:type="spellStart"/>
-      <w:r/>
-      <w:proofErr w:type="spellEnd"/>
-      <w:r/>
-      <w:proofErr w:type="spellStart"/>
-      <w:r/>
-      <w:proofErr w:type="spellEnd"/>
-      <w:r/>
-      <w:proofErr w:type="spellStart"/>
-      <w:r/>
-      <w:proofErr w:type="spellEnd"/>
-      <w:r/>
-      <w:proofErr w:type="spellStart"/>
-      <w:r/>
-      <w:proofErr w:type="spellEnd"/>
-      <w:r/>
-      <w:proofErr w:type="spellStart"/>
-      <w:r/>
-      <w:proofErr w:type="spellEnd"/>
-      <w:r/>
-      <w:proofErr w:type="spellStart"/>
-      <w:r/>
-      <w:proofErr w:type="spellEnd"/>
-      <w:r/>
+        <w:t xml:space="preserve"> qui sotto.</w:t>
+      </w:r>
     </w:p>
     <w:tbl>
       <w:tblPr>
@@ -31060,7 +30820,14 @@
               <w:rPr>
                 <w:sz w:val="18"/>
               </w:rPr>
-              <w:t>La shell carica i remote a runtime; il disegno del back-office prevede quattro remote sotto un’unica shell, più quello delle operazioni di postazione.</w:t>
+              <w:t xml:space="preserve">La shell carica i remote a runtime; il disegno del back-office prevede quattro remote sotto </w:t>
+            </w:r>
+            <w:r>
+              <w:rPr>
+                <w:sz w:val="18"/>
+              </w:rPr>
+              <w:lastRenderedPageBreak/>
+              <w:t>un’unica shell, più quello delle operazioni di postazione.</w:t>
             </w:r>
           </w:p>
         </w:tc>
@@ -31079,14 +30846,15 @@
               <w:rPr>
                 <w:sz w:val="18"/>
               </w:rPr>
-              <w:t xml:space="preserve">Un BFF per shell, non per micro-frontend. Vanno verificati due dettagli che passano inosservati finché non rompono: da dove si serve il manifesto dei remote, e che il cookie di sessione resti valido per le chiamate del </w:t>
-            </w:r>
-            <w:r>
-              <w:rPr>
-                <w:sz w:val="18"/>
-              </w:rPr>
               <w:lastRenderedPageBreak/>
-              <w:t>browser (origine e attributo SameSite coerenti).</w:t>
+              <w:t xml:space="preserve">Un BFF per shell, non per micro-frontend. Vanno verificati due dettagli che passano inosservati finché non rompono: da dove si </w:t>
+            </w:r>
+            <w:r>
+              <w:rPr>
+                <w:sz w:val="18"/>
+              </w:rPr>
+              <w:lastRenderedPageBreak/>
+              <w:t>serve il manifesto dei remote, e che il cookie di sessione resti valido per le chiamate del browser (origine e attributo SameSite coerenti).</w:t>
             </w:r>
           </w:p>
         </w:tc>
@@ -31538,11 +31306,11 @@
         <w:pStyle w:val="Titolo2"/>
         <w:jc w:val="both"/>
       </w:pPr>
-      <w:bookmarkStart w:id="35" w:name="_Toc242796265"/>
+      <w:bookmarkStart w:id="38" w:name="_Toc242797236"/>
       <w:r>
         <w:t>Che cosa cambia rispetto a oggi</w:t>
       </w:r>
-      <w:bookmarkEnd w:id="35"/>
+      <w:bookmarkEnd w:id="38"/>
     </w:p>
     <w:tbl>
       <w:tblPr>
@@ -31924,6 +31692,7 @@
               <w:rPr>
                 <w:sz w:val="18"/>
               </w:rPr>
+              <w:lastRenderedPageBreak/>
               <w:t>Emittenti di gettoni</w:t>
             </w:r>
           </w:p>
@@ -32024,7 +31793,6 @@
               <w:rPr>
                 <w:sz w:val="18"/>
               </w:rPr>
-              <w:lastRenderedPageBreak/>
               <w:t>Tracciamento degli accessi</w:t>
             </w:r>
           </w:p>
@@ -32118,11 +31886,11 @@
         <w:pStyle w:val="Titolo2"/>
         <w:jc w:val="both"/>
       </w:pPr>
-      <w:bookmarkStart w:id="36" w:name="_Toc242796266"/>
+      <w:bookmarkStart w:id="39" w:name="_Toc242797237"/>
       <w:r>
         <w:t>Prerequisiti e adempimenti</w:t>
       </w:r>
-      <w:bookmarkEnd w:id="36"/>
+      <w:bookmarkEnd w:id="39"/>
     </w:p>
     <w:p>
       <w:pPr>
@@ -32502,7 +32270,15 @@
       </w:r>
       <w:proofErr w:type="gramEnd"/>
       <w:r>
-        <w:t xml:space="preserve"> non hanno una clausola che chiuda tutto ciò che non è esplicitamente consentito: finché resta così, un accesso robusto davanti a servizi aperti non migliora la sicurezza complessiva. Si fa in giorni e non dipende da </w:t>
+        <w:t xml:space="preserve"> non hanno una clausola che chiuda tutto ciò che non è esplicitamente consentito: finché resta così, un accesso robusto davanti a servizi aperti non migliora la sicurezza complessiva. Si fa in giorni e non </w:t>
+      </w:r>
+      <w:proofErr w:type="spellStart"/>
+      <w:r>
+        <w:t>dipende</w:t>
+      </w:r>
+      <w:proofErr w:type="spellEnd"/>
+      <w:r>
+        <w:t xml:space="preserve"> da </w:t>
       </w:r>
       <w:proofErr w:type="spellStart"/>
       <w:r>
@@ -32547,12 +32323,12 @@
         <w:pStyle w:val="Titolo1"/>
         <w:jc w:val="both"/>
       </w:pPr>
-      <w:bookmarkStart w:id="37" w:name="_Toc242796267"/>
+      <w:bookmarkStart w:id="40" w:name="_Toc242797238"/>
       <w:r>
         <w:lastRenderedPageBreak/>
         <w:t>I ruoli: che cosa porta IAM e come si introducono</w:t>
       </w:r>
-      <w:bookmarkEnd w:id="37"/>
+      <w:bookmarkEnd w:id="40"/>
     </w:p>
     <w:p>
       <w:pPr>
@@ -32567,11 +32343,11 @@
         <w:pStyle w:val="Titolo2"/>
         <w:jc w:val="both"/>
       </w:pPr>
-      <w:bookmarkStart w:id="38" w:name="_Toc242796268"/>
+      <w:bookmarkStart w:id="41" w:name="_Toc242797239"/>
       <w:r>
         <w:t>Che cosa porta IAM, e che cosa non porta</w:t>
       </w:r>
-      <w:bookmarkEnd w:id="38"/>
+      <w:bookmarkEnd w:id="41"/>
     </w:p>
     <w:p>
       <w:pPr>
@@ -33296,11 +33072,11 @@
         <w:pStyle w:val="Titolo2"/>
         <w:jc w:val="both"/>
       </w:pPr>
-      <w:bookmarkStart w:id="39" w:name="_Toc242796269"/>
+      <w:bookmarkStart w:id="42" w:name="_Toc242797240"/>
       <w:r>
         <w:t>Perché i gruppi LDAP non possono fare i ruoli di SIPO</w:t>
       </w:r>
-      <w:bookmarkEnd w:id="39"/>
+      <w:bookmarkEnd w:id="42"/>
     </w:p>
     <w:p>
       <w:pPr>
@@ -33385,12 +33161,12 @@
         <w:pStyle w:val="Titolo2"/>
         <w:jc w:val="both"/>
       </w:pPr>
-      <w:bookmarkStart w:id="40" w:name="_Toc242796270"/>
+      <w:bookmarkStart w:id="43" w:name="_Toc242797241"/>
       <w:r>
         <w:lastRenderedPageBreak/>
         <w:t>Lo stato di fatto: un ruolo, quattro nomi</w:t>
       </w:r>
-      <w:bookmarkEnd w:id="40"/>
+      <w:bookmarkEnd w:id="43"/>
     </w:p>
     <w:p>
       <w:pPr>
@@ -33727,11 +33503,11 @@
         <w:pStyle w:val="Titolo2"/>
         <w:jc w:val="both"/>
       </w:pPr>
-      <w:bookmarkStart w:id="41" w:name="_Toc242796271"/>
+      <w:bookmarkStart w:id="44" w:name="_Toc242797242"/>
       <w:r>
         <w:t>Il permesso è una quaterna, non un’appartenenza</w:t>
       </w:r>
-      <w:bookmarkEnd w:id="41"/>
+      <w:bookmarkEnd w:id="44"/>
     </w:p>
     <w:p>
       <w:pPr>
@@ -33834,7 +33610,15 @@
         <w:t xml:space="preserve">. </w:t>
       </w:r>
       <w:r>
-        <w:t xml:space="preserve">Ogni utente nuovo va abilitato funzionalità per funzionalità, ed è esattamente il </w:t>
+        <w:t xml:space="preserve">Ogni utente nuovo va abilitato funzionalità per funzionalità, ed è </w:t>
+      </w:r>
+      <w:proofErr w:type="spellStart"/>
+      <w:r>
+        <w:t>esattamente</w:t>
+      </w:r>
+      <w:proofErr w:type="spellEnd"/>
+      <w:r>
+        <w:t xml:space="preserve"> il </w:t>
       </w:r>
       <w:proofErr w:type="spellStart"/>
       <w:r>
@@ -33887,7 +33671,7 @@
         <w:pStyle w:val="Titolo2"/>
         <w:jc w:val="both"/>
       </w:pPr>
-      <w:bookmarkStart w:id="42" w:name="_Toc242796272"/>
+      <w:bookmarkStart w:id="45" w:name="_Toc242797243"/>
       <w:r>
         <w:lastRenderedPageBreak/>
         <w:t xml:space="preserve">Che cosa i ruoli proteggono oggi: il menu, </w:t>
@@ -33900,7 +33684,7 @@
       <w:r>
         <w:t xml:space="preserve"> servizi</w:t>
       </w:r>
-      <w:bookmarkEnd w:id="42"/>
+      <w:bookmarkEnd w:id="45"/>
     </w:p>
     <w:p>
       <w:pPr>
@@ -34386,11 +34170,11 @@
         <w:pStyle w:val="Titolo2"/>
         <w:jc w:val="both"/>
       </w:pPr>
-      <w:bookmarkStart w:id="43" w:name="_Toc242796273"/>
+      <w:bookmarkStart w:id="46" w:name="_Toc242797244"/>
       <w:r>
         <w:t>Come si introducono: due livelli, un registro</w:t>
       </w:r>
-      <w:bookmarkEnd w:id="43"/>
+      <w:bookmarkEnd w:id="46"/>
     </w:p>
     <w:p>
       <w:pPr>
@@ -34932,11 +34716,11 @@
         <w:pStyle w:val="Titolo2"/>
         <w:jc w:val="both"/>
       </w:pPr>
-      <w:bookmarkStart w:id="44" w:name="_Toc242796274"/>
+      <w:bookmarkStart w:id="47" w:name="_Toc242797245"/>
       <w:r>
         <w:t>La matrice iniziale si ricava dai dati, non si scrive a mano</w:t>
       </w:r>
-      <w:bookmarkEnd w:id="44"/>
+      <w:bookmarkEnd w:id="47"/>
     </w:p>
     <w:p>
       <w:pPr>
@@ -35359,11 +35143,11 @@
         <w:pStyle w:val="Titolo2"/>
         <w:jc w:val="both"/>
       </w:pPr>
-      <w:bookmarkStart w:id="45" w:name="_Toc242796275"/>
+      <w:bookmarkStart w:id="48" w:name="_Toc242797246"/>
       <w:r>
         <w:t>Il primo ruolo, e la riga che lo rende deterministico</w:t>
       </w:r>
-      <w:bookmarkEnd w:id="45"/>
+      <w:bookmarkEnd w:id="48"/>
     </w:p>
     <w:p>
       <w:pPr>
@@ -35443,11 +35227,11 @@
         <w:pStyle w:val="Titolo2"/>
         <w:jc w:val="both"/>
       </w:pPr>
-      <w:bookmarkStart w:id="46" w:name="_Toc242796276"/>
+      <w:bookmarkStart w:id="49" w:name="_Toc242797247"/>
       <w:r>
         <w:t>Dove si amministra</w:t>
       </w:r>
-      <w:bookmarkEnd w:id="46"/>
+      <w:bookmarkEnd w:id="49"/>
     </w:p>
     <w:p>
       <w:pPr>
@@ -35462,12 +35246,12 @@
         <w:pStyle w:val="Titolo2"/>
         <w:jc w:val="both"/>
       </w:pPr>
-      <w:bookmarkStart w:id="47" w:name="_Toc242796277"/>
+      <w:bookmarkStart w:id="50" w:name="_Toc242797248"/>
       <w:r>
         <w:lastRenderedPageBreak/>
         <w:t>Due possibilità ancora aperte: una matrice o due</w:t>
       </w:r>
-      <w:bookmarkEnd w:id="47"/>
+      <w:bookmarkEnd w:id="50"/>
     </w:p>
     <w:p>
       <w:pPr>
@@ -35760,11 +35544,11 @@
         <w:pStyle w:val="Titolo2"/>
         <w:jc w:val="both"/>
       </w:pPr>
-      <w:bookmarkStart w:id="48" w:name="_Toc242796278"/>
+      <w:bookmarkStart w:id="51" w:name="_Toc242797249"/>
       <w:r>
         <w:t>Come i ruoli e i gruppi arrivano nelle pagine Thymeleaf</w:t>
       </w:r>
-      <w:bookmarkEnd w:id="48"/>
+      <w:bookmarkEnd w:id="51"/>
     </w:p>
     <w:p>
       <w:pPr>
@@ -36366,11 +36150,11 @@
         <w:pStyle w:val="Titolo2"/>
         <w:jc w:val="both"/>
       </w:pPr>
-      <w:bookmarkStart w:id="49" w:name="_Toc242796279"/>
+      <w:bookmarkStart w:id="52" w:name="_Toc242797250"/>
       <w:r>
         <w:t>La verifica preliminare</w:t>
       </w:r>
-      <w:bookmarkEnd w:id="49"/>
+      <w:bookmarkEnd w:id="52"/>
     </w:p>
     <w:p>
       <w:pPr>
@@ -36942,20 +36726,6 @@
               <w:szCs w:val="22"/>
             </w:rPr>
             <w:t>Codice Documento v0.6</w:t>
-          </w:r>
-          <w:r>
-            <w:rPr>
-              <w:noProof/>
-              <w:sz w:val="22"/>
-              <w:szCs w:val="22"/>
-            </w:rPr>
-          </w:r>
-          <w:r>
-            <w:rPr>
-              <w:noProof/>
-              <w:sz w:val="22"/>
-              <w:szCs w:val="22"/>
-            </w:rPr>
           </w:r>
         </w:p>
       </w:tc>
@@ -39958,6 +39728,15 @@
 </file>
 
 <file path=customXml/item1.xml><?xml version="1.0" encoding="utf-8"?>
+<?mso-contentType ?>
+<FormTemplates xmlns="http://schemas.microsoft.com/sharepoint/v3/contenttype/forms">
+  <Display>DocumentLibraryForm</Display>
+  <Edit>DocumentLibraryForm</Edit>
+  <New>DocumentLibraryForm</New>
+</FormTemplates>
+</file>
+
+<file path=customXml/item2.xml><?xml version="1.0" encoding="utf-8"?>
 <ct:contentTypeSchema xmlns:ct="http://schemas.microsoft.com/office/2006/metadata/contentType" xmlns:ma="http://schemas.microsoft.com/office/2006/metadata/properties/metaAttributes" ct:_="" ma:_="" ma:contentTypeName="Documento" ma:contentTypeID="0x0101000F70AD27AC816949BF7C819E6DFFF475" ma:contentTypeVersion="7" ma:contentTypeDescription="Creare un nuovo documento." ma:contentTypeScope="" ma:versionID="a3c63e874e08f7b0b0412d3283f410be">
   <xsd:schema xmlns:xsd="http://www.w3.org/2001/XMLSchema" xmlns:xs="http://www.w3.org/2001/XMLSchema" xmlns:p="http://schemas.microsoft.com/office/2006/metadata/properties" xmlns:ns2="320850a0-50f7-4a29-83a2-c11c7ba2e4a4" targetNamespace="http://schemas.microsoft.com/office/2006/metadata/properties" ma:root="true" ma:fieldsID="37eddf013746b268a4a345f63c84cd04" ns2:_="">
     <xsd:import namespace="320850a0-50f7-4a29-83a2-c11c7ba2e4a4"/>
@@ -40119,26 +39898,25 @@
 </ct:contentTypeSchema>
 </file>
 
-<file path=customXml/item2.xml><?xml version="1.0" encoding="utf-8"?>
-<?mso-contentType ?>
-<FormTemplates xmlns="http://schemas.microsoft.com/sharepoint/v3/contenttype/forms">
-  <Display>DocumentLibraryForm</Display>
-  <Edit>DocumentLibraryForm</Edit>
-  <New>DocumentLibraryForm</New>
-</FormTemplates>
-</file>
-
 <file path=customXml/item3.xml><?xml version="1.0" encoding="utf-8"?>
-<b:Sources xmlns:b="http://schemas.openxmlformats.org/officeDocument/2006/bibliography" xmlns="http://schemas.openxmlformats.org/officeDocument/2006/bibliography" SelectedStyle="\APASixthEditionOfficeOnline.xsl" StyleName="APA" Version="6"/>
-</file>
-
-<file path=customXml/item4.xml><?xml version="1.0" encoding="utf-8"?>
 <p:properties xmlns:p="http://schemas.microsoft.com/office/2006/metadata/properties" xmlns:xsi="http://www.w3.org/2001/XMLSchema-instance" xmlns:pc="http://schemas.microsoft.com/office/infopath/2007/PartnerControls">
   <documentManagement/>
 </p:properties>
 </file>
 
+<file path=customXml/item4.xml><?xml version="1.0" encoding="utf-8"?>
+<b:Sources xmlns:b="http://schemas.openxmlformats.org/officeDocument/2006/bibliography" xmlns="http://schemas.openxmlformats.org/officeDocument/2006/bibliography" SelectedStyle="\APASixthEditionOfficeOnline.xsl" StyleName="APA" Version="6"/>
+</file>
+
 <file path=customXml/itemProps1.xml><?xml version="1.0" encoding="utf-8"?>
+<ds:datastoreItem xmlns:ds="http://schemas.openxmlformats.org/officeDocument/2006/customXml" ds:itemID="{F99C4A69-2199-4F0E-B095-005F11429EED}">
+  <ds:schemaRefs>
+    <ds:schemaRef ds:uri="http://schemas.microsoft.com/sharepoint/v3/contenttype/forms"/>
+  </ds:schemaRefs>
+</ds:datastoreItem>
+</file>
+
+<file path=customXml/itemProps2.xml><?xml version="1.0" encoding="utf-8"?>
 <ds:datastoreItem xmlns:ds="http://schemas.openxmlformats.org/officeDocument/2006/customXml" ds:itemID="{B3715E09-15E7-413A-9BF3-994B1F4DCEA0}">
   <ds:schemaRefs>
     <ds:schemaRef ds:uri="http://schemas.microsoft.com/office/2006/metadata/contentType"/>
@@ -40156,27 +39934,19 @@
 </ds:datastoreItem>
 </file>
 
-<file path=customXml/itemProps2.xml><?xml version="1.0" encoding="utf-8"?>
-<ds:datastoreItem xmlns:ds="http://schemas.openxmlformats.org/officeDocument/2006/customXml" ds:itemID="{F99C4A69-2199-4F0E-B095-005F11429EED}">
+<file path=customXml/itemProps3.xml><?xml version="1.0" encoding="utf-8"?>
+<ds:datastoreItem xmlns:ds="http://schemas.openxmlformats.org/officeDocument/2006/customXml" ds:itemID="{DE4C094D-D12A-45EF-90D1-D76D17B6E427}">
   <ds:schemaRefs>
-    <ds:schemaRef ds:uri="http://schemas.microsoft.com/sharepoint/v3/contenttype/forms"/>
-  </ds:schemaRefs>
-</ds:datastoreItem>
-</file>
-
-<file path=customXml/itemProps3.xml><?xml version="1.0" encoding="utf-8"?>
-<ds:datastoreItem xmlns:ds="http://schemas.openxmlformats.org/officeDocument/2006/customXml" ds:itemID="{BC6D8BCE-58E4-46C3-BADD-1867298A33AD}">
-  <ds:schemaRefs>
-    <ds:schemaRef ds:uri="http://schemas.openxmlformats.org/officeDocument/2006/bibliography"/>
+    <ds:schemaRef ds:uri="http://schemas.microsoft.com/office/2006/metadata/properties"/>
+    <ds:schemaRef ds:uri="http://schemas.microsoft.com/office/infopath/2007/PartnerControls"/>
   </ds:schemaRefs>
 </ds:datastoreItem>
 </file>
 
 <file path=customXml/itemProps4.xml><?xml version="1.0" encoding="utf-8"?>
-<ds:datastoreItem xmlns:ds="http://schemas.openxmlformats.org/officeDocument/2006/customXml" ds:itemID="{DE4C094D-D12A-45EF-90D1-D76D17B6E427}">
+<ds:datastoreItem xmlns:ds="http://schemas.openxmlformats.org/officeDocument/2006/customXml" ds:itemID="{BC6D8BCE-58E4-46C3-BADD-1867298A33AD}">
   <ds:schemaRefs>
-    <ds:schemaRef ds:uri="http://schemas.microsoft.com/office/2006/metadata/properties"/>
-    <ds:schemaRef ds:uri="http://schemas.microsoft.com/office/infopath/2007/PartnerControls"/>
+    <ds:schemaRef ds:uri="http://schemas.openxmlformats.org/officeDocument/2006/bibliography"/>
   </ds:schemaRefs>
 </ds:datastoreItem>
 </file>
